--- a/最终提交材料/数据结构与算法课程实践——综合性实验报告（模板）-252学期.docx
+++ b/最终提交材料/数据结构与算法课程实践——综合性实验报告（模板）-252学期.docx
@@ -6361,5317 +6361,861 @@
       <w:bookmarkEnd w:id="9"/>
     </w:p>
     <w:p>
-      <w:pPr>
-        <w:bidi w:val="0"/>
-        <w:ind w:firstLine="420" w:firstLineChars="0"/>
-        <w:rPr>
-          <w:rFonts w:hint="eastAsia"/>
-          <w:color w:val="auto"/>
-          <w:lang w:val="en-US" w:eastAsia="zh-CN"/>
-        </w:rPr>
-      </w:pPr>
-      <w:r>
-        <w:rPr>
-          <w:rFonts w:hint="default"/>
-          <w:sz w:val="24"/>
-          <w:szCs w:val="24"/>
-        </w:rPr>
-        <w:t>根据系统业务需求和三人分工方案，本系统需要完成车辆入场、车位分配、满位排队、车辆出场、费用结算、实时查找、收入统计和数据持久化等业务。因此，程序需要处理的数据对象不仅包括车辆和车位，还包括在场记录、等待队列、空闲车位栈、车牌索引、计费规则、历史交易记录和系统全局状态。</w:t>
-      </w:r>
-    </w:p>
-    <w:p>
-      <w:pPr>
-        <w:keepNext w:val="0"/>
-        <w:keepLines w:val="0"/>
-        <w:widowControl/>
-        <w:numPr>
-          <w:ilvl w:val="0"/>
-          <w:numId w:val="5"/>
-        </w:numPr>
-        <w:suppressLineNumbers w:val="0"/>
-        <w:ind w:firstLine="420" w:firstLineChars="0"/>
-        <w:jc w:val="left"/>
-        <w:rPr>
-          <w:rFonts w:hint="eastAsia"/>
-          <w:color w:val="0070C0"/>
-          <w:lang w:val="en-US" w:eastAsia="zh-CN"/>
-        </w:rPr>
-      </w:pPr>
-      <w:r>
-        <w:rPr>
-          <w:rFonts w:hint="eastAsia"/>
-          <w:color w:val="auto"/>
-          <w:lang w:val="en-US" w:eastAsia="zh-CN"/>
-        </w:rPr>
-        <w:t>分析确定程序要处理的各数据对象</w:t>
-      </w:r>
-      <w:r>
-        <w:rPr>
-          <w:rFonts w:hint="eastAsia"/>
-          <w:color w:val="0070C0"/>
-          <w:lang w:val="en-US" w:eastAsia="zh-CN"/>
-        </w:rPr>
-        <w:t>。</w:t>
-      </w:r>
-    </w:p>
-    <w:p>
-      <w:pPr>
-        <w:ind w:firstLine="420"/>
-        <w:rPr>
-          <w:rFonts w:hint="eastAsia"/>
-          <w:color w:val="auto"/>
-          <w:lang w:val="en-US" w:eastAsia="zh-CN"/>
-        </w:rPr>
-      </w:pPr>
-      <w:r>
-        <w:rPr>
-          <w:rFonts w:ascii="宋体" w:hAnsi="宋体" w:eastAsia="宋体"/>
-          <w:b w:val="0"/>
-          <w:sz w:val="21"/>
-        </w:rPr>
-        <w:t>系统需要处理的数据对象如下：</w:t>
-      </w:r>
-    </w:p>
-    <w:p>
-      <w:pPr>
-        <w:bidi w:val="0"/>
-      </w:pPr>
-      <w:r>
-        <w:t>1. 数据对象清单</w:t>
-      </w:r>
-    </w:p>
-    <w:tbl>
-      <w:tblPr>
-        <w:tblStyle w:val="20"/>
-        <w:tblW w:w="0" w:type="auto"/>
-        <w:tblInd w:w="0" w:type="dxa"/>
-        <w:tblBorders>
-          <w:top w:val="single" w:color="000000" w:themeColor="text1" w:sz="8" w:space="0"/>
-          <w:left w:val="single" w:color="000000" w:themeColor="text1" w:sz="8" w:space="0"/>
-          <w:bottom w:val="single" w:color="000000" w:themeColor="text1" w:sz="8" w:space="0"/>
-          <w:right w:val="single" w:color="000000" w:themeColor="text1" w:sz="8" w:space="0"/>
-          <w:insideH w:val="single" w:color="000000" w:themeColor="text1" w:sz="8" w:space="0"/>
-          <w:insideV w:val="single" w:color="000000" w:themeColor="text1" w:sz="8" w:space="0"/>
-        </w:tblBorders>
-        <w:tblLayout w:type="autofit"/>
-        <w:tblCellMar>
-          <w:top w:w="0" w:type="dxa"/>
-          <w:left w:w="108" w:type="dxa"/>
-          <w:bottom w:w="0" w:type="dxa"/>
-          <w:right w:w="108" w:type="dxa"/>
-        </w:tblCellMar>
-      </w:tblPr>
-      <w:tblGrid>
-        <w:gridCol w:w="2160"/>
-        <w:gridCol w:w="2160"/>
-        <w:gridCol w:w="2160"/>
-        <w:gridCol w:w="2160"/>
-      </w:tblGrid>
-      <w:tr>
-        <w:tblPrEx>
-          <w:tblBorders>
-            <w:top w:val="single" w:color="000000" w:themeColor="text1" w:sz="8" w:space="0"/>
-            <w:left w:val="single" w:color="000000" w:themeColor="text1" w:sz="8" w:space="0"/>
-            <w:bottom w:val="single" w:color="000000" w:themeColor="text1" w:sz="8" w:space="0"/>
-            <w:right w:val="single" w:color="000000" w:themeColor="text1" w:sz="8" w:space="0"/>
-            <w:insideH w:val="single" w:color="000000" w:themeColor="text1" w:sz="8" w:space="0"/>
-            <w:insideV w:val="single" w:color="000000" w:themeColor="text1" w:sz="8" w:space="0"/>
-          </w:tblBorders>
-        </w:tblPrEx>
-        <w:tc>
-          <w:tcPr>
-            <w:tcW w:w="2160" w:type="dxa"/>
-          </w:tcPr>
-          <w:p>
-            <w:pPr>
-              <w:spacing w:after="0" w:line="240" w:lineRule="auto"/>
-            </w:pPr>
-            <w:r>
-              <w:t>序号</w:t>
-            </w:r>
-          </w:p>
-        </w:tc>
-        <w:tc>
-          <w:tcPr>
-            <w:tcW w:w="2160" w:type="dxa"/>
-          </w:tcPr>
-          <w:p>
-            <w:pPr>
-              <w:spacing w:after="0" w:line="240" w:lineRule="auto"/>
-            </w:pPr>
-            <w:r>
-              <w:t>数据对象</w:t>
-            </w:r>
-          </w:p>
-        </w:tc>
-        <w:tc>
-          <w:tcPr>
-            <w:tcW w:w="2160" w:type="dxa"/>
-          </w:tcPr>
-          <w:p>
-            <w:pPr>
-              <w:spacing w:after="0" w:line="240" w:lineRule="auto"/>
-            </w:pPr>
-            <w:r>
-              <w:t>存储结构</w:t>
-            </w:r>
-          </w:p>
-        </w:tc>
-        <w:tc>
-          <w:tcPr>
-            <w:tcW w:w="2160" w:type="dxa"/>
-          </w:tcPr>
-          <w:p>
-            <w:pPr>
-              <w:spacing w:after="0" w:line="240" w:lineRule="auto"/>
-            </w:pPr>
-            <w:r>
-              <w:t>主要作用</w:t>
-            </w:r>
-          </w:p>
-        </w:tc>
-      </w:tr>
-      <w:tr>
-        <w:tblPrEx>
-          <w:tblBorders>
-            <w:top w:val="single" w:color="000000" w:themeColor="text1" w:sz="8" w:space="0"/>
-            <w:left w:val="single" w:color="000000" w:themeColor="text1" w:sz="8" w:space="0"/>
-            <w:bottom w:val="single" w:color="000000" w:themeColor="text1" w:sz="8" w:space="0"/>
-            <w:right w:val="single" w:color="000000" w:themeColor="text1" w:sz="8" w:space="0"/>
-            <w:insideH w:val="single" w:color="000000" w:themeColor="text1" w:sz="8" w:space="0"/>
-            <w:insideV w:val="single" w:color="000000" w:themeColor="text1" w:sz="8" w:space="0"/>
-          </w:tblBorders>
-          <w:tblCellMar>
-            <w:top w:w="0" w:type="dxa"/>
-            <w:left w:w="108" w:type="dxa"/>
-            <w:bottom w:w="0" w:type="dxa"/>
-            <w:right w:w="108" w:type="dxa"/>
-          </w:tblCellMar>
-        </w:tblPrEx>
-        <w:tc>
-          <w:tcPr>
-            <w:tcW w:w="2160" w:type="dxa"/>
-          </w:tcPr>
-          <w:p>
-            <w:pPr>
-              <w:spacing w:after="0" w:line="240" w:lineRule="auto"/>
-            </w:pPr>
-            <w:r>
-              <w:t>1</w:t>
-            </w:r>
-          </w:p>
-        </w:tc>
-        <w:tc>
-          <w:tcPr>
-            <w:tcW w:w="2160" w:type="dxa"/>
-          </w:tcPr>
-          <w:p>
-            <w:pPr>
-              <w:spacing w:after="0" w:line="240" w:lineRule="auto"/>
-            </w:pPr>
-            <w:r>
-              <w:t>SpotLocation</w:t>
-            </w:r>
-          </w:p>
-        </w:tc>
-        <w:tc>
-          <w:tcPr>
-            <w:tcW w:w="2160" w:type="dxa"/>
-          </w:tcPr>
-          <w:p>
-            <w:pPr>
-              <w:spacing w:after="0" w:line="240" w:lineRule="auto"/>
-            </w:pPr>
-            <w:r>
-              <w:t>三元组</w:t>
-            </w:r>
-          </w:p>
-        </w:tc>
-        <w:tc>
-          <w:tcPr>
-            <w:tcW w:w="2160" w:type="dxa"/>
-          </w:tcPr>
-          <w:p>
-            <w:pPr>
-              <w:spacing w:after="0" w:line="240" w:lineRule="auto"/>
-            </w:pPr>
-            <w:r>
-              <w:t>车位三维坐标（楼层、行、列）</w:t>
-            </w:r>
-          </w:p>
-        </w:tc>
-      </w:tr>
-      <w:tr>
-        <w:tblPrEx>
-          <w:tblBorders>
-            <w:top w:val="single" w:color="000000" w:themeColor="text1" w:sz="8" w:space="0"/>
-            <w:left w:val="single" w:color="000000" w:themeColor="text1" w:sz="8" w:space="0"/>
-            <w:bottom w:val="single" w:color="000000" w:themeColor="text1" w:sz="8" w:space="0"/>
-            <w:right w:val="single" w:color="000000" w:themeColor="text1" w:sz="8" w:space="0"/>
-            <w:insideH w:val="single" w:color="000000" w:themeColor="text1" w:sz="8" w:space="0"/>
-            <w:insideV w:val="single" w:color="000000" w:themeColor="text1" w:sz="8" w:space="0"/>
-          </w:tblBorders>
-          <w:tblCellMar>
-            <w:top w:w="0" w:type="dxa"/>
-            <w:left w:w="108" w:type="dxa"/>
-            <w:bottom w:w="0" w:type="dxa"/>
-            <w:right w:w="108" w:type="dxa"/>
-          </w:tblCellMar>
-        </w:tblPrEx>
-        <w:tc>
-          <w:tcPr>
-            <w:tcW w:w="2160" w:type="dxa"/>
-          </w:tcPr>
-          <w:p>
-            <w:pPr>
-              <w:spacing w:after="0" w:line="240" w:lineRule="auto"/>
-            </w:pPr>
-            <w:r>
-              <w:t>2</w:t>
-            </w:r>
-          </w:p>
-        </w:tc>
-        <w:tc>
-          <w:tcPr>
-            <w:tcW w:w="2160" w:type="dxa"/>
-          </w:tcPr>
-          <w:p>
-            <w:pPr>
-              <w:spacing w:after="0" w:line="240" w:lineRule="auto"/>
-            </w:pPr>
-            <w:r>
-              <w:t>ParkingSpot</w:t>
-            </w:r>
-          </w:p>
-        </w:tc>
-        <w:tc>
-          <w:tcPr>
-            <w:tcW w:w="2160" w:type="dxa"/>
-          </w:tcPr>
-          <w:p>
-            <w:pPr>
-              <w:spacing w:after="0" w:line="240" w:lineRule="auto"/>
-            </w:pPr>
-            <w:r>
-              <w:t>三维数组</w:t>
-            </w:r>
-          </w:p>
-        </w:tc>
-        <w:tc>
-          <w:tcPr>
-            <w:tcW w:w="2160" w:type="dxa"/>
-          </w:tcPr>
-          <w:p>
-            <w:pPr>
-              <w:spacing w:after="0" w:line="240" w:lineRule="auto"/>
-            </w:pPr>
-            <w:r>
-              <w:t>单个车位状态及占用车辆</w:t>
-            </w:r>
-          </w:p>
-        </w:tc>
-      </w:tr>
-      <w:tr>
-        <w:tblPrEx>
-          <w:tblBorders>
-            <w:top w:val="single" w:color="000000" w:themeColor="text1" w:sz="8" w:space="0"/>
-            <w:left w:val="single" w:color="000000" w:themeColor="text1" w:sz="8" w:space="0"/>
-            <w:bottom w:val="single" w:color="000000" w:themeColor="text1" w:sz="8" w:space="0"/>
-            <w:right w:val="single" w:color="000000" w:themeColor="text1" w:sz="8" w:space="0"/>
-            <w:insideH w:val="single" w:color="000000" w:themeColor="text1" w:sz="8" w:space="0"/>
-            <w:insideV w:val="single" w:color="000000" w:themeColor="text1" w:sz="8" w:space="0"/>
-          </w:tblBorders>
-          <w:tblCellMar>
-            <w:top w:w="0" w:type="dxa"/>
-            <w:left w:w="108" w:type="dxa"/>
-            <w:bottom w:w="0" w:type="dxa"/>
-            <w:right w:w="108" w:type="dxa"/>
-          </w:tblCellMar>
-        </w:tblPrEx>
-        <w:tc>
-          <w:tcPr>
-            <w:tcW w:w="2160" w:type="dxa"/>
-          </w:tcPr>
-          <w:p>
-            <w:pPr>
-              <w:spacing w:after="0" w:line="240" w:lineRule="auto"/>
-            </w:pPr>
-            <w:r>
-              <w:t>3</w:t>
-            </w:r>
-          </w:p>
-        </w:tc>
-        <w:tc>
-          <w:tcPr>
-            <w:tcW w:w="2160" w:type="dxa"/>
-          </w:tcPr>
-          <w:p>
-            <w:pPr>
-              <w:spacing w:after="0" w:line="240" w:lineRule="auto"/>
-            </w:pPr>
-            <w:r>
-              <w:t>VehicleRecord</w:t>
-            </w:r>
-          </w:p>
-        </w:tc>
-        <w:tc>
-          <w:tcPr>
-            <w:tcW w:w="2160" w:type="dxa"/>
-          </w:tcPr>
-          <w:p>
-            <w:pPr>
-              <w:spacing w:after="0" w:line="240" w:lineRule="auto"/>
-            </w:pPr>
-            <w:r>
-              <w:t>指针</w:t>
-            </w:r>
-          </w:p>
-        </w:tc>
-        <w:tc>
-          <w:tcPr>
-            <w:tcW w:w="2160" w:type="dxa"/>
-          </w:tcPr>
-          <w:p>
-            <w:pPr>
-              <w:spacing w:after="0" w:line="240" w:lineRule="auto"/>
-            </w:pPr>
-            <w:r>
-              <w:t>在场车辆记录（车牌、位置、时间）</w:t>
-            </w:r>
-          </w:p>
-        </w:tc>
-      </w:tr>
-      <w:tr>
-        <w:tblPrEx>
-          <w:tblBorders>
-            <w:top w:val="single" w:color="000000" w:themeColor="text1" w:sz="8" w:space="0"/>
-            <w:left w:val="single" w:color="000000" w:themeColor="text1" w:sz="8" w:space="0"/>
-            <w:bottom w:val="single" w:color="000000" w:themeColor="text1" w:sz="8" w:space="0"/>
-            <w:right w:val="single" w:color="000000" w:themeColor="text1" w:sz="8" w:space="0"/>
-            <w:insideH w:val="single" w:color="000000" w:themeColor="text1" w:sz="8" w:space="0"/>
-            <w:insideV w:val="single" w:color="000000" w:themeColor="text1" w:sz="8" w:space="0"/>
-          </w:tblBorders>
-          <w:tblCellMar>
-            <w:top w:w="0" w:type="dxa"/>
-            <w:left w:w="108" w:type="dxa"/>
-            <w:bottom w:w="0" w:type="dxa"/>
-            <w:right w:w="108" w:type="dxa"/>
-          </w:tblCellMar>
-        </w:tblPrEx>
-        <w:tc>
-          <w:tcPr>
-            <w:tcW w:w="2160" w:type="dxa"/>
-          </w:tcPr>
-          <w:p>
-            <w:pPr>
-              <w:spacing w:after="0" w:line="240" w:lineRule="auto"/>
-            </w:pPr>
-            <w:r>
-              <w:t>4</w:t>
-            </w:r>
-          </w:p>
-        </w:tc>
-        <w:tc>
-          <w:tcPr>
-            <w:tcW w:w="2160" w:type="dxa"/>
-          </w:tcPr>
-          <w:p>
-            <w:pPr>
-              <w:spacing w:after="0" w:line="240" w:lineRule="auto"/>
-            </w:pPr>
-            <w:r>
-              <w:t>FreeSpotStack</w:t>
-            </w:r>
-          </w:p>
-        </w:tc>
-        <w:tc>
-          <w:tcPr>
-            <w:tcW w:w="2160" w:type="dxa"/>
-          </w:tcPr>
-          <w:p>
-            <w:pPr>
-              <w:spacing w:after="0" w:line="240" w:lineRule="auto"/>
-            </w:pPr>
-            <w:r>
-              <w:t>顺序栈</w:t>
-            </w:r>
-          </w:p>
-        </w:tc>
-        <w:tc>
-          <w:tcPr>
-            <w:tcW w:w="2160" w:type="dxa"/>
-          </w:tcPr>
-          <w:p>
-            <w:pPr>
-              <w:spacing w:after="0" w:line="240" w:lineRule="auto"/>
-            </w:pPr>
-            <w:r>
-              <w:t>空闲车位集合，O(1)分配释放</w:t>
-            </w:r>
-          </w:p>
-        </w:tc>
-      </w:tr>
-      <w:tr>
-        <w:tblPrEx>
-          <w:tblBorders>
-            <w:top w:val="single" w:color="000000" w:themeColor="text1" w:sz="8" w:space="0"/>
-            <w:left w:val="single" w:color="000000" w:themeColor="text1" w:sz="8" w:space="0"/>
-            <w:bottom w:val="single" w:color="000000" w:themeColor="text1" w:sz="8" w:space="0"/>
-            <w:right w:val="single" w:color="000000" w:themeColor="text1" w:sz="8" w:space="0"/>
-            <w:insideH w:val="single" w:color="000000" w:themeColor="text1" w:sz="8" w:space="0"/>
-            <w:insideV w:val="single" w:color="000000" w:themeColor="text1" w:sz="8" w:space="0"/>
-          </w:tblBorders>
-          <w:tblCellMar>
-            <w:top w:w="0" w:type="dxa"/>
-            <w:left w:w="108" w:type="dxa"/>
-            <w:bottom w:w="0" w:type="dxa"/>
-            <w:right w:w="108" w:type="dxa"/>
-          </w:tblCellMar>
-        </w:tblPrEx>
-        <w:tc>
-          <w:tcPr>
-            <w:tcW w:w="2160" w:type="dxa"/>
-          </w:tcPr>
-          <w:p>
-            <w:pPr>
-              <w:spacing w:after="0" w:line="240" w:lineRule="auto"/>
-            </w:pPr>
-            <w:r>
-              <w:t>5</w:t>
-            </w:r>
-          </w:p>
-        </w:tc>
-        <w:tc>
-          <w:tcPr>
-            <w:tcW w:w="2160" w:type="dxa"/>
-          </w:tcPr>
-          <w:p>
-            <w:pPr>
-              <w:spacing w:after="0" w:line="240" w:lineRule="auto"/>
-            </w:pPr>
-            <w:r>
-              <w:t>QueueNode</w:t>
-            </w:r>
-          </w:p>
-        </w:tc>
-        <w:tc>
-          <w:tcPr>
-            <w:tcW w:w="2160" w:type="dxa"/>
-          </w:tcPr>
-          <w:p>
-            <w:pPr>
-              <w:spacing w:after="0" w:line="240" w:lineRule="auto"/>
-            </w:pPr>
-            <w:r>
-              <w:t>链表节点</w:t>
-            </w:r>
-          </w:p>
-        </w:tc>
-        <w:tc>
-          <w:tcPr>
-            <w:tcW w:w="2160" w:type="dxa"/>
-          </w:tcPr>
-          <w:p>
-            <w:pPr>
-              <w:spacing w:after="0" w:line="240" w:lineRule="auto"/>
-            </w:pPr>
-            <w:r>
-              <w:t>等待车辆信息</w:t>
-            </w:r>
-          </w:p>
-        </w:tc>
-      </w:tr>
-      <w:tr>
-        <w:tblPrEx>
-          <w:tblBorders>
-            <w:top w:val="single" w:color="000000" w:themeColor="text1" w:sz="8" w:space="0"/>
-            <w:left w:val="single" w:color="000000" w:themeColor="text1" w:sz="8" w:space="0"/>
-            <w:bottom w:val="single" w:color="000000" w:themeColor="text1" w:sz="8" w:space="0"/>
-            <w:right w:val="single" w:color="000000" w:themeColor="text1" w:sz="8" w:space="0"/>
-            <w:insideH w:val="single" w:color="000000" w:themeColor="text1" w:sz="8" w:space="0"/>
-            <w:insideV w:val="single" w:color="000000" w:themeColor="text1" w:sz="8" w:space="0"/>
-          </w:tblBorders>
-          <w:tblCellMar>
-            <w:top w:w="0" w:type="dxa"/>
-            <w:left w:w="108" w:type="dxa"/>
-            <w:bottom w:w="0" w:type="dxa"/>
-            <w:right w:w="108" w:type="dxa"/>
-          </w:tblCellMar>
-        </w:tblPrEx>
-        <w:tc>
-          <w:tcPr>
-            <w:tcW w:w="2160" w:type="dxa"/>
-          </w:tcPr>
-          <w:p>
-            <w:pPr>
-              <w:spacing w:after="0" w:line="240" w:lineRule="auto"/>
-            </w:pPr>
-            <w:r>
-              <w:t>6</w:t>
-            </w:r>
-          </w:p>
-        </w:tc>
-        <w:tc>
-          <w:tcPr>
-            <w:tcW w:w="2160" w:type="dxa"/>
-          </w:tcPr>
-          <w:p>
-            <w:pPr>
-              <w:spacing w:after="0" w:line="240" w:lineRule="auto"/>
-            </w:pPr>
-            <w:r>
-              <w:t>WaitingQueue</w:t>
-            </w:r>
-          </w:p>
-        </w:tc>
-        <w:tc>
-          <w:tcPr>
-            <w:tcW w:w="2160" w:type="dxa"/>
-          </w:tcPr>
-          <w:p>
-            <w:pPr>
-              <w:spacing w:after="0" w:line="240" w:lineRule="auto"/>
-            </w:pPr>
-            <w:r>
-              <w:t>链式队列</w:t>
-            </w:r>
-          </w:p>
-        </w:tc>
-        <w:tc>
-          <w:tcPr>
-            <w:tcW w:w="2160" w:type="dxa"/>
-          </w:tcPr>
-          <w:p>
-            <w:pPr>
-              <w:spacing w:after="0" w:line="240" w:lineRule="auto"/>
-            </w:pPr>
-            <w:r>
-              <w:t>满位排队管理，FIFO逻辑</w:t>
-            </w:r>
-          </w:p>
-        </w:tc>
-      </w:tr>
-      <w:tr>
-        <w:tblPrEx>
-          <w:tblBorders>
-            <w:top w:val="single" w:color="000000" w:themeColor="text1" w:sz="8" w:space="0"/>
-            <w:left w:val="single" w:color="000000" w:themeColor="text1" w:sz="8" w:space="0"/>
-            <w:bottom w:val="single" w:color="000000" w:themeColor="text1" w:sz="8" w:space="0"/>
-            <w:right w:val="single" w:color="000000" w:themeColor="text1" w:sz="8" w:space="0"/>
-            <w:insideH w:val="single" w:color="000000" w:themeColor="text1" w:sz="8" w:space="0"/>
-            <w:insideV w:val="single" w:color="000000" w:themeColor="text1" w:sz="8" w:space="0"/>
-          </w:tblBorders>
-          <w:tblCellMar>
-            <w:top w:w="0" w:type="dxa"/>
-            <w:left w:w="108" w:type="dxa"/>
-            <w:bottom w:w="0" w:type="dxa"/>
-            <w:right w:w="108" w:type="dxa"/>
-          </w:tblCellMar>
-        </w:tblPrEx>
-        <w:tc>
-          <w:tcPr>
-            <w:tcW w:w="2160" w:type="dxa"/>
-          </w:tcPr>
-          <w:p>
-            <w:pPr>
-              <w:spacing w:after="0" w:line="240" w:lineRule="auto"/>
-            </w:pPr>
-            <w:r>
-              <w:t>7</w:t>
-            </w:r>
-          </w:p>
-        </w:tc>
-        <w:tc>
-          <w:tcPr>
-            <w:tcW w:w="2160" w:type="dxa"/>
-          </w:tcPr>
-          <w:p>
-            <w:pPr>
-              <w:spacing w:after="0" w:line="240" w:lineRule="auto"/>
-            </w:pPr>
-            <w:r>
-              <w:t>HTNode</w:t>
-            </w:r>
-          </w:p>
-        </w:tc>
-        <w:tc>
-          <w:tcPr>
-            <w:tcW w:w="2160" w:type="dxa"/>
-          </w:tcPr>
-          <w:p>
-            <w:pPr>
-              <w:spacing w:after="0" w:line="240" w:lineRule="auto"/>
-            </w:pPr>
-            <w:r>
-              <w:t>链表节点</w:t>
-            </w:r>
-          </w:p>
-        </w:tc>
-        <w:tc>
-          <w:tcPr>
-            <w:tcW w:w="2160" w:type="dxa"/>
-          </w:tcPr>
-          <w:p>
-            <w:pPr>
-              <w:spacing w:after="0" w:line="240" w:lineRule="auto"/>
-            </w:pPr>
-            <w:r>
-              <w:t>车牌到车辆的哈希映射</w:t>
-            </w:r>
-          </w:p>
-        </w:tc>
-      </w:tr>
-      <w:tr>
-        <w:tblPrEx>
-          <w:tblBorders>
-            <w:top w:val="single" w:color="000000" w:themeColor="text1" w:sz="8" w:space="0"/>
-            <w:left w:val="single" w:color="000000" w:themeColor="text1" w:sz="8" w:space="0"/>
-            <w:bottom w:val="single" w:color="000000" w:themeColor="text1" w:sz="8" w:space="0"/>
-            <w:right w:val="single" w:color="000000" w:themeColor="text1" w:sz="8" w:space="0"/>
-            <w:insideH w:val="single" w:color="000000" w:themeColor="text1" w:sz="8" w:space="0"/>
-            <w:insideV w:val="single" w:color="000000" w:themeColor="text1" w:sz="8" w:space="0"/>
-          </w:tblBorders>
-          <w:tblCellMar>
-            <w:top w:w="0" w:type="dxa"/>
-            <w:left w:w="108" w:type="dxa"/>
-            <w:bottom w:w="0" w:type="dxa"/>
-            <w:right w:w="108" w:type="dxa"/>
-          </w:tblCellMar>
-        </w:tblPrEx>
-        <w:tc>
-          <w:tcPr>
-            <w:tcW w:w="2160" w:type="dxa"/>
-          </w:tcPr>
-          <w:p>
-            <w:pPr>
-              <w:spacing w:after="0" w:line="240" w:lineRule="auto"/>
-            </w:pPr>
-            <w:r>
-              <w:t>8</w:t>
-            </w:r>
-          </w:p>
-        </w:tc>
-        <w:tc>
-          <w:tcPr>
-            <w:tcW w:w="2160" w:type="dxa"/>
-          </w:tcPr>
-          <w:p>
-            <w:pPr>
-              <w:spacing w:after="0" w:line="240" w:lineRule="auto"/>
-            </w:pPr>
-            <w:r>
-              <w:t>HashMap</w:t>
-            </w:r>
-          </w:p>
-        </w:tc>
-        <w:tc>
-          <w:tcPr>
-            <w:tcW w:w="2160" w:type="dxa"/>
-          </w:tcPr>
-          <w:p>
-            <w:pPr>
-              <w:spacing w:after="0" w:line="240" w:lineRule="auto"/>
-            </w:pPr>
-            <w:r>
-              <w:t>哈希表</w:t>
-            </w:r>
-          </w:p>
-        </w:tc>
-        <w:tc>
-          <w:tcPr>
-            <w:tcW w:w="2160" w:type="dxa"/>
-          </w:tcPr>
-          <w:p>
-            <w:pPr>
-              <w:spacing w:after="0" w:line="240" w:lineRule="auto"/>
-            </w:pPr>
-            <w:r>
-              <w:t>车牌索引，O(1)查询</w:t>
-            </w:r>
-          </w:p>
-        </w:tc>
-      </w:tr>
-      <w:tr>
-        <w:tblPrEx>
-          <w:tblBorders>
-            <w:top w:val="single" w:color="000000" w:themeColor="text1" w:sz="8" w:space="0"/>
-            <w:left w:val="single" w:color="000000" w:themeColor="text1" w:sz="8" w:space="0"/>
-            <w:bottom w:val="single" w:color="000000" w:themeColor="text1" w:sz="8" w:space="0"/>
-            <w:right w:val="single" w:color="000000" w:themeColor="text1" w:sz="8" w:space="0"/>
-            <w:insideH w:val="single" w:color="000000" w:themeColor="text1" w:sz="8" w:space="0"/>
-            <w:insideV w:val="single" w:color="000000" w:themeColor="text1" w:sz="8" w:space="0"/>
-          </w:tblBorders>
-          <w:tblCellMar>
-            <w:top w:w="0" w:type="dxa"/>
-            <w:left w:w="108" w:type="dxa"/>
-            <w:bottom w:w="0" w:type="dxa"/>
-            <w:right w:w="108" w:type="dxa"/>
-          </w:tblCellMar>
-        </w:tblPrEx>
-        <w:tc>
-          <w:tcPr>
-            <w:tcW w:w="2160" w:type="dxa"/>
-          </w:tcPr>
-          <w:p>
-            <w:pPr>
-              <w:spacing w:after="0" w:line="240" w:lineRule="auto"/>
-            </w:pPr>
-            <w:r>
-              <w:t>9</w:t>
-            </w:r>
-          </w:p>
-        </w:tc>
-        <w:tc>
-          <w:tcPr>
-            <w:tcW w:w="2160" w:type="dxa"/>
-          </w:tcPr>
-          <w:p>
-            <w:pPr>
-              <w:spacing w:after="0" w:line="240" w:lineRule="auto"/>
-            </w:pPr>
-            <w:r>
-              <w:t>FeeRule</w:t>
-            </w:r>
-          </w:p>
-        </w:tc>
-        <w:tc>
-          <w:tcPr>
-            <w:tcW w:w="2160" w:type="dxa"/>
-          </w:tcPr>
-          <w:p>
-            <w:pPr>
-              <w:spacing w:after="0" w:line="240" w:lineRule="auto"/>
-            </w:pPr>
-            <w:r>
-              <w:t>结构体</w:t>
-            </w:r>
-          </w:p>
-        </w:tc>
-        <w:tc>
-          <w:tcPr>
-            <w:tcW w:w="2160" w:type="dxa"/>
-          </w:tcPr>
-          <w:p>
-            <w:pPr>
-              <w:spacing w:after="0" w:line="240" w:lineRule="auto"/>
-            </w:pPr>
-            <w:r>
-              <w:t>计费规则（起步价、时间费率）</w:t>
-            </w:r>
-          </w:p>
-        </w:tc>
-      </w:tr>
-      <w:tr>
-        <w:tblPrEx>
-          <w:tblBorders>
-            <w:top w:val="single" w:color="000000" w:themeColor="text1" w:sz="8" w:space="0"/>
-            <w:left w:val="single" w:color="000000" w:themeColor="text1" w:sz="8" w:space="0"/>
-            <w:bottom w:val="single" w:color="000000" w:themeColor="text1" w:sz="8" w:space="0"/>
-            <w:right w:val="single" w:color="000000" w:themeColor="text1" w:sz="8" w:space="0"/>
-            <w:insideH w:val="single" w:color="000000" w:themeColor="text1" w:sz="8" w:space="0"/>
-            <w:insideV w:val="single" w:color="000000" w:themeColor="text1" w:sz="8" w:space="0"/>
-          </w:tblBorders>
-          <w:tblCellMar>
-            <w:top w:w="0" w:type="dxa"/>
-            <w:left w:w="108" w:type="dxa"/>
-            <w:bottom w:w="0" w:type="dxa"/>
-            <w:right w:w="108" w:type="dxa"/>
-          </w:tblCellMar>
-        </w:tblPrEx>
-        <w:tc>
-          <w:tcPr>
-            <w:tcW w:w="2160" w:type="dxa"/>
-          </w:tcPr>
-          <w:p>
-            <w:pPr>
-              <w:spacing w:after="0" w:line="240" w:lineRule="auto"/>
-            </w:pPr>
-            <w:r>
-              <w:t>10</w:t>
-            </w:r>
-          </w:p>
-        </w:tc>
-        <w:tc>
-          <w:tcPr>
-            <w:tcW w:w="2160" w:type="dxa"/>
-          </w:tcPr>
-          <w:p>
-            <w:pPr>
-              <w:spacing w:after="0" w:line="240" w:lineRule="auto"/>
-            </w:pPr>
-            <w:r>
-              <w:t>TransactionRecord</w:t>
-            </w:r>
-          </w:p>
-        </w:tc>
-        <w:tc>
-          <w:tcPr>
-            <w:tcW w:w="2160" w:type="dxa"/>
-          </w:tcPr>
-          <w:p>
-            <w:pPr>
-              <w:spacing w:after="0" w:line="240" w:lineRule="auto"/>
-            </w:pPr>
-            <w:r>
-              <w:t>动态数组</w:t>
-            </w:r>
-          </w:p>
-        </w:tc>
-        <w:tc>
-          <w:tcPr>
-            <w:tcW w:w="2160" w:type="dxa"/>
-          </w:tcPr>
-          <w:p>
-            <w:pPr>
-              <w:spacing w:after="0" w:line="240" w:lineRule="auto"/>
-            </w:pPr>
-            <w:r>
-              <w:t>历史交易记录</w:t>
-            </w:r>
-          </w:p>
-        </w:tc>
-      </w:tr>
-      <w:tr>
-        <w:tblPrEx>
-          <w:tblBorders>
-            <w:top w:val="single" w:color="000000" w:themeColor="text1" w:sz="8" w:space="0"/>
-            <w:left w:val="single" w:color="000000" w:themeColor="text1" w:sz="8" w:space="0"/>
-            <w:bottom w:val="single" w:color="000000" w:themeColor="text1" w:sz="8" w:space="0"/>
-            <w:right w:val="single" w:color="000000" w:themeColor="text1" w:sz="8" w:space="0"/>
-            <w:insideH w:val="single" w:color="000000" w:themeColor="text1" w:sz="8" w:space="0"/>
-            <w:insideV w:val="single" w:color="000000" w:themeColor="text1" w:sz="8" w:space="0"/>
-          </w:tblBorders>
-          <w:tblCellMar>
-            <w:top w:w="0" w:type="dxa"/>
-            <w:left w:w="108" w:type="dxa"/>
-            <w:bottom w:w="0" w:type="dxa"/>
-            <w:right w:w="108" w:type="dxa"/>
-          </w:tblCellMar>
-        </w:tblPrEx>
-        <w:tc>
-          <w:tcPr>
-            <w:tcW w:w="2160" w:type="dxa"/>
-          </w:tcPr>
-          <w:p>
-            <w:pPr>
-              <w:spacing w:after="0" w:line="240" w:lineRule="auto"/>
-            </w:pPr>
-            <w:r>
-              <w:t>11</w:t>
-            </w:r>
-          </w:p>
-        </w:tc>
-        <w:tc>
-          <w:tcPr>
-            <w:tcW w:w="2160" w:type="dxa"/>
-          </w:tcPr>
-          <w:p>
-            <w:pPr>
-              <w:spacing w:after="0" w:line="240" w:lineRule="auto"/>
-            </w:pPr>
-            <w:r>
-              <w:t>ParkingSystem</w:t>
-            </w:r>
-          </w:p>
-        </w:tc>
-        <w:tc>
-          <w:tcPr>
-            <w:tcW w:w="2160" w:type="dxa"/>
-          </w:tcPr>
-          <w:p>
-            <w:pPr>
-              <w:spacing w:after="0" w:line="240" w:lineRule="auto"/>
-            </w:pPr>
-            <w:r>
-              <w:t>聚合结构</w:t>
-            </w:r>
-          </w:p>
-        </w:tc>
-        <w:tc>
-          <w:tcPr>
-            <w:tcW w:w="2160" w:type="dxa"/>
-          </w:tcPr>
-          <w:p>
-            <w:pPr>
-              <w:spacing w:after="0" w:line="240" w:lineRule="auto"/>
-            </w:pPr>
-            <w:r>
-              <w:t>系统全局状态</w:t>
-            </w:r>
-          </w:p>
-        </w:tc>
-      </w:tr>
-      <w:tr>
-        <w:tblPrEx>
-          <w:tblBorders>
-            <w:top w:val="single" w:color="000000" w:themeColor="text1" w:sz="8" w:space="0"/>
-            <w:left w:val="single" w:color="000000" w:themeColor="text1" w:sz="8" w:space="0"/>
-            <w:bottom w:val="single" w:color="000000" w:themeColor="text1" w:sz="8" w:space="0"/>
-            <w:right w:val="single" w:color="000000" w:themeColor="text1" w:sz="8" w:space="0"/>
-            <w:insideH w:val="single" w:color="000000" w:themeColor="text1" w:sz="8" w:space="0"/>
-            <w:insideV w:val="single" w:color="000000" w:themeColor="text1" w:sz="8" w:space="0"/>
-          </w:tblBorders>
-          <w:tblCellMar>
-            <w:top w:w="0" w:type="dxa"/>
-            <w:left w:w="108" w:type="dxa"/>
-            <w:bottom w:w="0" w:type="dxa"/>
-            <w:right w:w="108" w:type="dxa"/>
-          </w:tblCellMar>
-        </w:tblPrEx>
-        <w:tc>
-          <w:tcPr>
-            <w:tcW w:w="2160" w:type="dxa"/>
-          </w:tcPr>
-          <w:p>
-            <w:pPr>
-              <w:spacing w:after="0" w:line="240" w:lineRule="auto"/>
-            </w:pPr>
-            <w:r>
-              <w:t>12</w:t>
-            </w:r>
-          </w:p>
-        </w:tc>
-        <w:tc>
-          <w:tcPr>
-            <w:tcW w:w="2160" w:type="dxa"/>
-          </w:tcPr>
-          <w:p>
-            <w:pPr>
-              <w:spacing w:after="0" w:line="240" w:lineRule="auto"/>
-            </w:pPr>
-            <w:r>
-              <w:t>StatisticData</w:t>
-            </w:r>
-          </w:p>
-        </w:tc>
-        <w:tc>
-          <w:tcPr>
-            <w:tcW w:w="2160" w:type="dxa"/>
-          </w:tcPr>
-          <w:p>
-            <w:pPr>
-              <w:spacing w:after="0" w:line="240" w:lineRule="auto"/>
-            </w:pPr>
-            <w:r>
-              <w:t>派生数据</w:t>
-            </w:r>
-          </w:p>
-        </w:tc>
-        <w:tc>
-          <w:tcPr>
-            <w:tcW w:w="2160" w:type="dxa"/>
-          </w:tcPr>
-          <w:p>
-            <w:pPr>
-              <w:spacing w:after="0" w:line="240" w:lineRule="auto"/>
-            </w:pPr>
-            <w:r>
-              <w:t>统计结果（收入、热度）</w:t>
-            </w:r>
-          </w:p>
-        </w:tc>
-      </w:tr>
-    </w:tbl>
-    <w:p>
-      <w:pPr>
-        <w:keepNext w:val="0"/>
-        <w:keepLines w:val="0"/>
-        <w:widowControl/>
-        <w:numPr>
-          <w:ilvl w:val="0"/>
-          <w:numId w:val="0"/>
-        </w:numPr>
-        <w:suppressLineNumbers w:val="0"/>
-        <w:jc w:val="left"/>
-        <w:rPr>
-          <w:rFonts w:hint="eastAsia"/>
-          <w:color w:val="auto"/>
-          <w:lang w:val="en-US" w:eastAsia="zh-CN"/>
-        </w:rPr>
-      </w:pPr>
-    </w:p>
-    <w:p>
-      <w:pPr>
-        <w:bidi w:val="0"/>
-        <w:rPr>
-          <w:rFonts w:hint="eastAsia"/>
-          <w:lang w:val="en-US" w:eastAsia="zh-CN"/>
-        </w:rPr>
-      </w:pPr>
-      <w:r>
-        <w:rPr>
-          <w:rFonts w:hint="eastAsia"/>
-          <w:lang w:val="en-US" w:eastAsia="zh-CN"/>
-        </w:rPr>
-        <w:t>1.车位位置对象 `SpotLocation`</w:t>
-      </w:r>
-    </w:p>
-    <w:p>
-      <w:pPr>
-        <w:bidi w:val="0"/>
-        <w:rPr>
-          <w:rFonts w:hint="eastAsia"/>
-          <w:lang w:val="en-US" w:eastAsia="zh-CN"/>
-        </w:rPr>
-      </w:pPr>
-      <w:r>
-        <w:rPr>
-          <w:rFonts w:hint="eastAsia"/>
-          <w:lang w:val="en-US" w:eastAsia="zh-CN"/>
-        </w:rPr>
-        <w:t>SpotLocation 用于唯一标识一个车位在立体停车场中的空间位置。</w:t>
-      </w:r>
-    </w:p>
-    <w:p>
-      <w:pPr>
-        <w:bidi w:val="0"/>
-        <w:rPr>
-          <w:rFonts w:hint="eastAsia"/>
-          <w:lang w:val="en-US" w:eastAsia="zh-CN"/>
-        </w:rPr>
-      </w:pPr>
-      <w:r>
-        <w:rPr>
-          <w:rFonts w:hint="eastAsia"/>
-          <w:lang w:val="en-US" w:eastAsia="zh-CN"/>
-        </w:rPr>
-        <w:t>数据项：floor；含义：楼层编号；类型：int；值范围：0 ~ FLOORS-1，本系统为 0 ~ 2</w:t>
-      </w:r>
-    </w:p>
-    <w:p>
-      <w:pPr>
-        <w:bidi w:val="0"/>
-        <w:rPr>
-          <w:rFonts w:hint="eastAsia"/>
-          <w:lang w:val="en-US" w:eastAsia="zh-CN"/>
-        </w:rPr>
-      </w:pPr>
-      <w:r>
-        <w:rPr>
-          <w:rFonts w:hint="eastAsia"/>
-          <w:lang w:val="en-US" w:eastAsia="zh-CN"/>
-        </w:rPr>
-        <w:t>数据项：row；含义：行编号；类型：int；值范围：0 ~ ROWS-1，本系统为 0 ~ 3</w:t>
-      </w:r>
-    </w:p>
-    <w:p>
-      <w:pPr>
-        <w:bidi w:val="0"/>
-        <w:rPr>
-          <w:rFonts w:hint="eastAsia"/>
-          <w:lang w:val="en-US" w:eastAsia="zh-CN"/>
-        </w:rPr>
-      </w:pPr>
-      <w:r>
-        <w:rPr>
-          <w:rFonts w:hint="eastAsia"/>
-          <w:lang w:val="en-US" w:eastAsia="zh-CN"/>
-        </w:rPr>
-        <w:t>数据项：col；含义：列编号；类型：int；值范围：0 ~ COLS-1，本系统为 0 ~ 4</w:t>
-      </w:r>
-    </w:p>
-    <w:p>
-      <w:pPr>
-        <w:bidi w:val="0"/>
-        <w:rPr>
-          <w:rFonts w:hint="eastAsia"/>
-          <w:lang w:val="en-US" w:eastAsia="zh-CN"/>
-        </w:rPr>
-      </w:pPr>
-    </w:p>
-    <w:p>
-      <w:pPr>
-        <w:bidi w:val="0"/>
-        <w:rPr>
-          <w:rFonts w:hint="eastAsia"/>
-          <w:lang w:val="en-US" w:eastAsia="zh-CN"/>
-        </w:rPr>
-      </w:pPr>
-      <w:r>
-        <w:rPr>
-          <w:rFonts w:hint="eastAsia"/>
-          <w:lang w:val="en-US" w:eastAsia="zh-CN"/>
-        </w:rPr>
-        <w:t>结构特点：</w:t>
-      </w:r>
-    </w:p>
-    <w:p>
-      <w:pPr>
-        <w:bidi w:val="0"/>
-        <w:rPr>
-          <w:rFonts w:hint="eastAsia"/>
-          <w:lang w:val="en-US" w:eastAsia="zh-CN"/>
-        </w:rPr>
-      </w:pPr>
-      <w:r>
-        <w:rPr>
-          <w:rFonts w:hint="eastAsia"/>
-          <w:lang w:val="en-US" w:eastAsia="zh-CN"/>
-        </w:rPr>
-        <w:t>三元组结构。</w:t>
-      </w:r>
-    </w:p>
-    <w:p>
-      <w:pPr>
-        <w:bidi w:val="0"/>
-        <w:rPr>
-          <w:rFonts w:hint="eastAsia"/>
-          <w:lang w:val="en-US" w:eastAsia="zh-CN"/>
-        </w:rPr>
-      </w:pPr>
-      <w:r>
-        <w:rPr>
-          <w:rFonts w:hint="eastAsia"/>
-          <w:lang w:val="en-US" w:eastAsia="zh-CN"/>
-        </w:rPr>
-        <w:t>与 ParkingSpot、VehicleRecord、TransactionRecord 均有关联。</w:t>
-      </w:r>
-    </w:p>
-    <w:p>
-      <w:pPr>
-        <w:bidi w:val="0"/>
-        <w:rPr>
-          <w:rFonts w:hint="eastAsia"/>
-          <w:lang w:val="en-US" w:eastAsia="zh-CN"/>
-        </w:rPr>
-      </w:pPr>
-      <w:r>
-        <w:rPr>
-          <w:rFonts w:hint="eastAsia"/>
-          <w:lang w:val="en-US" w:eastAsia="zh-CN"/>
-        </w:rPr>
-        <w:t>程序内部从 0 开始编号，显示给用户时可转换为 1 开始编号。</w:t>
-      </w:r>
-    </w:p>
-    <w:p>
-      <w:pPr>
-        <w:bidi w:val="0"/>
-        <w:rPr>
-          <w:rFonts w:hint="eastAsia"/>
-          <w:lang w:val="en-US" w:eastAsia="zh-CN"/>
-        </w:rPr>
-      </w:pPr>
-      <w:r>
-        <w:rPr>
-          <w:rFonts w:hint="eastAsia"/>
-          <w:lang w:val="en-US" w:eastAsia="zh-CN"/>
-        </w:rPr>
-        <w:t>ADT 描述：</w:t>
-      </w:r>
-    </w:p>
-    <w:p>
-      <w:pPr>
-        <w:bidi w:val="0"/>
-        <w:rPr>
-          <w:rFonts w:hint="eastAsia"/>
-          <w:lang w:val="en-US" w:eastAsia="zh-CN"/>
-        </w:rPr>
-      </w:pPr>
-      <w:r>
-        <w:rPr>
-          <w:rFonts w:hint="eastAsia"/>
-          <w:lang w:val="en-US" w:eastAsia="zh-CN"/>
-        </w:rPr>
-        <w:t>ADT SpotLocation {</w:t>
-      </w:r>
-    </w:p>
-    <w:p>
-      <w:pPr>
-        <w:bidi w:val="0"/>
-        <w:rPr>
-          <w:rFonts w:hint="eastAsia"/>
-          <w:lang w:val="en-US" w:eastAsia="zh-CN"/>
-        </w:rPr>
-      </w:pPr>
-      <w:r>
-        <w:rPr>
-          <w:rFonts w:hint="eastAsia"/>
-          <w:lang w:val="en-US" w:eastAsia="zh-CN"/>
-        </w:rPr>
-        <w:t xml:space="preserve">    数据对象：车位三维坐标集合。</w:t>
-      </w:r>
-    </w:p>
-    <w:p>
-      <w:pPr>
-        <w:bidi w:val="0"/>
-        <w:rPr>
-          <w:rFonts w:hint="eastAsia"/>
-          <w:lang w:val="en-US" w:eastAsia="zh-CN"/>
-        </w:rPr>
-      </w:pPr>
-      <w:r>
-        <w:rPr>
-          <w:rFonts w:hint="eastAsia"/>
-          <w:lang w:val="en-US" w:eastAsia="zh-CN"/>
-        </w:rPr>
-        <w:t xml:space="preserve">    数据关系：floor、row、col 组成一个有序三元组。</w:t>
-      </w:r>
-    </w:p>
-    <w:p>
-      <w:pPr>
-        <w:bidi w:val="0"/>
-        <w:rPr>
-          <w:rFonts w:hint="eastAsia"/>
-          <w:lang w:val="en-US" w:eastAsia="zh-CN"/>
-        </w:rPr>
-      </w:pPr>
-      <w:r>
-        <w:rPr>
-          <w:rFonts w:hint="eastAsia"/>
-          <w:lang w:val="en-US" w:eastAsia="zh-CN"/>
-        </w:rPr>
-        <w:t xml:space="preserve">    基本操作：</w:t>
-      </w:r>
-    </w:p>
-    <w:p>
-      <w:pPr>
-        <w:bidi w:val="0"/>
-        <w:rPr>
-          <w:rFonts w:hint="eastAsia"/>
-          <w:lang w:val="en-US" w:eastAsia="zh-CN"/>
-        </w:rPr>
-      </w:pPr>
-      <w:r>
-        <w:rPr>
-          <w:rFonts w:hint="eastAsia"/>
-          <w:lang w:val="en-US" w:eastAsia="zh-CN"/>
-        </w:rPr>
-        <w:t xml:space="preserve">        创建车位坐标三元组</w:t>
-      </w:r>
-    </w:p>
-    <w:p>
-      <w:pPr>
-        <w:bidi w:val="0"/>
-        <w:rPr>
-          <w:rFonts w:hint="eastAsia"/>
-          <w:lang w:val="en-US" w:eastAsia="zh-CN"/>
-        </w:rPr>
-      </w:pPr>
-      <w:r>
-        <w:rPr>
-          <w:rFonts w:hint="eastAsia"/>
-          <w:lang w:val="en-US" w:eastAsia="zh-CN"/>
-        </w:rPr>
-        <w:t xml:space="preserve">        判断两个车位坐标是否相等</w:t>
-      </w:r>
-    </w:p>
-    <w:p>
-      <w:pPr>
-        <w:bidi w:val="0"/>
-        <w:rPr>
-          <w:rFonts w:hint="eastAsia"/>
-          <w:lang w:val="en-US" w:eastAsia="zh-CN"/>
-        </w:rPr>
-      </w:pPr>
-      <w:r>
-        <w:rPr>
-          <w:rFonts w:hint="eastAsia"/>
-          <w:lang w:val="en-US" w:eastAsia="zh-CN"/>
-        </w:rPr>
-        <w:t>}</w:t>
-      </w:r>
-    </w:p>
-    <w:p>
-      <w:pPr>
-        <w:bidi w:val="0"/>
-        <w:rPr>
-          <w:rFonts w:hint="eastAsia"/>
-          <w:lang w:val="en-US" w:eastAsia="zh-CN"/>
-        </w:rPr>
-      </w:pPr>
-    </w:p>
-    <w:p>
-      <w:pPr>
-        <w:bidi w:val="0"/>
-        <w:rPr>
-          <w:rFonts w:hint="eastAsia"/>
-          <w:lang w:val="en-US" w:eastAsia="zh-CN"/>
-        </w:rPr>
-      </w:pPr>
-      <w:r>
-        <w:rPr>
-          <w:rFonts w:hint="eastAsia"/>
-          <w:lang w:val="en-US" w:eastAsia="zh-CN"/>
-        </w:rPr>
-        <w:t>2. 车位对象 `ParkingSpot`</w:t>
-      </w:r>
-    </w:p>
-    <w:p>
-      <w:pPr>
-        <w:bidi w:val="0"/>
-        <w:rPr>
-          <w:rFonts w:hint="eastAsia"/>
-          <w:lang w:val="en-US" w:eastAsia="zh-CN"/>
-        </w:rPr>
-      </w:pPr>
-      <w:r>
-        <w:rPr>
-          <w:rFonts w:hint="eastAsia"/>
-          <w:lang w:val="en-US" w:eastAsia="zh-CN"/>
-        </w:rPr>
-        <w:t>ParkingSpot 表示停车场中的一个具体车位。</w:t>
-      </w:r>
-    </w:p>
-    <w:p>
-      <w:pPr>
-        <w:bidi w:val="0"/>
-        <w:rPr>
-          <w:rFonts w:hint="eastAsia"/>
-          <w:lang w:val="en-US" w:eastAsia="zh-CN"/>
-        </w:rPr>
-      </w:pPr>
-      <w:r>
-        <w:rPr>
-          <w:rFonts w:hint="eastAsia"/>
-          <w:lang w:val="en-US" w:eastAsia="zh-CN"/>
-        </w:rPr>
-        <w:t>数据项：loc；含义：车位位置；类型：SpotLocation；值范围：合法楼层、行、列组合</w:t>
-      </w:r>
-    </w:p>
-    <w:p>
-      <w:pPr>
-        <w:bidi w:val="0"/>
-        <w:rPr>
-          <w:rFonts w:hint="eastAsia"/>
-          <w:lang w:val="en-US" w:eastAsia="zh-CN"/>
-        </w:rPr>
-      </w:pPr>
-      <w:r>
-        <w:rPr>
-          <w:rFonts w:hint="eastAsia"/>
-          <w:lang w:val="en-US" w:eastAsia="zh-CN"/>
-        </w:rPr>
-        <w:t>数据项：status；含义：车位状态；类型：SpotStatus；值范围：SPOT_FREE 或 SPOT_OCCUPIED</w:t>
-      </w:r>
-    </w:p>
-    <w:p>
-      <w:pPr>
-        <w:bidi w:val="0"/>
-        <w:rPr>
-          <w:rFonts w:hint="eastAsia"/>
-          <w:lang w:val="en-US" w:eastAsia="zh-CN"/>
-        </w:rPr>
-      </w:pPr>
-      <w:r>
-        <w:rPr>
-          <w:rFonts w:hint="eastAsia"/>
-          <w:lang w:val="en-US" w:eastAsia="zh-CN"/>
-        </w:rPr>
-        <w:t>数据项：plate；含义：占用车辆车牌；类型：char[16]；值范围：空字符串或长度 1~15 的车牌号</w:t>
-      </w:r>
-    </w:p>
-    <w:p>
-      <w:pPr>
-        <w:bidi w:val="0"/>
-        <w:rPr>
-          <w:rFonts w:hint="eastAsia"/>
-          <w:lang w:val="en-US" w:eastAsia="zh-CN"/>
-        </w:rPr>
-      </w:pPr>
-    </w:p>
-    <w:p>
-      <w:pPr>
-        <w:bidi w:val="0"/>
-        <w:rPr>
-          <w:rFonts w:hint="eastAsia"/>
-          <w:lang w:val="en-US" w:eastAsia="zh-CN"/>
-        </w:rPr>
-      </w:pPr>
-      <w:r>
-        <w:rPr>
-          <w:rFonts w:hint="eastAsia"/>
-          <w:lang w:val="en-US" w:eastAsia="zh-CN"/>
-        </w:rPr>
-        <w:t>结构特点：</w:t>
-      </w:r>
-    </w:p>
-    <w:p>
-      <w:pPr>
-        <w:bidi w:val="0"/>
-        <w:rPr>
-          <w:rFonts w:hint="eastAsia"/>
-          <w:lang w:val="en-US" w:eastAsia="zh-CN"/>
-        </w:rPr>
-      </w:pPr>
-      <w:r>
-        <w:rPr>
-          <w:rFonts w:hint="eastAsia"/>
-          <w:lang w:val="en-US" w:eastAsia="zh-CN"/>
-        </w:rPr>
-        <w:t>每个车位有唯一位置。</w:t>
-      </w:r>
-    </w:p>
-    <w:p>
-      <w:pPr>
-        <w:bidi w:val="0"/>
-        <w:rPr>
-          <w:rFonts w:hint="eastAsia"/>
-          <w:lang w:val="en-US" w:eastAsia="zh-CN"/>
-        </w:rPr>
-      </w:pPr>
-      <w:r>
-        <w:rPr>
-          <w:rFonts w:hint="eastAsia"/>
-          <w:lang w:val="en-US" w:eastAsia="zh-CN"/>
-        </w:rPr>
-        <w:t>空闲时 plate 为空字符串。</w:t>
-      </w:r>
-    </w:p>
-    <w:p>
-      <w:pPr>
-        <w:bidi w:val="0"/>
-        <w:rPr>
-          <w:rFonts w:hint="eastAsia"/>
-          <w:lang w:val="en-US" w:eastAsia="zh-CN"/>
-        </w:rPr>
-      </w:pPr>
-      <w:r>
-        <w:rPr>
-          <w:rFonts w:hint="eastAsia"/>
-          <w:lang w:val="en-US" w:eastAsia="zh-CN"/>
-        </w:rPr>
-        <w:t>占用时 plate 保存车辆车牌。</w:t>
-      </w:r>
-    </w:p>
-    <w:p>
-      <w:pPr>
-        <w:bidi w:val="0"/>
-        <w:rPr>
-          <w:rFonts w:hint="eastAsia"/>
-          <w:lang w:val="en-US" w:eastAsia="zh-CN"/>
-        </w:rPr>
-      </w:pPr>
-      <w:r>
-        <w:rPr>
-          <w:rFonts w:hint="eastAsia"/>
-          <w:lang w:val="en-US" w:eastAsia="zh-CN"/>
-        </w:rPr>
-        <w:t>所有车位组成三维数组 spots[FLOORS][ROWS][COLS]。</w:t>
-      </w:r>
-    </w:p>
-    <w:p>
-      <w:pPr>
-        <w:bidi w:val="0"/>
-        <w:rPr>
-          <w:rFonts w:hint="eastAsia"/>
-          <w:lang w:val="en-US" w:eastAsia="zh-CN"/>
-        </w:rPr>
-      </w:pPr>
-      <w:r>
-        <w:rPr>
-          <w:rFonts w:hint="eastAsia"/>
-          <w:lang w:val="en-US" w:eastAsia="zh-CN"/>
-        </w:rPr>
-        <w:t>ADT 描述：</w:t>
-      </w:r>
-    </w:p>
-    <w:p>
-      <w:pPr>
-        <w:bidi w:val="0"/>
-        <w:rPr>
-          <w:rFonts w:hint="eastAsia"/>
-          <w:lang w:val="en-US" w:eastAsia="zh-CN"/>
-        </w:rPr>
-      </w:pPr>
-      <w:r>
-        <w:rPr>
-          <w:rFonts w:hint="eastAsia"/>
-          <w:lang w:val="en-US" w:eastAsia="zh-CN"/>
-        </w:rPr>
-        <w:t>ADT ParkingSpot {</w:t>
-      </w:r>
-    </w:p>
-    <w:p>
-      <w:pPr>
-        <w:bidi w:val="0"/>
-        <w:rPr>
-          <w:rFonts w:hint="eastAsia"/>
-          <w:lang w:val="en-US" w:eastAsia="zh-CN"/>
-        </w:rPr>
-      </w:pPr>
-      <w:r>
-        <w:rPr>
-          <w:rFonts w:hint="eastAsia"/>
-          <w:lang w:val="en-US" w:eastAsia="zh-CN"/>
-        </w:rPr>
-        <w:t xml:space="preserve">    数据对象：停车场中的单个车位。</w:t>
-      </w:r>
-    </w:p>
-    <w:p>
-      <w:pPr>
-        <w:bidi w:val="0"/>
-        <w:rPr>
-          <w:rFonts w:hint="eastAsia"/>
-          <w:lang w:val="en-US" w:eastAsia="zh-CN"/>
-        </w:rPr>
-      </w:pPr>
-      <w:r>
-        <w:rPr>
-          <w:rFonts w:hint="eastAsia"/>
-          <w:lang w:val="en-US" w:eastAsia="zh-CN"/>
-        </w:rPr>
-        <w:t xml:space="preserve">    数据关系：一个车位对应一个固定 SpotLocation；同一时刻最多被一辆车占用。</w:t>
-      </w:r>
-    </w:p>
-    <w:p>
-      <w:pPr>
-        <w:bidi w:val="0"/>
-        <w:rPr>
-          <w:rFonts w:hint="eastAsia"/>
-          <w:lang w:val="en-US" w:eastAsia="zh-CN"/>
-        </w:rPr>
-      </w:pPr>
-      <w:r>
-        <w:rPr>
-          <w:rFonts w:hint="eastAsia"/>
-          <w:lang w:val="en-US" w:eastAsia="zh-CN"/>
-        </w:rPr>
-        <w:t xml:space="preserve">    基本操作：</w:t>
-      </w:r>
-    </w:p>
-    <w:p>
-      <w:pPr>
-        <w:bidi w:val="0"/>
-        <w:rPr>
-          <w:rFonts w:hint="eastAsia"/>
-          <w:lang w:val="en-US" w:eastAsia="zh-CN"/>
-        </w:rPr>
-      </w:pPr>
-      <w:r>
-        <w:rPr>
-          <w:rFonts w:hint="eastAsia"/>
-          <w:lang w:val="en-US" w:eastAsia="zh-CN"/>
-        </w:rPr>
-        <w:t xml:space="preserve">        设置车位为空闲；</w:t>
-      </w:r>
-    </w:p>
-    <w:p>
-      <w:pPr>
-        <w:bidi w:val="0"/>
-        <w:rPr>
-          <w:rFonts w:hint="eastAsia"/>
-          <w:lang w:val="en-US" w:eastAsia="zh-CN"/>
-        </w:rPr>
-      </w:pPr>
-      <w:r>
-        <w:rPr>
-          <w:rFonts w:hint="eastAsia"/>
-          <w:lang w:val="en-US" w:eastAsia="zh-CN"/>
-        </w:rPr>
-        <w:t xml:space="preserve">        设置车位为占用；</w:t>
-      </w:r>
-    </w:p>
-    <w:p>
-      <w:pPr>
-        <w:bidi w:val="0"/>
-        <w:rPr>
-          <w:rFonts w:hint="eastAsia"/>
-          <w:lang w:val="en-US" w:eastAsia="zh-CN"/>
-        </w:rPr>
-      </w:pPr>
-      <w:r>
-        <w:rPr>
-          <w:rFonts w:hint="eastAsia"/>
-          <w:lang w:val="en-US" w:eastAsia="zh-CN"/>
-        </w:rPr>
-        <w:t xml:space="preserve">        查询车位状态；</w:t>
-      </w:r>
-    </w:p>
-    <w:p>
-      <w:pPr>
-        <w:bidi w:val="0"/>
-        <w:rPr>
-          <w:rFonts w:hint="eastAsia"/>
-          <w:lang w:val="en-US" w:eastAsia="zh-CN"/>
-        </w:rPr>
-      </w:pPr>
-      <w:r>
-        <w:rPr>
-          <w:rFonts w:hint="eastAsia"/>
-          <w:lang w:val="en-US" w:eastAsia="zh-CN"/>
-        </w:rPr>
-        <w:t>}</w:t>
-      </w:r>
-    </w:p>
-    <w:p>
-      <w:pPr>
-        <w:bidi w:val="0"/>
-        <w:rPr>
-          <w:rFonts w:hint="eastAsia"/>
-          <w:lang w:val="en-US" w:eastAsia="zh-CN"/>
-        </w:rPr>
-      </w:pPr>
-    </w:p>
-    <w:p>
-      <w:pPr>
-        <w:bidi w:val="0"/>
-        <w:rPr>
-          <w:rFonts w:hint="eastAsia"/>
-          <w:lang w:val="en-US" w:eastAsia="zh-CN"/>
-        </w:rPr>
-      </w:pPr>
-      <w:r>
-        <w:rPr>
-          <w:rFonts w:hint="eastAsia"/>
-          <w:lang w:val="en-US" w:eastAsia="zh-CN"/>
-        </w:rPr>
-        <w:t>3. 在场车辆记录对象 `VehicleRecord`</w:t>
-      </w:r>
-    </w:p>
-    <w:p>
-      <w:pPr>
-        <w:bidi w:val="0"/>
-        <w:rPr>
-          <w:rFonts w:hint="eastAsia"/>
-          <w:lang w:val="en-US" w:eastAsia="zh-CN"/>
-        </w:rPr>
-      </w:pPr>
-      <w:r>
-        <w:rPr>
-          <w:rFonts w:hint="eastAsia"/>
-          <w:lang w:val="en-US" w:eastAsia="zh-CN"/>
-        </w:rPr>
-        <w:t>VehicleRecord 用于记录当前已停入车位的车辆。</w:t>
-      </w:r>
-    </w:p>
-    <w:p>
-      <w:pPr>
-        <w:bidi w:val="0"/>
-        <w:rPr>
-          <w:rFonts w:hint="eastAsia"/>
-          <w:lang w:val="en-US" w:eastAsia="zh-CN"/>
-        </w:rPr>
-      </w:pPr>
-      <w:r>
-        <w:rPr>
-          <w:rFonts w:hint="eastAsia"/>
-          <w:lang w:val="en-US" w:eastAsia="zh-CN"/>
-        </w:rPr>
-        <w:t>数据项：plate；含义：车牌号；类型：char[16]；值范围：非空，长度 1~15</w:t>
-      </w:r>
-    </w:p>
-    <w:p>
-      <w:pPr>
-        <w:bidi w:val="0"/>
-        <w:rPr>
-          <w:rFonts w:hint="eastAsia"/>
-          <w:lang w:val="en-US" w:eastAsia="zh-CN"/>
-        </w:rPr>
-      </w:pPr>
-      <w:r>
-        <w:rPr>
-          <w:rFonts w:hint="eastAsia"/>
-          <w:lang w:val="en-US" w:eastAsia="zh-CN"/>
-        </w:rPr>
-        <w:t>数据项：loc；含义：停放位置；类型：SpotLocation；值范围：当前车辆占用的合法车位</w:t>
-      </w:r>
-    </w:p>
-    <w:p>
-      <w:pPr>
-        <w:bidi w:val="0"/>
-        <w:rPr>
-          <w:rFonts w:hint="eastAsia"/>
-          <w:lang w:val="en-US" w:eastAsia="zh-CN"/>
-        </w:rPr>
-      </w:pPr>
-      <w:r>
-        <w:rPr>
-          <w:rFonts w:hint="eastAsia"/>
-          <w:lang w:val="en-US" w:eastAsia="zh-CN"/>
-        </w:rPr>
-        <w:t>数据项：entry_time；含义：入场时间；类型：time_t；值范围：合法系统时间</w:t>
-      </w:r>
-    </w:p>
-    <w:p>
-      <w:pPr>
-        <w:bidi w:val="0"/>
-        <w:rPr>
-          <w:rFonts w:hint="eastAsia"/>
-          <w:lang w:val="en-US" w:eastAsia="zh-CN"/>
-        </w:rPr>
-      </w:pPr>
-    </w:p>
-    <w:p>
-      <w:pPr>
-        <w:bidi w:val="0"/>
-        <w:rPr>
-          <w:rFonts w:hint="eastAsia"/>
-          <w:lang w:val="en-US" w:eastAsia="zh-CN"/>
-        </w:rPr>
-      </w:pPr>
-      <w:r>
-        <w:rPr>
-          <w:rFonts w:hint="eastAsia"/>
-          <w:lang w:val="en-US" w:eastAsia="zh-CN"/>
-        </w:rPr>
-        <w:t>结构特点：</w:t>
-      </w:r>
-    </w:p>
-    <w:p>
-      <w:pPr>
-        <w:bidi w:val="0"/>
-        <w:rPr>
-          <w:rFonts w:hint="eastAsia"/>
-          <w:lang w:val="en-US" w:eastAsia="zh-CN"/>
-        </w:rPr>
-      </w:pPr>
-      <w:r>
-        <w:rPr>
-          <w:rFonts w:hint="eastAsia"/>
-          <w:lang w:val="en-US" w:eastAsia="zh-CN"/>
-        </w:rPr>
-        <w:t>只保存当前在场车辆。</w:t>
-      </w:r>
-    </w:p>
-    <w:p>
-      <w:pPr>
-        <w:bidi w:val="0"/>
-        <w:rPr>
-          <w:rFonts w:hint="eastAsia"/>
-          <w:lang w:val="en-US" w:eastAsia="zh-CN"/>
-        </w:rPr>
-      </w:pPr>
-      <w:r>
-        <w:rPr>
-          <w:rFonts w:hint="eastAsia"/>
-          <w:lang w:val="en-US" w:eastAsia="zh-CN"/>
-        </w:rPr>
-        <w:t>由哈希表 HashMap 根据车牌索引。</w:t>
-      </w:r>
-    </w:p>
-    <w:p>
-      <w:pPr>
-        <w:bidi w:val="0"/>
-        <w:rPr>
-          <w:rFonts w:hint="eastAsia"/>
-          <w:lang w:val="en-US" w:eastAsia="zh-CN"/>
-        </w:rPr>
-      </w:pPr>
-      <w:r>
-        <w:rPr>
-          <w:rFonts w:hint="eastAsia"/>
-          <w:lang w:val="en-US" w:eastAsia="zh-CN"/>
-        </w:rPr>
-        <w:t>出场后从哈希表中删除，并转化为历史交易记录。</w:t>
-      </w:r>
-    </w:p>
-    <w:p>
-      <w:pPr>
-        <w:bidi w:val="0"/>
-        <w:rPr>
-          <w:rFonts w:hint="eastAsia"/>
-          <w:lang w:val="en-US" w:eastAsia="zh-CN"/>
-        </w:rPr>
-      </w:pPr>
-      <w:r>
-        <w:rPr>
-          <w:rFonts w:hint="eastAsia"/>
-          <w:lang w:val="en-US" w:eastAsia="zh-CN"/>
-        </w:rPr>
-        <w:t>ADT 描述：</w:t>
-      </w:r>
-    </w:p>
-    <w:p>
-      <w:pPr>
-        <w:bidi w:val="0"/>
-        <w:rPr>
-          <w:rFonts w:hint="eastAsia"/>
-          <w:lang w:val="en-US" w:eastAsia="zh-CN"/>
-        </w:rPr>
-      </w:pPr>
-      <w:r>
-        <w:rPr>
-          <w:rFonts w:hint="eastAsia"/>
-          <w:lang w:val="en-US" w:eastAsia="zh-CN"/>
-        </w:rPr>
-        <w:t>ADT VehicleRecord {</w:t>
-      </w:r>
-    </w:p>
-    <w:p>
-      <w:pPr>
-        <w:bidi w:val="0"/>
-        <w:rPr>
-          <w:rFonts w:hint="eastAsia"/>
-          <w:lang w:val="en-US" w:eastAsia="zh-CN"/>
-        </w:rPr>
-      </w:pPr>
-      <w:r>
-        <w:rPr>
-          <w:rFonts w:hint="eastAsia"/>
-          <w:lang w:val="en-US" w:eastAsia="zh-CN"/>
-        </w:rPr>
-        <w:t xml:space="preserve">    数据对象：当前在场车辆记录集合。</w:t>
-      </w:r>
-    </w:p>
-    <w:p>
-      <w:pPr>
-        <w:bidi w:val="0"/>
-        <w:rPr>
-          <w:rFonts w:hint="eastAsia"/>
-          <w:lang w:val="en-US" w:eastAsia="zh-CN"/>
-        </w:rPr>
-      </w:pPr>
-      <w:r>
-        <w:rPr>
-          <w:rFonts w:hint="eastAsia"/>
-          <w:lang w:val="en-US" w:eastAsia="zh-CN"/>
-        </w:rPr>
-        <w:t xml:space="preserve">    数据关系：每个车牌至多对应一个 VehicleRecord。</w:t>
-      </w:r>
-    </w:p>
-    <w:p>
-      <w:pPr>
-        <w:bidi w:val="0"/>
-        <w:rPr>
-          <w:rFonts w:hint="eastAsia"/>
-          <w:lang w:val="en-US" w:eastAsia="zh-CN"/>
-        </w:rPr>
-      </w:pPr>
-      <w:r>
-        <w:rPr>
-          <w:rFonts w:hint="eastAsia"/>
-          <w:lang w:val="en-US" w:eastAsia="zh-CN"/>
-        </w:rPr>
-        <w:t xml:space="preserve">    基本操作：</w:t>
-      </w:r>
-    </w:p>
-    <w:p>
-      <w:pPr>
-        <w:bidi w:val="0"/>
-        <w:rPr>
-          <w:rFonts w:hint="eastAsia"/>
-          <w:lang w:val="en-US" w:eastAsia="zh-CN"/>
-        </w:rPr>
-      </w:pPr>
-      <w:r>
-        <w:rPr>
-          <w:rFonts w:hint="eastAsia"/>
-          <w:lang w:val="en-US" w:eastAsia="zh-CN"/>
-        </w:rPr>
-        <w:t xml:space="preserve">        创建在场车辆记录；</w:t>
-      </w:r>
-    </w:p>
-    <w:p>
-      <w:pPr>
-        <w:bidi w:val="0"/>
-        <w:rPr>
-          <w:rFonts w:hint="eastAsia"/>
-          <w:lang w:val="en-US" w:eastAsia="zh-CN"/>
-        </w:rPr>
-      </w:pPr>
-      <w:r>
-        <w:rPr>
-          <w:rFonts w:hint="eastAsia"/>
-          <w:lang w:val="en-US" w:eastAsia="zh-CN"/>
-        </w:rPr>
-        <w:t xml:space="preserve">        根据车牌查询记录；</w:t>
-      </w:r>
-    </w:p>
-    <w:p>
-      <w:pPr>
-        <w:bidi w:val="0"/>
-        <w:rPr>
-          <w:rFonts w:hint="eastAsia"/>
-          <w:lang w:val="en-US" w:eastAsia="zh-CN"/>
-        </w:rPr>
-      </w:pPr>
-      <w:r>
-        <w:rPr>
-          <w:rFonts w:hint="eastAsia"/>
-          <w:lang w:val="en-US" w:eastAsia="zh-CN"/>
-        </w:rPr>
-        <w:t xml:space="preserve">        删除在场车辆记录；</w:t>
-      </w:r>
-    </w:p>
-    <w:p>
-      <w:pPr>
-        <w:bidi w:val="0"/>
-        <w:rPr>
-          <w:rFonts w:hint="eastAsia"/>
-          <w:lang w:val="en-US" w:eastAsia="zh-CN"/>
-        </w:rPr>
-      </w:pPr>
-      <w:r>
-        <w:rPr>
-          <w:rFonts w:hint="eastAsia"/>
-          <w:lang w:val="en-US" w:eastAsia="zh-CN"/>
-        </w:rPr>
-        <w:t>}</w:t>
-      </w:r>
-    </w:p>
-    <w:p>
-      <w:pPr>
-        <w:bidi w:val="0"/>
-        <w:rPr>
-          <w:rFonts w:hint="eastAsia"/>
-          <w:lang w:val="en-US" w:eastAsia="zh-CN"/>
-        </w:rPr>
-      </w:pPr>
-    </w:p>
-    <w:p>
-      <w:pPr>
-        <w:bidi w:val="0"/>
-        <w:rPr>
-          <w:rFonts w:hint="eastAsia"/>
-          <w:lang w:val="en-US" w:eastAsia="zh-CN"/>
-        </w:rPr>
-      </w:pPr>
-      <w:r>
-        <w:rPr>
-          <w:rFonts w:hint="eastAsia"/>
-          <w:lang w:val="en-US" w:eastAsia="zh-CN"/>
-        </w:rPr>
-        <w:t>4. 空闲车位栈对象 `FreeSpotStack`</w:t>
-      </w:r>
-    </w:p>
-    <w:p>
-      <w:pPr>
-        <w:bidi w:val="0"/>
-        <w:rPr>
-          <w:rFonts w:hint="eastAsia"/>
-          <w:lang w:val="en-US" w:eastAsia="zh-CN"/>
-        </w:rPr>
-      </w:pPr>
-      <w:r>
-        <w:rPr>
-          <w:rFonts w:hint="eastAsia"/>
-          <w:lang w:val="en-US" w:eastAsia="zh-CN"/>
-        </w:rPr>
-        <w:t>FreeSpotStack 保存当前所有空闲车位的位置。</w:t>
-      </w:r>
-    </w:p>
-    <w:p>
-      <w:pPr>
-        <w:bidi w:val="0"/>
-        <w:rPr>
-          <w:rFonts w:hint="eastAsia"/>
-          <w:lang w:val="en-US" w:eastAsia="zh-CN"/>
-        </w:rPr>
-      </w:pPr>
-      <w:r>
-        <w:rPr>
-          <w:rFonts w:hint="eastAsia"/>
-          <w:lang w:val="en-US" w:eastAsia="zh-CN"/>
-        </w:rPr>
-        <w:t>数据项：spots；含义：存放空闲车位坐标的动态数组；类型：SpotLocation *；值范围：指向动态分配空间</w:t>
-      </w:r>
-    </w:p>
-    <w:p>
-      <w:pPr>
-        <w:bidi w:val="0"/>
-        <w:rPr>
-          <w:rFonts w:hint="eastAsia"/>
-          <w:lang w:val="en-US" w:eastAsia="zh-CN"/>
-        </w:rPr>
-      </w:pPr>
-      <w:r>
-        <w:rPr>
-          <w:rFonts w:hint="eastAsia"/>
-          <w:lang w:val="en-US" w:eastAsia="zh-CN"/>
-        </w:rPr>
-        <w:t>数据项：top；含义：栈顶下标；类型：int；值范围：-1 ~ capacity-1</w:t>
-      </w:r>
-    </w:p>
-    <w:p>
-      <w:pPr>
-        <w:bidi w:val="0"/>
-        <w:rPr>
-          <w:rFonts w:hint="eastAsia"/>
-          <w:lang w:val="en-US" w:eastAsia="zh-CN"/>
-        </w:rPr>
-      </w:pPr>
-      <w:r>
-        <w:rPr>
-          <w:rFonts w:hint="eastAsia"/>
-          <w:lang w:val="en-US" w:eastAsia="zh-CN"/>
-        </w:rPr>
-        <w:t>数据项：capacity；含义：栈容量；类型：int；值范围：正整数，可扩容</w:t>
-      </w:r>
-    </w:p>
-    <w:p>
-      <w:pPr>
-        <w:bidi w:val="0"/>
-        <w:rPr>
-          <w:rFonts w:hint="eastAsia"/>
-          <w:lang w:val="en-US" w:eastAsia="zh-CN"/>
-        </w:rPr>
-      </w:pPr>
-    </w:p>
-    <w:p>
-      <w:pPr>
-        <w:bidi w:val="0"/>
-        <w:rPr>
-          <w:rFonts w:hint="eastAsia"/>
-          <w:lang w:val="en-US" w:eastAsia="zh-CN"/>
-        </w:rPr>
-      </w:pPr>
-      <w:r>
-        <w:rPr>
-          <w:rFonts w:hint="eastAsia"/>
-          <w:lang w:val="en-US" w:eastAsia="zh-CN"/>
-        </w:rPr>
-        <w:t>结构特点：</w:t>
-      </w:r>
-    </w:p>
-    <w:p>
-      <w:pPr>
-        <w:bidi w:val="0"/>
-        <w:rPr>
-          <w:rFonts w:hint="eastAsia"/>
-          <w:lang w:val="en-US" w:eastAsia="zh-CN"/>
-        </w:rPr>
-      </w:pPr>
-      <w:r>
-        <w:rPr>
-          <w:rFonts w:hint="eastAsia"/>
-          <w:lang w:val="en-US" w:eastAsia="zh-CN"/>
-        </w:rPr>
-        <w:t>顺序栈结构。</w:t>
-      </w:r>
-    </w:p>
-    <w:p>
-      <w:pPr>
-        <w:bidi w:val="0"/>
-        <w:rPr>
-          <w:rFonts w:hint="eastAsia"/>
-          <w:lang w:val="en-US" w:eastAsia="zh-CN"/>
-        </w:rPr>
-      </w:pPr>
-      <w:r>
-        <w:rPr>
-          <w:rFonts w:hint="eastAsia"/>
-          <w:lang w:val="en-US" w:eastAsia="zh-CN"/>
-        </w:rPr>
-        <w:t>入栈和出栈均为 O(1)。</w:t>
-      </w:r>
-    </w:p>
-    <w:p>
-      <w:pPr>
-        <w:bidi w:val="0"/>
-        <w:rPr>
-          <w:rFonts w:hint="eastAsia"/>
-          <w:lang w:val="en-US" w:eastAsia="zh-CN"/>
-        </w:rPr>
-      </w:pPr>
-      <w:r>
-        <w:rPr>
-          <w:rFonts w:hint="eastAsia"/>
-          <w:lang w:val="en-US" w:eastAsia="zh-CN"/>
-        </w:rPr>
-        <w:t>入场时 pop 一个空位，出场且无等待车辆时 push 回空位。</w:t>
-      </w:r>
-    </w:p>
-    <w:p>
-      <w:pPr>
-        <w:bidi w:val="0"/>
-        <w:rPr>
-          <w:rFonts w:hint="eastAsia"/>
-          <w:lang w:val="en-US" w:eastAsia="zh-CN"/>
-        </w:rPr>
-      </w:pPr>
-      <w:r>
-        <w:rPr>
-          <w:rFonts w:hint="eastAsia"/>
-          <w:lang w:val="en-US" w:eastAsia="zh-CN"/>
-        </w:rPr>
-        <w:t>ADT 描述：</w:t>
-      </w:r>
-    </w:p>
-    <w:p>
-      <w:pPr>
-        <w:bidi w:val="0"/>
-        <w:rPr>
-          <w:rFonts w:hint="eastAsia"/>
-          <w:lang w:val="en-US" w:eastAsia="zh-CN"/>
-        </w:rPr>
-      </w:pPr>
-      <w:r>
-        <w:rPr>
-          <w:rFonts w:hint="eastAsia"/>
-          <w:lang w:val="en-US" w:eastAsia="zh-CN"/>
-        </w:rPr>
-        <w:t>ADT FreeSpotStack {</w:t>
-      </w:r>
-    </w:p>
-    <w:p>
-      <w:pPr>
-        <w:bidi w:val="0"/>
-        <w:rPr>
-          <w:rFonts w:hint="eastAsia"/>
-          <w:lang w:val="en-US" w:eastAsia="zh-CN"/>
-        </w:rPr>
-      </w:pPr>
-      <w:r>
-        <w:rPr>
-          <w:rFonts w:hint="eastAsia"/>
-          <w:lang w:val="en-US" w:eastAsia="zh-CN"/>
-        </w:rPr>
-        <w:t xml:space="preserve">    数据对象：所有空闲车位坐标集合。</w:t>
-      </w:r>
-    </w:p>
-    <w:p>
-      <w:pPr>
-        <w:bidi w:val="0"/>
-        <w:rPr>
-          <w:rFonts w:hint="eastAsia"/>
-          <w:lang w:val="en-US" w:eastAsia="zh-CN"/>
-        </w:rPr>
-      </w:pPr>
-      <w:r>
-        <w:rPr>
-          <w:rFonts w:hint="eastAsia"/>
-          <w:lang w:val="en-US" w:eastAsia="zh-CN"/>
-        </w:rPr>
-        <w:t xml:space="preserve">    数据关系：后进先出 LIFO。</w:t>
-      </w:r>
-    </w:p>
-    <w:p>
-      <w:pPr>
-        <w:bidi w:val="0"/>
-        <w:rPr>
-          <w:rFonts w:hint="eastAsia"/>
-          <w:lang w:val="en-US" w:eastAsia="zh-CN"/>
-        </w:rPr>
-      </w:pPr>
-      <w:r>
-        <w:rPr>
-          <w:rFonts w:hint="eastAsia"/>
-          <w:lang w:val="en-US" w:eastAsia="zh-CN"/>
-        </w:rPr>
-        <w:t xml:space="preserve">    基本操作：</w:t>
-      </w:r>
-    </w:p>
-    <w:p>
-      <w:pPr>
-        <w:bidi w:val="0"/>
-        <w:rPr>
-          <w:rFonts w:hint="eastAsia"/>
-          <w:lang w:val="en-US" w:eastAsia="zh-CN"/>
-        </w:rPr>
-      </w:pPr>
-      <w:r>
-        <w:rPr>
-          <w:rFonts w:hint="eastAsia"/>
-          <w:lang w:val="en-US" w:eastAsia="zh-CN"/>
-        </w:rPr>
-        <w:t xml:space="preserve">        初始化空闲车位栈</w:t>
-      </w:r>
-    </w:p>
-    <w:p>
-      <w:pPr>
-        <w:bidi w:val="0"/>
-        <w:rPr>
-          <w:rFonts w:hint="eastAsia"/>
-          <w:lang w:val="en-US" w:eastAsia="zh-CN"/>
-        </w:rPr>
-      </w:pPr>
-      <w:r>
-        <w:rPr>
-          <w:rFonts w:hint="eastAsia"/>
-          <w:lang w:val="en-US" w:eastAsia="zh-CN"/>
-        </w:rPr>
-        <w:t xml:space="preserve">        销毁栈并释放内存</w:t>
-      </w:r>
-    </w:p>
-    <w:p>
-      <w:pPr>
-        <w:bidi w:val="0"/>
-        <w:rPr>
-          <w:rFonts w:hint="eastAsia"/>
-          <w:lang w:val="en-US" w:eastAsia="zh-CN"/>
-        </w:rPr>
-      </w:pPr>
-      <w:r>
-        <w:rPr>
-          <w:rFonts w:hint="eastAsia"/>
-          <w:lang w:val="en-US" w:eastAsia="zh-CN"/>
-        </w:rPr>
-        <w:t xml:space="preserve">        向栈中压入一个空闲车位</w:t>
-      </w:r>
-    </w:p>
-    <w:p>
-      <w:pPr>
-        <w:bidi w:val="0"/>
-        <w:rPr>
-          <w:rFonts w:hint="eastAsia"/>
-          <w:lang w:val="en-US" w:eastAsia="zh-CN"/>
-        </w:rPr>
-      </w:pPr>
-      <w:r>
-        <w:rPr>
-          <w:rFonts w:hint="eastAsia"/>
-          <w:lang w:val="en-US" w:eastAsia="zh-CN"/>
-        </w:rPr>
-        <w:t xml:space="preserve">        从栈中弹出一个空闲车位用于分配</w:t>
-      </w:r>
-    </w:p>
-    <w:p>
-      <w:pPr>
-        <w:bidi w:val="0"/>
-        <w:rPr>
-          <w:rFonts w:hint="eastAsia"/>
-          <w:lang w:val="en-US" w:eastAsia="zh-CN"/>
-        </w:rPr>
-      </w:pPr>
-      <w:r>
-        <w:rPr>
-          <w:rFonts w:hint="eastAsia"/>
-          <w:lang w:val="en-US" w:eastAsia="zh-CN"/>
-        </w:rPr>
-        <w:t xml:space="preserve">        判断栈是否为空</w:t>
-      </w:r>
-    </w:p>
-    <w:p>
-      <w:pPr>
-        <w:bidi w:val="0"/>
-        <w:rPr>
-          <w:rFonts w:hint="eastAsia"/>
-          <w:lang w:val="en-US" w:eastAsia="zh-CN"/>
-        </w:rPr>
-      </w:pPr>
-      <w:r>
-        <w:rPr>
-          <w:rFonts w:hint="eastAsia"/>
-          <w:lang w:val="en-US" w:eastAsia="zh-CN"/>
-        </w:rPr>
-        <w:t xml:space="preserve">        获取栈中当前空闲车位数量</w:t>
-      </w:r>
-    </w:p>
-    <w:p>
-      <w:pPr>
-        <w:bidi w:val="0"/>
-        <w:rPr>
-          <w:rFonts w:hint="eastAsia"/>
-          <w:lang w:val="en-US" w:eastAsia="zh-CN"/>
-        </w:rPr>
-      </w:pPr>
-      <w:r>
-        <w:rPr>
-          <w:rFonts w:hint="eastAsia"/>
-          <w:lang w:val="en-US" w:eastAsia="zh-CN"/>
-        </w:rPr>
-        <w:t>}</w:t>
-      </w:r>
-    </w:p>
-    <w:p>
-      <w:pPr>
-        <w:bidi w:val="0"/>
-        <w:rPr>
-          <w:rFonts w:hint="eastAsia"/>
-          <w:lang w:val="en-US" w:eastAsia="zh-CN"/>
-        </w:rPr>
-      </w:pPr>
-    </w:p>
-    <w:p>
-      <w:pPr>
-        <w:bidi w:val="0"/>
-        <w:rPr>
-          <w:rFonts w:hint="eastAsia"/>
-          <w:lang w:val="en-US" w:eastAsia="zh-CN"/>
-        </w:rPr>
-      </w:pPr>
-      <w:r>
-        <w:rPr>
-          <w:rFonts w:hint="eastAsia"/>
-          <w:lang w:val="en-US" w:eastAsia="zh-CN"/>
-        </w:rPr>
-        <w:t>5. 等待队列节点对象 `QueueNode`</w:t>
-      </w:r>
-    </w:p>
-    <w:p>
-      <w:pPr>
-        <w:bidi w:val="0"/>
-        <w:rPr>
-          <w:rFonts w:hint="eastAsia"/>
-          <w:lang w:val="en-US" w:eastAsia="zh-CN"/>
-        </w:rPr>
-      </w:pPr>
-      <w:r>
-        <w:rPr>
-          <w:rFonts w:hint="eastAsia"/>
-          <w:lang w:val="en-US" w:eastAsia="zh-CN"/>
-        </w:rPr>
-        <w:t>QueueNode 表示一辆等待入场的车辆。</w:t>
-      </w:r>
-    </w:p>
-    <w:p>
-      <w:pPr>
-        <w:bidi w:val="0"/>
-        <w:rPr>
-          <w:rFonts w:hint="eastAsia"/>
-          <w:lang w:val="en-US" w:eastAsia="zh-CN"/>
-        </w:rPr>
-      </w:pPr>
-      <w:r>
-        <w:rPr>
-          <w:rFonts w:hint="eastAsia"/>
-          <w:lang w:val="en-US" w:eastAsia="zh-CN"/>
-        </w:rPr>
-        <w:t>数据项：plate；含义：等待车辆车牌；类型：char[16]；值范围：非空，长度 1~15</w:t>
-      </w:r>
-    </w:p>
-    <w:p>
-      <w:pPr>
-        <w:bidi w:val="0"/>
-        <w:rPr>
-          <w:rFonts w:hint="eastAsia"/>
-          <w:lang w:val="en-US" w:eastAsia="zh-CN"/>
-        </w:rPr>
-      </w:pPr>
-      <w:r>
-        <w:rPr>
-          <w:rFonts w:hint="eastAsia"/>
-          <w:lang w:val="en-US" w:eastAsia="zh-CN"/>
-        </w:rPr>
-        <w:t>数据项：arrival_time；含义：到达等待队列时间；类型：time_t；值范围：合法系统时间</w:t>
-      </w:r>
-    </w:p>
-    <w:p>
-      <w:pPr>
-        <w:bidi w:val="0"/>
-        <w:rPr>
-          <w:rFonts w:hint="eastAsia"/>
-          <w:lang w:val="en-US" w:eastAsia="zh-CN"/>
-        </w:rPr>
-      </w:pPr>
-      <w:r>
-        <w:rPr>
-          <w:rFonts w:hint="eastAsia"/>
-          <w:lang w:val="en-US" w:eastAsia="zh-CN"/>
-        </w:rPr>
-        <w:t>数据项：next；含义：后继节点指针；类型：struct QueueNode *；值范围：NULL 或下一节点地址</w:t>
-      </w:r>
-    </w:p>
-    <w:p>
-      <w:pPr>
-        <w:bidi w:val="0"/>
-        <w:rPr>
-          <w:rFonts w:hint="eastAsia"/>
-          <w:lang w:val="en-US" w:eastAsia="zh-CN"/>
-        </w:rPr>
-      </w:pPr>
-    </w:p>
-    <w:p>
-      <w:pPr>
-        <w:bidi w:val="0"/>
-        <w:rPr>
-          <w:rFonts w:hint="eastAsia"/>
-          <w:lang w:val="en-US" w:eastAsia="zh-CN"/>
-        </w:rPr>
-      </w:pPr>
-      <w:r>
-        <w:rPr>
-          <w:rFonts w:hint="eastAsia"/>
-          <w:lang w:val="en-US" w:eastAsia="zh-CN"/>
-        </w:rPr>
-        <w:t>结构特点：</w:t>
-      </w:r>
-    </w:p>
-    <w:p>
-      <w:pPr>
-        <w:bidi w:val="0"/>
-        <w:rPr>
-          <w:rFonts w:hint="eastAsia"/>
-          <w:lang w:val="en-US" w:eastAsia="zh-CN"/>
-        </w:rPr>
-      </w:pPr>
-      <w:r>
-        <w:rPr>
-          <w:rFonts w:hint="eastAsia"/>
-          <w:lang w:val="en-US" w:eastAsia="zh-CN"/>
-        </w:rPr>
-        <w:t>链式队列节点。</w:t>
-      </w:r>
-    </w:p>
-    <w:p>
-      <w:pPr>
-        <w:bidi w:val="0"/>
-        <w:rPr>
-          <w:rFonts w:hint="eastAsia"/>
-          <w:lang w:val="en-US" w:eastAsia="zh-CN"/>
-        </w:rPr>
-      </w:pPr>
-      <w:r>
-        <w:rPr>
-          <w:rFonts w:hint="eastAsia"/>
-          <w:lang w:val="en-US" w:eastAsia="zh-CN"/>
-        </w:rPr>
-        <w:t>不包含车位信息，因为等待车辆尚未分配车位。</w:t>
-      </w:r>
-    </w:p>
-    <w:p>
-      <w:pPr>
-        <w:bidi w:val="0"/>
-        <w:rPr>
-          <w:rFonts w:hint="eastAsia"/>
-          <w:lang w:val="en-US" w:eastAsia="zh-CN"/>
-        </w:rPr>
-      </w:pPr>
-      <w:r>
-        <w:rPr>
-          <w:rFonts w:hint="eastAsia"/>
-          <w:lang w:val="en-US" w:eastAsia="zh-CN"/>
-        </w:rPr>
-        <w:t>6. 等待队列对象 `WaitingQueue`</w:t>
-      </w:r>
-    </w:p>
-    <w:p>
-      <w:pPr>
-        <w:bidi w:val="0"/>
-        <w:rPr>
-          <w:rFonts w:hint="eastAsia"/>
-          <w:lang w:val="en-US" w:eastAsia="zh-CN"/>
-        </w:rPr>
-      </w:pPr>
-      <w:r>
-        <w:rPr>
-          <w:rFonts w:hint="eastAsia"/>
-          <w:lang w:val="en-US" w:eastAsia="zh-CN"/>
-        </w:rPr>
-        <w:t>WaitingQueue 管理停车场满位时的等待车辆。</w:t>
-      </w:r>
-    </w:p>
-    <w:p>
-      <w:pPr>
-        <w:bidi w:val="0"/>
-        <w:rPr>
-          <w:rFonts w:hint="eastAsia"/>
-          <w:lang w:val="en-US" w:eastAsia="zh-CN"/>
-        </w:rPr>
-      </w:pPr>
-      <w:r>
-        <w:rPr>
-          <w:rFonts w:hint="eastAsia"/>
-          <w:lang w:val="en-US" w:eastAsia="zh-CN"/>
-        </w:rPr>
-        <w:t>数据项：front；含义：队头指针；类型：QueueNode *；值范围：NULL 或队头节点</w:t>
-      </w:r>
-    </w:p>
-    <w:p>
-      <w:pPr>
-        <w:bidi w:val="0"/>
-        <w:rPr>
-          <w:rFonts w:hint="eastAsia"/>
-          <w:lang w:val="en-US" w:eastAsia="zh-CN"/>
-        </w:rPr>
-      </w:pPr>
-      <w:r>
-        <w:rPr>
-          <w:rFonts w:hint="eastAsia"/>
-          <w:lang w:val="en-US" w:eastAsia="zh-CN"/>
-        </w:rPr>
-        <w:t>数据项：rear；含义：队尾指针；类型：QueueNode *；值范围：NULL 或队尾节点</w:t>
-      </w:r>
-    </w:p>
-    <w:p>
-      <w:pPr>
-        <w:bidi w:val="0"/>
-        <w:rPr>
-          <w:rFonts w:hint="eastAsia"/>
-          <w:lang w:val="en-US" w:eastAsia="zh-CN"/>
-        </w:rPr>
-      </w:pPr>
-      <w:r>
-        <w:rPr>
-          <w:rFonts w:hint="eastAsia"/>
-          <w:lang w:val="en-US" w:eastAsia="zh-CN"/>
-        </w:rPr>
-        <w:t>数据项：count；含义：队列长度；类型：int；值范围：0 或正整数</w:t>
-      </w:r>
-    </w:p>
-    <w:p>
-      <w:pPr>
-        <w:bidi w:val="0"/>
-        <w:rPr>
-          <w:rFonts w:hint="eastAsia"/>
-          <w:lang w:val="en-US" w:eastAsia="zh-CN"/>
-        </w:rPr>
-      </w:pPr>
-    </w:p>
-    <w:p>
-      <w:pPr>
-        <w:bidi w:val="0"/>
-        <w:rPr>
-          <w:rFonts w:hint="eastAsia"/>
-          <w:lang w:val="en-US" w:eastAsia="zh-CN"/>
-        </w:rPr>
-      </w:pPr>
-      <w:r>
-        <w:rPr>
-          <w:rFonts w:hint="eastAsia"/>
-          <w:lang w:val="en-US" w:eastAsia="zh-CN"/>
-        </w:rPr>
-        <w:t>结构特点：</w:t>
-      </w:r>
-    </w:p>
-    <w:p>
-      <w:pPr>
-        <w:bidi w:val="0"/>
-        <w:rPr>
-          <w:rFonts w:hint="eastAsia"/>
-          <w:lang w:val="en-US" w:eastAsia="zh-CN"/>
-        </w:rPr>
-      </w:pPr>
-      <w:r>
-        <w:rPr>
-          <w:rFonts w:hint="eastAsia"/>
-          <w:lang w:val="en-US" w:eastAsia="zh-CN"/>
-        </w:rPr>
-        <w:t>链式 FIFO 队列。</w:t>
-      </w:r>
-    </w:p>
-    <w:p>
-      <w:pPr>
-        <w:bidi w:val="0"/>
-        <w:rPr>
-          <w:rFonts w:hint="eastAsia"/>
-          <w:lang w:val="en-US" w:eastAsia="zh-CN"/>
-        </w:rPr>
-      </w:pPr>
-      <w:r>
-        <w:rPr>
-          <w:rFonts w:hint="eastAsia"/>
-          <w:lang w:val="en-US" w:eastAsia="zh-CN"/>
-        </w:rPr>
-        <w:t>队头车辆优先获得释放车位。</w:t>
-      </w:r>
-    </w:p>
-    <w:p>
-      <w:pPr>
-        <w:bidi w:val="0"/>
-        <w:rPr>
-          <w:rFonts w:hint="eastAsia"/>
-          <w:lang w:val="en-US" w:eastAsia="zh-CN"/>
-        </w:rPr>
-      </w:pPr>
-      <w:r>
-        <w:rPr>
-          <w:rFonts w:hint="eastAsia"/>
-          <w:lang w:val="en-US" w:eastAsia="zh-CN"/>
-        </w:rPr>
-        <w:t>入队和出队均为 O(1)。</w:t>
-      </w:r>
-    </w:p>
-    <w:p>
-      <w:pPr>
-        <w:bidi w:val="0"/>
-        <w:rPr>
-          <w:rFonts w:hint="eastAsia"/>
-          <w:lang w:val="en-US" w:eastAsia="zh-CN"/>
-        </w:rPr>
-      </w:pPr>
-      <w:r>
-        <w:rPr>
-          <w:rFonts w:hint="eastAsia"/>
-          <w:lang w:val="en-US" w:eastAsia="zh-CN"/>
-        </w:rPr>
-        <w:t>ADT 描述：</w:t>
-      </w:r>
-    </w:p>
-    <w:p>
-      <w:pPr>
-        <w:bidi w:val="0"/>
-        <w:rPr>
-          <w:rFonts w:hint="eastAsia"/>
-          <w:lang w:val="en-US" w:eastAsia="zh-CN"/>
-        </w:rPr>
-      </w:pPr>
-      <w:r>
-        <w:rPr>
-          <w:rFonts w:hint="eastAsia"/>
-          <w:lang w:val="en-US" w:eastAsia="zh-CN"/>
-        </w:rPr>
-        <w:t>ADT WaitingQueue {</w:t>
-      </w:r>
-    </w:p>
-    <w:p>
-      <w:pPr>
-        <w:bidi w:val="0"/>
-        <w:rPr>
-          <w:rFonts w:hint="eastAsia"/>
-          <w:lang w:val="en-US" w:eastAsia="zh-CN"/>
-        </w:rPr>
-      </w:pPr>
-      <w:r>
-        <w:rPr>
-          <w:rFonts w:hint="eastAsia"/>
-          <w:lang w:val="en-US" w:eastAsia="zh-CN"/>
-        </w:rPr>
-        <w:t xml:space="preserve">    数据对象：等待入场车辆集合。</w:t>
-      </w:r>
-    </w:p>
-    <w:p>
-      <w:pPr>
-        <w:bidi w:val="0"/>
-        <w:rPr>
-          <w:rFonts w:hint="eastAsia"/>
-          <w:lang w:val="en-US" w:eastAsia="zh-CN"/>
-        </w:rPr>
-      </w:pPr>
-      <w:r>
-        <w:rPr>
-          <w:rFonts w:hint="eastAsia"/>
-          <w:lang w:val="en-US" w:eastAsia="zh-CN"/>
-        </w:rPr>
-        <w:t xml:space="preserve">    数据关系：先进先出 FIFO。</w:t>
-      </w:r>
-    </w:p>
-    <w:p>
-      <w:pPr>
-        <w:bidi w:val="0"/>
-        <w:rPr>
-          <w:rFonts w:hint="eastAsia"/>
-          <w:lang w:val="en-US" w:eastAsia="zh-CN"/>
-        </w:rPr>
-      </w:pPr>
-      <w:r>
-        <w:rPr>
-          <w:rFonts w:hint="eastAsia"/>
-          <w:lang w:val="en-US" w:eastAsia="zh-CN"/>
-        </w:rPr>
-        <w:t xml:space="preserve">    基本操作：</w:t>
-      </w:r>
-    </w:p>
-    <w:p>
-      <w:pPr>
-        <w:bidi w:val="0"/>
-        <w:rPr>
-          <w:rFonts w:hint="eastAsia"/>
-          <w:lang w:val="en-US" w:eastAsia="zh-CN"/>
-        </w:rPr>
-      </w:pPr>
-      <w:r>
-        <w:rPr>
-          <w:rFonts w:hint="eastAsia"/>
-          <w:lang w:val="en-US" w:eastAsia="zh-CN"/>
-        </w:rPr>
-        <w:t xml:space="preserve">        初始化等待队列</w:t>
-      </w:r>
-    </w:p>
-    <w:p>
-      <w:pPr>
-        <w:bidi w:val="0"/>
-        <w:rPr>
-          <w:rFonts w:hint="eastAsia"/>
-          <w:lang w:val="en-US" w:eastAsia="zh-CN"/>
-        </w:rPr>
-      </w:pPr>
-      <w:r>
-        <w:rPr>
-          <w:rFonts w:hint="eastAsia"/>
-          <w:lang w:val="en-US" w:eastAsia="zh-CN"/>
-        </w:rPr>
-        <w:t xml:space="preserve">        清空队列中所有车辆</w:t>
-      </w:r>
-    </w:p>
-    <w:p>
-      <w:pPr>
-        <w:bidi w:val="0"/>
-        <w:rPr>
-          <w:rFonts w:hint="eastAsia"/>
-          <w:lang w:val="en-US" w:eastAsia="zh-CN"/>
-        </w:rPr>
-      </w:pPr>
-      <w:r>
-        <w:rPr>
-          <w:rFonts w:hint="eastAsia"/>
-          <w:lang w:val="en-US" w:eastAsia="zh-CN"/>
-        </w:rPr>
-        <w:t xml:space="preserve">        将一辆等待车辆加入队尾</w:t>
-      </w:r>
-    </w:p>
-    <w:p>
-      <w:pPr>
-        <w:bidi w:val="0"/>
-        <w:rPr>
-          <w:rFonts w:hint="eastAsia"/>
-          <w:lang w:val="en-US" w:eastAsia="zh-CN"/>
-        </w:rPr>
-      </w:pPr>
-      <w:r>
-        <w:rPr>
-          <w:rFonts w:hint="eastAsia"/>
-          <w:lang w:val="en-US" w:eastAsia="zh-CN"/>
-        </w:rPr>
-        <w:t xml:space="preserve">        从队头取出一辆等待最久的车辆</w:t>
-      </w:r>
-    </w:p>
-    <w:p>
-      <w:pPr>
-        <w:bidi w:val="0"/>
-        <w:rPr>
-          <w:rFonts w:hint="eastAsia"/>
-          <w:lang w:val="en-US" w:eastAsia="zh-CN"/>
-        </w:rPr>
-      </w:pPr>
-      <w:r>
-        <w:rPr>
-          <w:rFonts w:hint="eastAsia"/>
-          <w:lang w:val="en-US" w:eastAsia="zh-CN"/>
-        </w:rPr>
-        <w:t xml:space="preserve">        判断队列是否为空</w:t>
-      </w:r>
-    </w:p>
-    <w:p>
-      <w:pPr>
-        <w:bidi w:val="0"/>
-        <w:rPr>
-          <w:rFonts w:hint="eastAsia"/>
-          <w:lang w:val="en-US" w:eastAsia="zh-CN"/>
-        </w:rPr>
-      </w:pPr>
-      <w:r>
-        <w:rPr>
-          <w:rFonts w:hint="eastAsia"/>
-          <w:lang w:val="en-US" w:eastAsia="zh-CN"/>
-        </w:rPr>
-        <w:t xml:space="preserve">        获取当前排队车辆数量</w:t>
-      </w:r>
-    </w:p>
-    <w:p>
-      <w:pPr>
-        <w:bidi w:val="0"/>
-        <w:rPr>
-          <w:rFonts w:hint="eastAsia"/>
-          <w:lang w:val="en-US" w:eastAsia="zh-CN"/>
-        </w:rPr>
-      </w:pPr>
-      <w:r>
-        <w:rPr>
-          <w:rFonts w:hint="eastAsia"/>
-          <w:lang w:val="en-US" w:eastAsia="zh-CN"/>
-        </w:rPr>
-        <w:t xml:space="preserve">        根据车牌查询车辆在队列中的位置</w:t>
-      </w:r>
-    </w:p>
-    <w:p>
-      <w:pPr>
-        <w:bidi w:val="0"/>
-        <w:rPr>
-          <w:rFonts w:hint="eastAsia"/>
-          <w:lang w:val="en-US" w:eastAsia="zh-CN"/>
-        </w:rPr>
-      </w:pPr>
-      <w:r>
-        <w:rPr>
-          <w:rFonts w:hint="eastAsia"/>
-          <w:lang w:val="en-US" w:eastAsia="zh-CN"/>
-        </w:rPr>
-        <w:t>}</w:t>
-      </w:r>
-    </w:p>
-    <w:p>
-      <w:pPr>
-        <w:bidi w:val="0"/>
-        <w:rPr>
-          <w:rFonts w:hint="eastAsia"/>
-          <w:lang w:val="en-US" w:eastAsia="zh-CN"/>
-        </w:rPr>
-      </w:pPr>
-    </w:p>
-    <w:p>
-      <w:pPr>
-        <w:bidi w:val="0"/>
-        <w:rPr>
-          <w:rFonts w:hint="eastAsia"/>
-          <w:lang w:val="en-US" w:eastAsia="zh-CN"/>
-        </w:rPr>
-      </w:pPr>
-      <w:r>
-        <w:rPr>
-          <w:rFonts w:hint="eastAsia"/>
-          <w:lang w:val="en-US" w:eastAsia="zh-CN"/>
-        </w:rPr>
-        <w:t>7. 哈希表节点对象 `HTNode`</w:t>
-      </w:r>
-    </w:p>
-    <w:p>
-      <w:pPr>
-        <w:bidi w:val="0"/>
-        <w:rPr>
-          <w:rFonts w:hint="eastAsia"/>
-          <w:lang w:val="en-US" w:eastAsia="zh-CN"/>
-        </w:rPr>
-      </w:pPr>
-      <w:r>
-        <w:rPr>
-          <w:rFonts w:hint="eastAsia"/>
-          <w:lang w:val="en-US" w:eastAsia="zh-CN"/>
-        </w:rPr>
-        <w:t>HTNode 用于哈希表拉链法处理冲突。</w:t>
-      </w:r>
-    </w:p>
-    <w:p>
-      <w:pPr>
-        <w:bidi w:val="0"/>
-        <w:rPr>
-          <w:rFonts w:hint="eastAsia"/>
-          <w:lang w:val="en-US" w:eastAsia="zh-CN"/>
-        </w:rPr>
-      </w:pPr>
-      <w:r>
-        <w:rPr>
-          <w:rFonts w:hint="eastAsia"/>
-          <w:lang w:val="en-US" w:eastAsia="zh-CN"/>
-        </w:rPr>
-        <w:t>数据项：plate；含义：车牌号；类型：char[16]；值范围：非空，长度 1~15</w:t>
-      </w:r>
-    </w:p>
-    <w:p>
-      <w:pPr>
-        <w:bidi w:val="0"/>
-        <w:rPr>
-          <w:rFonts w:hint="eastAsia"/>
-          <w:lang w:val="en-US" w:eastAsia="zh-CN"/>
-        </w:rPr>
-      </w:pPr>
-      <w:r>
-        <w:rPr>
-          <w:rFonts w:hint="eastAsia"/>
-          <w:lang w:val="en-US" w:eastAsia="zh-CN"/>
-        </w:rPr>
-        <w:t>数据项：record；含义：在场车辆记录指针；类型：VehicleRecord *；值范围：指向对应在场记录</w:t>
-      </w:r>
-    </w:p>
-    <w:p>
-      <w:pPr>
-        <w:bidi w:val="0"/>
-        <w:rPr>
-          <w:rFonts w:hint="eastAsia"/>
-          <w:lang w:val="en-US" w:eastAsia="zh-CN"/>
-        </w:rPr>
-      </w:pPr>
-      <w:r>
-        <w:rPr>
-          <w:rFonts w:hint="eastAsia"/>
-          <w:lang w:val="en-US" w:eastAsia="zh-CN"/>
-        </w:rPr>
-        <w:t>数据项：next；含义：同桶下一个节点；类型：struct HTNode *；值范围：NULL 或下一节点地址</w:t>
-      </w:r>
-    </w:p>
-    <w:p>
-      <w:pPr>
-        <w:bidi w:val="0"/>
-        <w:rPr>
-          <w:rFonts w:hint="eastAsia"/>
-          <w:lang w:val="en-US" w:eastAsia="zh-CN"/>
-        </w:rPr>
-      </w:pPr>
-    </w:p>
-    <w:p>
-      <w:pPr>
-        <w:bidi w:val="0"/>
-        <w:rPr>
-          <w:rFonts w:hint="eastAsia"/>
-          <w:lang w:val="en-US" w:eastAsia="zh-CN"/>
-        </w:rPr>
-      </w:pPr>
-      <w:r>
-        <w:rPr>
-          <w:rFonts w:hint="eastAsia"/>
-          <w:lang w:val="en-US" w:eastAsia="zh-CN"/>
-        </w:rPr>
-        <w:t>结构特点：</w:t>
-      </w:r>
-    </w:p>
-    <w:p>
-      <w:pPr>
-        <w:bidi w:val="0"/>
-        <w:rPr>
-          <w:rFonts w:hint="eastAsia"/>
-          <w:lang w:val="en-US" w:eastAsia="zh-CN"/>
-        </w:rPr>
-      </w:pPr>
-      <w:r>
-        <w:rPr>
-          <w:rFonts w:hint="eastAsia"/>
-          <w:lang w:val="en-US" w:eastAsia="zh-CN"/>
-        </w:rPr>
-        <w:t>一个节点保存一个车牌索引项。</w:t>
-      </w:r>
-    </w:p>
-    <w:p>
-      <w:pPr>
-        <w:bidi w:val="0"/>
-        <w:rPr>
-          <w:rFonts w:hint="eastAsia"/>
-          <w:lang w:val="en-US" w:eastAsia="zh-CN"/>
-        </w:rPr>
-      </w:pPr>
-      <w:r>
-        <w:rPr>
-          <w:rFonts w:hint="eastAsia"/>
-          <w:lang w:val="en-US" w:eastAsia="zh-CN"/>
-        </w:rPr>
-        <w:t>record 指向 VehicleRecord，不直接保存完整车辆数据。</w:t>
-      </w:r>
-    </w:p>
-    <w:p>
-      <w:pPr>
-        <w:bidi w:val="0"/>
-        <w:rPr>
-          <w:rFonts w:hint="eastAsia"/>
-          <w:lang w:val="en-US" w:eastAsia="zh-CN"/>
-        </w:rPr>
-      </w:pPr>
-      <w:r>
-        <w:rPr>
-          <w:rFonts w:hint="eastAsia"/>
-          <w:lang w:val="en-US" w:eastAsia="zh-CN"/>
-        </w:rPr>
-        <w:t>8. 车牌索引对象 `HashMap`</w:t>
-      </w:r>
-    </w:p>
-    <w:p>
-      <w:pPr>
-        <w:bidi w:val="0"/>
-        <w:rPr>
-          <w:rFonts w:hint="eastAsia"/>
-          <w:lang w:val="en-US" w:eastAsia="zh-CN"/>
-        </w:rPr>
-      </w:pPr>
-      <w:r>
-        <w:rPr>
-          <w:rFonts w:hint="eastAsia"/>
-          <w:lang w:val="en-US" w:eastAsia="zh-CN"/>
-        </w:rPr>
-        <w:t>HashMap 用于根据车牌快速查找车辆。</w:t>
-      </w:r>
-    </w:p>
-    <w:p>
-      <w:pPr>
-        <w:bidi w:val="0"/>
-        <w:rPr>
-          <w:rFonts w:hint="eastAsia"/>
-          <w:lang w:val="en-US" w:eastAsia="zh-CN"/>
-        </w:rPr>
-      </w:pPr>
-      <w:r>
-        <w:rPr>
-          <w:rFonts w:hint="eastAsia"/>
-          <w:lang w:val="en-US" w:eastAsia="zh-CN"/>
-        </w:rPr>
-        <w:t>数据项：buckets；含义：哈希桶数组；类型：HTNode *[HT_SIZE]；值范围：每个桶为空或链表头</w:t>
-      </w:r>
-    </w:p>
-    <w:p>
-      <w:pPr>
-        <w:bidi w:val="0"/>
-        <w:rPr>
-          <w:rFonts w:hint="eastAsia"/>
-          <w:lang w:val="en-US" w:eastAsia="zh-CN"/>
-        </w:rPr>
-      </w:pPr>
-      <w:r>
-        <w:rPr>
-          <w:rFonts w:hint="eastAsia"/>
-          <w:lang w:val="en-US" w:eastAsia="zh-CN"/>
-        </w:rPr>
-        <w:t>数据项：count；含义：当前索引记录数；类型：int；值范围：0 ~ TOTAL_SPOTS</w:t>
-      </w:r>
-    </w:p>
-    <w:p>
-      <w:pPr>
-        <w:bidi w:val="0"/>
-        <w:rPr>
-          <w:rFonts w:hint="eastAsia"/>
-          <w:lang w:val="en-US" w:eastAsia="zh-CN"/>
-        </w:rPr>
-      </w:pPr>
-    </w:p>
-    <w:p>
-      <w:pPr>
-        <w:bidi w:val="0"/>
-        <w:rPr>
-          <w:rFonts w:hint="eastAsia"/>
-          <w:lang w:val="en-US" w:eastAsia="zh-CN"/>
-        </w:rPr>
-      </w:pPr>
-      <w:r>
-        <w:rPr>
-          <w:rFonts w:hint="eastAsia"/>
-          <w:lang w:val="en-US" w:eastAsia="zh-CN"/>
-        </w:rPr>
-        <w:t>结构特点：</w:t>
-      </w:r>
-    </w:p>
-    <w:p>
-      <w:pPr>
-        <w:bidi w:val="0"/>
-        <w:rPr>
-          <w:rFonts w:hint="eastAsia"/>
-          <w:lang w:val="en-US" w:eastAsia="zh-CN"/>
-        </w:rPr>
-      </w:pPr>
-      <w:r>
-        <w:rPr>
-          <w:rFonts w:hint="eastAsia"/>
-          <w:lang w:val="en-US" w:eastAsia="zh-CN"/>
-        </w:rPr>
-        <w:t>使用拉链法哈希表。</w:t>
-      </w:r>
-    </w:p>
-    <w:p>
-      <w:pPr>
-        <w:bidi w:val="0"/>
-        <w:rPr>
-          <w:rFonts w:hint="eastAsia"/>
-          <w:lang w:val="en-US" w:eastAsia="zh-CN"/>
-        </w:rPr>
-      </w:pPr>
-      <w:r>
-        <w:rPr>
-          <w:rFonts w:hint="eastAsia"/>
-          <w:lang w:val="en-US" w:eastAsia="zh-CN"/>
-        </w:rPr>
-        <w:t>哈希函数以车牌字符串为关键字。</w:t>
-      </w:r>
-    </w:p>
-    <w:p>
-      <w:pPr>
-        <w:bidi w:val="0"/>
-        <w:rPr>
-          <w:rFonts w:hint="eastAsia"/>
-          <w:lang w:val="en-US" w:eastAsia="zh-CN"/>
-        </w:rPr>
-      </w:pPr>
-      <w:r>
-        <w:rPr>
-          <w:rFonts w:hint="eastAsia"/>
-          <w:lang w:val="en-US" w:eastAsia="zh-CN"/>
-        </w:rPr>
-        <w:t>平均查找、插入、删除复杂度为 O(1)。</w:t>
-      </w:r>
-    </w:p>
-    <w:p>
-      <w:pPr>
-        <w:bidi w:val="0"/>
-        <w:rPr>
-          <w:rFonts w:hint="eastAsia"/>
-          <w:lang w:val="en-US" w:eastAsia="zh-CN"/>
-        </w:rPr>
-      </w:pPr>
-      <w:r>
-        <w:rPr>
-          <w:rFonts w:hint="eastAsia"/>
-          <w:lang w:val="en-US" w:eastAsia="zh-CN"/>
-        </w:rPr>
-        <w:t>ADT 描述：</w:t>
-      </w:r>
-    </w:p>
-    <w:p>
-      <w:pPr>
-        <w:bidi w:val="0"/>
-        <w:rPr>
-          <w:rFonts w:hint="eastAsia"/>
-          <w:lang w:val="en-US" w:eastAsia="zh-CN"/>
-        </w:rPr>
-      </w:pPr>
-      <w:r>
-        <w:rPr>
-          <w:rFonts w:hint="eastAsia"/>
-          <w:lang w:val="en-US" w:eastAsia="zh-CN"/>
-        </w:rPr>
-        <w:t>ADT HashMap {</w:t>
-      </w:r>
-    </w:p>
-    <w:p>
-      <w:pPr>
-        <w:bidi w:val="0"/>
-        <w:rPr>
-          <w:rFonts w:hint="eastAsia"/>
-          <w:lang w:val="en-US" w:eastAsia="zh-CN"/>
-        </w:rPr>
-      </w:pPr>
-      <w:r>
-        <w:rPr>
-          <w:rFonts w:hint="eastAsia"/>
-          <w:lang w:val="en-US" w:eastAsia="zh-CN"/>
-        </w:rPr>
-        <w:t xml:space="preserve">    数据对象：车牌到 VehicleRecord 的映射集合。</w:t>
-      </w:r>
-    </w:p>
-    <w:p>
-      <w:pPr>
-        <w:bidi w:val="0"/>
-        <w:rPr>
-          <w:rFonts w:hint="eastAsia"/>
-          <w:lang w:val="en-US" w:eastAsia="zh-CN"/>
-        </w:rPr>
-      </w:pPr>
-      <w:r>
-        <w:rPr>
-          <w:rFonts w:hint="eastAsia"/>
-          <w:lang w:val="en-US" w:eastAsia="zh-CN"/>
-        </w:rPr>
-        <w:t xml:space="preserve">    数据关系：同一车牌唯一映射到一个在场车辆记录。</w:t>
-      </w:r>
-    </w:p>
-    <w:p>
-      <w:pPr>
-        <w:bidi w:val="0"/>
-        <w:rPr>
-          <w:rFonts w:hint="eastAsia"/>
-          <w:lang w:val="en-US" w:eastAsia="zh-CN"/>
-        </w:rPr>
-      </w:pPr>
-      <w:r>
-        <w:rPr>
-          <w:rFonts w:hint="eastAsia"/>
-          <w:lang w:val="en-US" w:eastAsia="zh-CN"/>
-        </w:rPr>
-        <w:t xml:space="preserve">    基本操作：</w:t>
-      </w:r>
-    </w:p>
-    <w:p>
-      <w:pPr>
-        <w:bidi w:val="0"/>
-        <w:rPr>
-          <w:rFonts w:hint="eastAsia"/>
-          <w:lang w:val="en-US" w:eastAsia="zh-CN"/>
-        </w:rPr>
-      </w:pPr>
-      <w:r>
-        <w:rPr>
-          <w:rFonts w:hint="eastAsia"/>
-          <w:lang w:val="en-US" w:eastAsia="zh-CN"/>
-        </w:rPr>
-        <w:t xml:space="preserve">        计算字符串的哈希值</w:t>
-      </w:r>
-    </w:p>
-    <w:p>
-      <w:pPr>
-        <w:bidi w:val="0"/>
-        <w:rPr>
-          <w:rFonts w:hint="eastAsia"/>
-          <w:lang w:val="en-US" w:eastAsia="zh-CN"/>
-        </w:rPr>
-      </w:pPr>
-      <w:r>
-        <w:rPr>
-          <w:rFonts w:hint="eastAsia"/>
-          <w:lang w:val="en-US" w:eastAsia="zh-CN"/>
-        </w:rPr>
-        <w:t xml:space="preserve">        初始化哈希表</w:t>
-      </w:r>
-    </w:p>
-    <w:p>
-      <w:pPr>
-        <w:bidi w:val="0"/>
-        <w:rPr>
-          <w:rFonts w:hint="eastAsia"/>
-          <w:lang w:val="en-US" w:eastAsia="zh-CN"/>
-        </w:rPr>
-      </w:pPr>
-      <w:r>
-        <w:rPr>
-          <w:rFonts w:hint="eastAsia"/>
-          <w:lang w:val="en-US" w:eastAsia="zh-CN"/>
-        </w:rPr>
-        <w:t xml:space="preserve">        向哈希表中插入一条车牌到车辆记录的映射</w:t>
-      </w:r>
-    </w:p>
-    <w:p>
-      <w:pPr>
-        <w:bidi w:val="0"/>
-        <w:rPr>
-          <w:rFonts w:hint="eastAsia"/>
-          <w:lang w:val="en-US" w:eastAsia="zh-CN"/>
-        </w:rPr>
-      </w:pPr>
-      <w:r>
-        <w:rPr>
-          <w:rFonts w:hint="eastAsia"/>
-          <w:lang w:val="en-US" w:eastAsia="zh-CN"/>
-        </w:rPr>
-        <w:t xml:space="preserve">        根据车牌从哈希表中查找对应的车辆记录</w:t>
-      </w:r>
-    </w:p>
-    <w:p>
-      <w:pPr>
-        <w:bidi w:val="0"/>
-        <w:rPr>
-          <w:rFonts w:hint="eastAsia"/>
-          <w:lang w:val="en-US" w:eastAsia="zh-CN"/>
-        </w:rPr>
-      </w:pPr>
-      <w:r>
-        <w:rPr>
-          <w:rFonts w:hint="eastAsia"/>
-          <w:lang w:val="en-US" w:eastAsia="zh-CN"/>
-        </w:rPr>
-        <w:t xml:space="preserve">        根据车牌从哈希表中删除对应的映射</w:t>
-      </w:r>
-    </w:p>
-    <w:p>
-      <w:pPr>
-        <w:bidi w:val="0"/>
-        <w:rPr>
-          <w:rFonts w:hint="eastAsia"/>
-          <w:lang w:val="en-US" w:eastAsia="zh-CN"/>
-        </w:rPr>
-      </w:pPr>
-      <w:r>
-        <w:rPr>
-          <w:rFonts w:hint="eastAsia"/>
-          <w:lang w:val="en-US" w:eastAsia="zh-CN"/>
-        </w:rPr>
-        <w:t xml:space="preserve">        清空哈希表中所有映射</w:t>
-      </w:r>
-    </w:p>
-    <w:p>
-      <w:pPr>
-        <w:bidi w:val="0"/>
-        <w:rPr>
-          <w:rFonts w:hint="eastAsia"/>
-          <w:lang w:val="en-US" w:eastAsia="zh-CN"/>
-        </w:rPr>
-      </w:pPr>
-      <w:r>
-        <w:rPr>
-          <w:rFonts w:hint="eastAsia"/>
-          <w:lang w:val="en-US" w:eastAsia="zh-CN"/>
-        </w:rPr>
-        <w:t>}</w:t>
-      </w:r>
-    </w:p>
-    <w:p>
-      <w:pPr>
-        <w:bidi w:val="0"/>
-        <w:rPr>
-          <w:rFonts w:hint="eastAsia"/>
-          <w:lang w:val="en-US" w:eastAsia="zh-CN"/>
-        </w:rPr>
-      </w:pPr>
-    </w:p>
-    <w:p>
-      <w:pPr>
-        <w:bidi w:val="0"/>
-        <w:rPr>
-          <w:rFonts w:hint="eastAsia"/>
-          <w:lang w:val="en-US" w:eastAsia="zh-CN"/>
-        </w:rPr>
-      </w:pPr>
-      <w:r>
-        <w:rPr>
-          <w:rFonts w:hint="eastAsia"/>
-          <w:lang w:val="en-US" w:eastAsia="zh-CN"/>
-        </w:rPr>
-        <w:t>9. 计费规则对象 `FeeRule`</w:t>
-      </w:r>
-    </w:p>
-    <w:p>
-      <w:pPr>
-        <w:bidi w:val="0"/>
-        <w:rPr>
-          <w:rFonts w:hint="eastAsia"/>
-          <w:lang w:val="en-US" w:eastAsia="zh-CN"/>
-        </w:rPr>
-      </w:pPr>
-      <w:r>
-        <w:rPr>
-          <w:rFonts w:hint="eastAsia"/>
-          <w:lang w:val="en-US" w:eastAsia="zh-CN"/>
-        </w:rPr>
-        <w:t>FeeRule 保存停车收费标准。</w:t>
-      </w:r>
-    </w:p>
-    <w:p>
-      <w:pPr>
-        <w:bidi w:val="0"/>
-        <w:rPr>
-          <w:rFonts w:hint="eastAsia"/>
-          <w:lang w:val="en-US" w:eastAsia="zh-CN"/>
-        </w:rPr>
-      </w:pPr>
-      <w:r>
-        <w:rPr>
-          <w:rFonts w:hint="eastAsia"/>
-          <w:lang w:val="en-US" w:eastAsia="zh-CN"/>
-        </w:rPr>
-        <w:t>数据项：base_fee；含义：起步价；类型：double；值范围：&gt;= 0</w:t>
-      </w:r>
-    </w:p>
-    <w:p>
-      <w:pPr>
-        <w:bidi w:val="0"/>
-        <w:rPr>
-          <w:rFonts w:hint="eastAsia"/>
-          <w:lang w:val="en-US" w:eastAsia="zh-CN"/>
-        </w:rPr>
-      </w:pPr>
-      <w:r>
-        <w:rPr>
-          <w:rFonts w:hint="eastAsia"/>
-          <w:lang w:val="en-US" w:eastAsia="zh-CN"/>
-        </w:rPr>
-        <w:t>数据项：free_minutes；含义：免费时长；类型：int；值范围：&gt;= 0</w:t>
-      </w:r>
-    </w:p>
-    <w:p>
-      <w:pPr>
-        <w:bidi w:val="0"/>
-        <w:rPr>
-          <w:rFonts w:hint="eastAsia"/>
-          <w:lang w:val="en-US" w:eastAsia="zh-CN"/>
-        </w:rPr>
-      </w:pPr>
-      <w:r>
-        <w:rPr>
-          <w:rFonts w:hint="eastAsia"/>
-          <w:lang w:val="en-US" w:eastAsia="zh-CN"/>
-        </w:rPr>
-        <w:t>数据项：rate_per_hour；含义：每小时收费；类型：double；值范围：&gt;= 0</w:t>
-      </w:r>
-    </w:p>
-    <w:p>
-      <w:pPr>
-        <w:bidi w:val="0"/>
-        <w:rPr>
-          <w:rFonts w:hint="eastAsia"/>
-          <w:lang w:val="en-US" w:eastAsia="zh-CN"/>
-        </w:rPr>
-      </w:pPr>
-      <w:r>
-        <w:rPr>
-          <w:rFonts w:hint="eastAsia"/>
-          <w:lang w:val="en-US" w:eastAsia="zh-CN"/>
-        </w:rPr>
-        <w:t>数据项：max_daily；含义：每日封顶金额；类型：double；值范围：&gt;= 0，0 可表示不封顶</w:t>
-      </w:r>
-    </w:p>
-    <w:p>
-      <w:pPr>
-        <w:bidi w:val="0"/>
-        <w:rPr>
-          <w:rFonts w:hint="eastAsia"/>
-          <w:lang w:val="en-US" w:eastAsia="zh-CN"/>
-        </w:rPr>
-      </w:pPr>
-    </w:p>
-    <w:p>
-      <w:pPr>
-        <w:bidi w:val="0"/>
-        <w:rPr>
-          <w:rFonts w:hint="eastAsia"/>
-          <w:lang w:val="en-US" w:eastAsia="zh-CN"/>
-        </w:rPr>
-      </w:pPr>
-      <w:r>
-        <w:rPr>
-          <w:rFonts w:hint="eastAsia"/>
-          <w:lang w:val="en-US" w:eastAsia="zh-CN"/>
-        </w:rPr>
-        <w:t>结构特点：</w:t>
-      </w:r>
-    </w:p>
-    <w:p>
-      <w:pPr>
-        <w:bidi w:val="0"/>
-        <w:rPr>
-          <w:rFonts w:hint="eastAsia"/>
-          <w:lang w:val="en-US" w:eastAsia="zh-CN"/>
-        </w:rPr>
-      </w:pPr>
-      <w:r>
-        <w:rPr>
-          <w:rFonts w:hint="eastAsia"/>
-          <w:lang w:val="en-US" w:eastAsia="zh-CN"/>
-        </w:rPr>
-        <w:t>由系统管理员维护。</w:t>
-      </w:r>
-    </w:p>
-    <w:p>
-      <w:pPr>
-        <w:bidi w:val="0"/>
-        <w:rPr>
-          <w:rFonts w:hint="eastAsia"/>
-          <w:lang w:val="en-US" w:eastAsia="zh-CN"/>
-        </w:rPr>
-      </w:pPr>
-      <w:r>
-        <w:rPr>
-          <w:rFonts w:hint="eastAsia"/>
-          <w:lang w:val="en-US" w:eastAsia="zh-CN"/>
-        </w:rPr>
-        <w:t>出场结算时由计费模块读取。</w:t>
-      </w:r>
-    </w:p>
-    <w:p>
-      <w:pPr>
-        <w:bidi w:val="0"/>
-        <w:rPr>
-          <w:rFonts w:hint="eastAsia"/>
-          <w:lang w:val="en-US" w:eastAsia="zh-CN"/>
-        </w:rPr>
-      </w:pPr>
-      <w:r>
-        <w:rPr>
-          <w:rFonts w:hint="eastAsia"/>
-          <w:lang w:val="en-US" w:eastAsia="zh-CN"/>
-        </w:rPr>
-        <w:t>ADT 描述：</w:t>
-      </w:r>
-    </w:p>
-    <w:p>
-      <w:pPr>
-        <w:bidi w:val="0"/>
-        <w:rPr>
-          <w:rFonts w:hint="eastAsia"/>
-          <w:lang w:val="en-US" w:eastAsia="zh-CN"/>
-        </w:rPr>
-      </w:pPr>
-      <w:r>
-        <w:rPr>
-          <w:rFonts w:hint="eastAsia"/>
-          <w:lang w:val="en-US" w:eastAsia="zh-CN"/>
-        </w:rPr>
-        <w:t>ADT FeeRule {</w:t>
-      </w:r>
-    </w:p>
-    <w:p>
-      <w:pPr>
-        <w:bidi w:val="0"/>
-        <w:rPr>
-          <w:rFonts w:hint="eastAsia"/>
-          <w:lang w:val="en-US" w:eastAsia="zh-CN"/>
-        </w:rPr>
-      </w:pPr>
-      <w:r>
-        <w:rPr>
-          <w:rFonts w:hint="eastAsia"/>
-          <w:lang w:val="en-US" w:eastAsia="zh-CN"/>
-        </w:rPr>
-        <w:t xml:space="preserve">    数据对象：停车计费规则。</w:t>
-      </w:r>
-    </w:p>
-    <w:p>
-      <w:pPr>
-        <w:bidi w:val="0"/>
-        <w:rPr>
-          <w:rFonts w:hint="eastAsia"/>
-          <w:lang w:val="en-US" w:eastAsia="zh-CN"/>
-        </w:rPr>
-      </w:pPr>
-      <w:r>
-        <w:rPr>
-          <w:rFonts w:hint="eastAsia"/>
-          <w:lang w:val="en-US" w:eastAsia="zh-CN"/>
-        </w:rPr>
-        <w:t xml:space="preserve">    数据关系：停车时长依据该规则映射为停车费用。</w:t>
-      </w:r>
-    </w:p>
-    <w:p>
-      <w:pPr>
-        <w:bidi w:val="0"/>
-        <w:rPr>
-          <w:rFonts w:hint="eastAsia"/>
-          <w:lang w:val="en-US" w:eastAsia="zh-CN"/>
-        </w:rPr>
-      </w:pPr>
-      <w:r>
-        <w:rPr>
-          <w:rFonts w:hint="eastAsia"/>
-          <w:lang w:val="en-US" w:eastAsia="zh-CN"/>
-        </w:rPr>
-        <w:t xml:space="preserve">    基本操作：</w:t>
-      </w:r>
-    </w:p>
-    <w:p>
-      <w:pPr>
-        <w:bidi w:val="0"/>
-        <w:rPr>
-          <w:rFonts w:hint="eastAsia"/>
-          <w:lang w:val="en-US" w:eastAsia="zh-CN"/>
-        </w:rPr>
-      </w:pPr>
-      <w:r>
-        <w:rPr>
-          <w:rFonts w:hint="eastAsia"/>
-          <w:lang w:val="en-US" w:eastAsia="zh-CN"/>
-        </w:rPr>
-        <w:t xml:space="preserve">        根据停车时长和计费规则计算停车费用</w:t>
-      </w:r>
-    </w:p>
-    <w:p>
-      <w:pPr>
-        <w:bidi w:val="0"/>
-        <w:rPr>
-          <w:rFonts w:hint="eastAsia"/>
-          <w:lang w:val="en-US" w:eastAsia="zh-CN"/>
-        </w:rPr>
-      </w:pPr>
-      <w:r>
-        <w:rPr>
-          <w:rFonts w:hint="eastAsia"/>
-          <w:lang w:val="en-US" w:eastAsia="zh-CN"/>
-        </w:rPr>
-        <w:t xml:space="preserve">        设置或修改系统的计费规则</w:t>
-      </w:r>
-    </w:p>
-    <w:p>
-      <w:pPr>
-        <w:bidi w:val="0"/>
-        <w:rPr>
-          <w:rFonts w:hint="eastAsia"/>
-          <w:lang w:val="en-US" w:eastAsia="zh-CN"/>
-        </w:rPr>
-      </w:pPr>
-      <w:r>
-        <w:rPr>
-          <w:rFonts w:hint="eastAsia"/>
-          <w:lang w:val="en-US" w:eastAsia="zh-CN"/>
-        </w:rPr>
-        <w:t>}</w:t>
-      </w:r>
-    </w:p>
-    <w:p>
-      <w:pPr>
-        <w:bidi w:val="0"/>
-        <w:rPr>
-          <w:rFonts w:hint="eastAsia"/>
-          <w:lang w:val="en-US" w:eastAsia="zh-CN"/>
-        </w:rPr>
-      </w:pPr>
-    </w:p>
-    <w:p>
-      <w:pPr>
-        <w:bidi w:val="0"/>
-        <w:rPr>
-          <w:rFonts w:hint="eastAsia"/>
-          <w:lang w:val="en-US" w:eastAsia="zh-CN"/>
-        </w:rPr>
-      </w:pPr>
-      <w:r>
-        <w:rPr>
-          <w:rFonts w:hint="eastAsia"/>
-          <w:lang w:val="en-US" w:eastAsia="zh-CN"/>
-        </w:rPr>
-        <w:t>10. 历史交易记录对象 `TransactionRecord`</w:t>
-      </w:r>
-    </w:p>
-    <w:p>
-      <w:pPr>
-        <w:bidi w:val="0"/>
-        <w:rPr>
-          <w:rFonts w:hint="eastAsia"/>
-          <w:lang w:val="en-US" w:eastAsia="zh-CN"/>
-        </w:rPr>
-      </w:pPr>
-      <w:r>
-        <w:rPr>
-          <w:rFonts w:hint="eastAsia"/>
-          <w:lang w:val="en-US" w:eastAsia="zh-CN"/>
-        </w:rPr>
-        <w:t>TransactionRecord 保存车辆出场后的交易结果。</w:t>
-      </w:r>
-    </w:p>
-    <w:p>
-      <w:pPr>
-        <w:bidi w:val="0"/>
-        <w:rPr>
-          <w:rFonts w:hint="eastAsia"/>
-          <w:lang w:val="en-US" w:eastAsia="zh-CN"/>
-        </w:rPr>
-      </w:pPr>
-      <w:r>
-        <w:rPr>
-          <w:rFonts w:hint="eastAsia"/>
-          <w:lang w:val="en-US" w:eastAsia="zh-CN"/>
-        </w:rPr>
-        <w:t>数据项：plate；含义：车牌号；类型：char[16]；值范围：非空，长度 1~15</w:t>
-      </w:r>
-    </w:p>
-    <w:p>
-      <w:pPr>
-        <w:bidi w:val="0"/>
-        <w:rPr>
-          <w:rFonts w:hint="eastAsia"/>
-          <w:lang w:val="en-US" w:eastAsia="zh-CN"/>
-        </w:rPr>
-      </w:pPr>
-      <w:r>
-        <w:rPr>
-          <w:rFonts w:hint="eastAsia"/>
-          <w:lang w:val="en-US" w:eastAsia="zh-CN"/>
-        </w:rPr>
-        <w:t>数据项：loc；含义：停车位置；类型：SpotLocation；值范围：曾经停放的合法车位</w:t>
-      </w:r>
-    </w:p>
-    <w:p>
-      <w:pPr>
-        <w:bidi w:val="0"/>
-        <w:rPr>
-          <w:rFonts w:hint="eastAsia"/>
-          <w:lang w:val="en-US" w:eastAsia="zh-CN"/>
-        </w:rPr>
-      </w:pPr>
-      <w:r>
-        <w:rPr>
-          <w:rFonts w:hint="eastAsia"/>
-          <w:lang w:val="en-US" w:eastAsia="zh-CN"/>
-        </w:rPr>
-        <w:t>数据项：entry_time；含义：入场时间；类型：time_t；值范围：合法系统时间</w:t>
-      </w:r>
-    </w:p>
-    <w:p>
-      <w:pPr>
-        <w:bidi w:val="0"/>
-        <w:rPr>
-          <w:rFonts w:hint="eastAsia"/>
-          <w:lang w:val="en-US" w:eastAsia="zh-CN"/>
-        </w:rPr>
-      </w:pPr>
-      <w:r>
-        <w:rPr>
-          <w:rFonts w:hint="eastAsia"/>
-          <w:lang w:val="en-US" w:eastAsia="zh-CN"/>
-        </w:rPr>
-        <w:t>数据项：exit_time；含义：出场时间；类型：time_t；值范围：不早于入场时间</w:t>
-      </w:r>
-    </w:p>
-    <w:p>
-      <w:pPr>
-        <w:bidi w:val="0"/>
-        <w:rPr>
-          <w:rFonts w:hint="eastAsia"/>
-          <w:lang w:val="en-US" w:eastAsia="zh-CN"/>
-        </w:rPr>
-      </w:pPr>
-      <w:r>
-        <w:rPr>
-          <w:rFonts w:hint="eastAsia"/>
-          <w:lang w:val="en-US" w:eastAsia="zh-CN"/>
-        </w:rPr>
-        <w:t>数据项：duration_minutes；含义：停车时长；类型：int；值范围：&gt;= 0</w:t>
-      </w:r>
-    </w:p>
-    <w:p>
-      <w:pPr>
-        <w:bidi w:val="0"/>
-        <w:rPr>
-          <w:rFonts w:hint="eastAsia"/>
-          <w:lang w:val="en-US" w:eastAsia="zh-CN"/>
-        </w:rPr>
-      </w:pPr>
-      <w:r>
-        <w:rPr>
-          <w:rFonts w:hint="eastAsia"/>
-          <w:lang w:val="en-US" w:eastAsia="zh-CN"/>
-        </w:rPr>
-        <w:t>数据项：fee；含义：停车费用；类型：double；值范围：&gt;= 0</w:t>
-      </w:r>
-    </w:p>
-    <w:p>
-      <w:pPr>
-        <w:bidi w:val="0"/>
-        <w:rPr>
-          <w:rFonts w:hint="eastAsia"/>
-          <w:lang w:val="en-US" w:eastAsia="zh-CN"/>
-        </w:rPr>
-      </w:pPr>
-    </w:p>
-    <w:p>
-      <w:pPr>
-        <w:bidi w:val="0"/>
-        <w:rPr>
-          <w:rFonts w:hint="eastAsia"/>
-          <w:lang w:val="en-US" w:eastAsia="zh-CN"/>
-        </w:rPr>
-      </w:pPr>
-      <w:r>
-        <w:rPr>
-          <w:rFonts w:hint="eastAsia"/>
-          <w:lang w:val="en-US" w:eastAsia="zh-CN"/>
-        </w:rPr>
-        <w:t>结构特点：</w:t>
-      </w:r>
-    </w:p>
-    <w:p>
-      <w:pPr>
-        <w:bidi w:val="0"/>
-        <w:rPr>
-          <w:rFonts w:hint="eastAsia"/>
-          <w:lang w:val="en-US" w:eastAsia="zh-CN"/>
-        </w:rPr>
-      </w:pPr>
-      <w:r>
-        <w:rPr>
-          <w:rFonts w:hint="eastAsia"/>
-          <w:lang w:val="en-US" w:eastAsia="zh-CN"/>
-        </w:rPr>
-        <w:t>历史记录采用动态数组保存。</w:t>
-      </w:r>
-    </w:p>
-    <w:p>
-      <w:pPr>
-        <w:bidi w:val="0"/>
-        <w:rPr>
-          <w:rFonts w:hint="eastAsia"/>
-          <w:lang w:val="en-US" w:eastAsia="zh-CN"/>
-        </w:rPr>
-      </w:pPr>
-      <w:r>
-        <w:rPr>
-          <w:rFonts w:hint="eastAsia"/>
-          <w:lang w:val="en-US" w:eastAsia="zh-CN"/>
-        </w:rPr>
-        <w:t>车辆出场时产生一条交易记录。</w:t>
-      </w:r>
-    </w:p>
-    <w:p>
-      <w:pPr>
-        <w:bidi w:val="0"/>
-        <w:rPr>
-          <w:rFonts w:hint="eastAsia"/>
-          <w:lang w:val="en-US" w:eastAsia="zh-CN"/>
-        </w:rPr>
-      </w:pPr>
-      <w:r>
-        <w:rPr>
-          <w:rFonts w:hint="eastAsia"/>
-          <w:lang w:val="en-US" w:eastAsia="zh-CN"/>
-        </w:rPr>
-        <w:t>统计模块基于历史交易记录计算收入和高峰数据。</w:t>
-      </w:r>
-    </w:p>
-    <w:p>
-      <w:pPr>
-        <w:bidi w:val="0"/>
-        <w:rPr>
-          <w:rFonts w:hint="eastAsia"/>
-          <w:lang w:val="en-US" w:eastAsia="zh-CN"/>
-        </w:rPr>
-      </w:pPr>
-      <w:r>
-        <w:rPr>
-          <w:rFonts w:hint="eastAsia"/>
-          <w:lang w:val="en-US" w:eastAsia="zh-CN"/>
-        </w:rPr>
-        <w:t>ADT 描述：</w:t>
-      </w:r>
-    </w:p>
-    <w:p>
-      <w:pPr>
-        <w:bidi w:val="0"/>
-        <w:rPr>
-          <w:rFonts w:hint="eastAsia"/>
-          <w:lang w:val="en-US" w:eastAsia="zh-CN"/>
-        </w:rPr>
-      </w:pPr>
-      <w:r>
-        <w:rPr>
-          <w:rFonts w:hint="eastAsia"/>
-          <w:lang w:val="en-US" w:eastAsia="zh-CN"/>
-        </w:rPr>
-        <w:t>ADT TransactionHistory {</w:t>
-      </w:r>
-    </w:p>
-    <w:p>
-      <w:pPr>
-        <w:bidi w:val="0"/>
-        <w:rPr>
-          <w:rFonts w:hint="eastAsia"/>
-          <w:lang w:val="en-US" w:eastAsia="zh-CN"/>
-        </w:rPr>
-      </w:pPr>
-      <w:r>
-        <w:rPr>
-          <w:rFonts w:hint="eastAsia"/>
-          <w:lang w:val="en-US" w:eastAsia="zh-CN"/>
-        </w:rPr>
-        <w:t xml:space="preserve">    数据对象：所有已完成停车交易记录集合。</w:t>
-      </w:r>
-    </w:p>
-    <w:p>
-      <w:pPr>
-        <w:bidi w:val="0"/>
-        <w:rPr>
-          <w:rFonts w:hint="eastAsia"/>
-          <w:lang w:val="en-US" w:eastAsia="zh-CN"/>
-        </w:rPr>
-      </w:pPr>
-      <w:r>
-        <w:rPr>
-          <w:rFonts w:hint="eastAsia"/>
-          <w:lang w:val="en-US" w:eastAsia="zh-CN"/>
-        </w:rPr>
-        <w:t xml:space="preserve">    数据关系：线性表，按交易产生时间追加。</w:t>
-      </w:r>
-    </w:p>
-    <w:p>
-      <w:pPr>
-        <w:bidi w:val="0"/>
-        <w:rPr>
-          <w:rFonts w:hint="eastAsia"/>
-          <w:lang w:val="en-US" w:eastAsia="zh-CN"/>
-        </w:rPr>
-      </w:pPr>
-      <w:r>
-        <w:rPr>
-          <w:rFonts w:hint="eastAsia"/>
-          <w:lang w:val="en-US" w:eastAsia="zh-CN"/>
-        </w:rPr>
-        <w:t xml:space="preserve">    基本操作：</w:t>
-      </w:r>
-    </w:p>
-    <w:p>
-      <w:pPr>
-        <w:bidi w:val="0"/>
-        <w:rPr>
-          <w:rFonts w:hint="eastAsia"/>
-          <w:lang w:val="en-US" w:eastAsia="zh-CN"/>
-        </w:rPr>
-      </w:pPr>
-      <w:r>
-        <w:rPr>
-          <w:rFonts w:hint="eastAsia"/>
-          <w:lang w:val="en-US" w:eastAsia="zh-CN"/>
-        </w:rPr>
-        <w:t xml:space="preserve">        追加交易记录；</w:t>
-      </w:r>
-    </w:p>
-    <w:p>
-      <w:pPr>
-        <w:bidi w:val="0"/>
-        <w:rPr>
-          <w:rFonts w:hint="eastAsia"/>
-          <w:lang w:val="en-US" w:eastAsia="zh-CN"/>
-        </w:rPr>
-      </w:pPr>
-      <w:r>
-        <w:rPr>
-          <w:rFonts w:hint="eastAsia"/>
-          <w:lang w:val="en-US" w:eastAsia="zh-CN"/>
-        </w:rPr>
-        <w:t xml:space="preserve">        查询历史交易；</w:t>
-      </w:r>
-    </w:p>
-    <w:p>
-      <w:pPr>
-        <w:bidi w:val="0"/>
-        <w:rPr>
-          <w:rFonts w:hint="eastAsia"/>
-          <w:lang w:val="en-US" w:eastAsia="zh-CN"/>
-        </w:rPr>
-      </w:pPr>
-      <w:r>
-        <w:rPr>
-          <w:rFonts w:hint="eastAsia"/>
-          <w:lang w:val="en-US" w:eastAsia="zh-CN"/>
-        </w:rPr>
-        <w:t xml:space="preserve">        统计收入；</w:t>
-      </w:r>
-    </w:p>
-    <w:p>
-      <w:pPr>
-        <w:bidi w:val="0"/>
-        <w:rPr>
-          <w:rFonts w:hint="eastAsia"/>
-          <w:lang w:val="en-US" w:eastAsia="zh-CN"/>
-        </w:rPr>
-      </w:pPr>
-      <w:r>
-        <w:rPr>
-          <w:rFonts w:hint="eastAsia"/>
-          <w:lang w:val="en-US" w:eastAsia="zh-CN"/>
-        </w:rPr>
-        <w:t xml:space="preserve">        分析高峰时段；</w:t>
-      </w:r>
-    </w:p>
-    <w:p>
-      <w:pPr>
-        <w:bidi w:val="0"/>
-        <w:rPr>
-          <w:rFonts w:hint="eastAsia"/>
-          <w:lang w:val="en-US" w:eastAsia="zh-CN"/>
-        </w:rPr>
-      </w:pPr>
-      <w:r>
-        <w:rPr>
-          <w:rFonts w:hint="eastAsia"/>
-          <w:lang w:val="en-US" w:eastAsia="zh-CN"/>
-        </w:rPr>
-        <w:t>}</w:t>
-      </w:r>
-    </w:p>
-    <w:p>
-      <w:pPr>
-        <w:bidi w:val="0"/>
-        <w:rPr>
-          <w:rFonts w:hint="eastAsia"/>
-          <w:lang w:val="en-US" w:eastAsia="zh-CN"/>
-        </w:rPr>
-      </w:pPr>
-    </w:p>
-    <w:p>
-      <w:pPr>
-        <w:bidi w:val="0"/>
-        <w:rPr>
-          <w:rFonts w:hint="eastAsia"/>
-          <w:lang w:val="en-US" w:eastAsia="zh-CN"/>
-        </w:rPr>
-      </w:pPr>
-      <w:r>
-        <w:rPr>
-          <w:rFonts w:hint="eastAsia"/>
-          <w:lang w:val="en-US" w:eastAsia="zh-CN"/>
-        </w:rPr>
-        <w:t>11. 系统全局状态对象 `ParkingSystem`</w:t>
-      </w:r>
-    </w:p>
-    <w:p>
-      <w:pPr>
-        <w:bidi w:val="0"/>
-        <w:rPr>
-          <w:rFonts w:hint="eastAsia"/>
-          <w:lang w:val="en-US" w:eastAsia="zh-CN"/>
-        </w:rPr>
-      </w:pPr>
-      <w:r>
-        <w:rPr>
-          <w:rFonts w:hint="eastAsia"/>
-          <w:lang w:val="en-US" w:eastAsia="zh-CN"/>
-        </w:rPr>
-        <w:t>ParkingSystem 是系统运行时的总控数据对象。</w:t>
-      </w:r>
-    </w:p>
-    <w:p>
-      <w:pPr>
-        <w:bidi w:val="0"/>
-        <w:rPr>
-          <w:rFonts w:hint="eastAsia"/>
-          <w:lang w:val="en-US" w:eastAsia="zh-CN"/>
-        </w:rPr>
-      </w:pPr>
-      <w:r>
-        <w:rPr>
-          <w:rFonts w:hint="eastAsia"/>
-          <w:lang w:val="en-US" w:eastAsia="zh-CN"/>
-        </w:rPr>
-        <w:t>数据项：spots；含义：全部车位；类型：ParkingSpot[FLOORS][ROWS][COLS]；值范围：固定 60 个车位</w:t>
-      </w:r>
-    </w:p>
-    <w:p>
-      <w:pPr>
-        <w:bidi w:val="0"/>
-        <w:rPr>
-          <w:rFonts w:hint="eastAsia"/>
-          <w:lang w:val="en-US" w:eastAsia="zh-CN"/>
-        </w:rPr>
-      </w:pPr>
-      <w:r>
-        <w:rPr>
-          <w:rFonts w:hint="eastAsia"/>
-          <w:lang w:val="en-US" w:eastAsia="zh-CN"/>
-        </w:rPr>
-        <w:t>数据项：plate_index；含义：车牌索引；类型：HashMap；值范围：当前在场车辆索引</w:t>
-      </w:r>
-    </w:p>
-    <w:p>
-      <w:pPr>
-        <w:bidi w:val="0"/>
-        <w:rPr>
-          <w:rFonts w:hint="eastAsia"/>
-          <w:lang w:val="en-US" w:eastAsia="zh-CN"/>
-        </w:rPr>
-      </w:pPr>
-      <w:r>
-        <w:rPr>
-          <w:rFonts w:hint="eastAsia"/>
-          <w:lang w:val="en-US" w:eastAsia="zh-CN"/>
-        </w:rPr>
-        <w:t>数据项：free_spots；含义：空闲车位栈；类型：FreeSpotStack；值范围：当前空闲车位</w:t>
-      </w:r>
-    </w:p>
-    <w:p>
-      <w:pPr>
-        <w:bidi w:val="0"/>
-        <w:rPr>
-          <w:rFonts w:hint="eastAsia"/>
-          <w:lang w:val="en-US" w:eastAsia="zh-CN"/>
-        </w:rPr>
-      </w:pPr>
-      <w:r>
-        <w:rPr>
-          <w:rFonts w:hint="eastAsia"/>
-          <w:lang w:val="en-US" w:eastAsia="zh-CN"/>
-        </w:rPr>
-        <w:t>数据项：wait_queue；含义：等待队列；类型：WaitingQueue；值范围：当前排队车辆</w:t>
-      </w:r>
-    </w:p>
-    <w:p>
-      <w:pPr>
-        <w:bidi w:val="0"/>
-        <w:rPr>
-          <w:rFonts w:hint="eastAsia"/>
-          <w:lang w:val="en-US" w:eastAsia="zh-CN"/>
-        </w:rPr>
-      </w:pPr>
-      <w:r>
-        <w:rPr>
-          <w:rFonts w:hint="eastAsia"/>
-          <w:lang w:val="en-US" w:eastAsia="zh-CN"/>
-        </w:rPr>
-        <w:t>数据项：history；含义：历史交易数组；类型：TransactionRecord *；值范围：动态数组</w:t>
-      </w:r>
-    </w:p>
-    <w:p>
-      <w:pPr>
-        <w:bidi w:val="0"/>
-        <w:rPr>
-          <w:rFonts w:hint="eastAsia"/>
-          <w:lang w:val="en-US" w:eastAsia="zh-CN"/>
-        </w:rPr>
-      </w:pPr>
-      <w:r>
-        <w:rPr>
-          <w:rFonts w:hint="eastAsia"/>
-          <w:lang w:val="en-US" w:eastAsia="zh-CN"/>
-        </w:rPr>
-        <w:t>数据项：history_count；含义：当前历史记录数；类型：int；值范围：&gt;= 0</w:t>
-      </w:r>
-    </w:p>
-    <w:p>
-      <w:pPr>
-        <w:bidi w:val="0"/>
-        <w:rPr>
-          <w:rFonts w:hint="eastAsia"/>
-          <w:lang w:val="en-US" w:eastAsia="zh-CN"/>
-        </w:rPr>
-      </w:pPr>
-      <w:r>
-        <w:rPr>
-          <w:rFonts w:hint="eastAsia"/>
-          <w:lang w:val="en-US" w:eastAsia="zh-CN"/>
-        </w:rPr>
-        <w:t>数据项：history_capacity；含义：历史数组容量；类型：int；值范围：&gt;= history_count</w:t>
-      </w:r>
-    </w:p>
-    <w:p>
-      <w:pPr>
-        <w:bidi w:val="0"/>
-        <w:rPr>
-          <w:rFonts w:hint="eastAsia"/>
-          <w:lang w:val="en-US" w:eastAsia="zh-CN"/>
-        </w:rPr>
-      </w:pPr>
-      <w:r>
-        <w:rPr>
-          <w:rFonts w:hint="eastAsia"/>
-          <w:lang w:val="en-US" w:eastAsia="zh-CN"/>
-        </w:rPr>
-        <w:t>数据项：fee_rule；含义：计费规则；类型：FeeRule；值范围：有效收费规则</w:t>
-      </w:r>
-    </w:p>
-    <w:p>
-      <w:pPr>
-        <w:bidi w:val="0"/>
-        <w:rPr>
-          <w:rFonts w:hint="eastAsia"/>
-          <w:lang w:val="en-US" w:eastAsia="zh-CN"/>
-        </w:rPr>
-      </w:pPr>
-      <w:r>
-        <w:rPr>
-          <w:rFonts w:hint="eastAsia"/>
-          <w:lang w:val="en-US" w:eastAsia="zh-CN"/>
-        </w:rPr>
-        <w:t>数据项：total_revenue；含义：累计收入；类型：double；值范围：&gt;= 0</w:t>
-      </w:r>
-    </w:p>
-    <w:p>
-      <w:pPr>
-        <w:bidi w:val="0"/>
-        <w:rPr>
-          <w:rFonts w:hint="eastAsia"/>
-          <w:lang w:val="en-US" w:eastAsia="zh-CN"/>
-        </w:rPr>
-      </w:pPr>
-    </w:p>
-    <w:p>
-      <w:pPr>
-        <w:bidi w:val="0"/>
-        <w:rPr>
-          <w:rFonts w:hint="eastAsia"/>
-          <w:lang w:val="en-US" w:eastAsia="zh-CN"/>
-        </w:rPr>
-      </w:pPr>
-      <w:r>
-        <w:rPr>
-          <w:rFonts w:hint="eastAsia"/>
-          <w:lang w:val="en-US" w:eastAsia="zh-CN"/>
-        </w:rPr>
-        <w:t>结构特点：</w:t>
-      </w:r>
-    </w:p>
-    <w:p>
-      <w:pPr>
-        <w:bidi w:val="0"/>
-        <w:rPr>
-          <w:rFonts w:hint="eastAsia"/>
-          <w:lang w:val="en-US" w:eastAsia="zh-CN"/>
-        </w:rPr>
-      </w:pPr>
-      <w:r>
-        <w:rPr>
-          <w:rFonts w:hint="eastAsia"/>
-          <w:lang w:val="en-US" w:eastAsia="zh-CN"/>
-        </w:rPr>
-        <w:t>聚合所有核心数据对象。</w:t>
-      </w:r>
-    </w:p>
-    <w:p>
-      <w:pPr>
-        <w:bidi w:val="0"/>
-        <w:rPr>
-          <w:rFonts w:hint="eastAsia"/>
-          <w:lang w:val="en-US" w:eastAsia="zh-CN"/>
-        </w:rPr>
-      </w:pPr>
-      <w:r>
-        <w:rPr>
-          <w:rFonts w:hint="eastAsia"/>
-          <w:lang w:val="en-US" w:eastAsia="zh-CN"/>
-        </w:rPr>
-        <w:t>其他模块函数通常以 ParkingSystem *ps 作为参数。</w:t>
-      </w:r>
-    </w:p>
-    <w:p>
-      <w:pPr>
-        <w:bidi w:val="0"/>
-        <w:rPr>
-          <w:rFonts w:hint="eastAsia"/>
-          <w:lang w:val="en-US" w:eastAsia="zh-CN"/>
-        </w:rPr>
-      </w:pPr>
-      <w:r>
-        <w:rPr>
-          <w:rFonts w:hint="eastAsia"/>
-          <w:lang w:val="en-US" w:eastAsia="zh-CN"/>
-        </w:rPr>
-        <w:t>是系统初始化、业务处理、统计和持久化的核心上下文。</w:t>
-      </w:r>
-    </w:p>
-    <w:p>
-      <w:pPr>
-        <w:bidi w:val="0"/>
-        <w:rPr>
-          <w:rFonts w:hint="eastAsia"/>
-          <w:lang w:val="en-US" w:eastAsia="zh-CN"/>
-        </w:rPr>
-      </w:pPr>
-      <w:r>
-        <w:rPr>
-          <w:rFonts w:hint="eastAsia"/>
-          <w:lang w:val="en-US" w:eastAsia="zh-CN"/>
-        </w:rPr>
-        <w:t>ADT 描述：</w:t>
-      </w:r>
-    </w:p>
-    <w:p>
-      <w:pPr>
-        <w:bidi w:val="0"/>
-        <w:rPr>
-          <w:rFonts w:hint="eastAsia"/>
-          <w:lang w:val="en-US" w:eastAsia="zh-CN"/>
-        </w:rPr>
-      </w:pPr>
-      <w:r>
-        <w:rPr>
-          <w:rFonts w:hint="eastAsia"/>
-          <w:lang w:val="en-US" w:eastAsia="zh-CN"/>
-        </w:rPr>
-        <w:t>ADT ParkingSystem {</w:t>
-      </w:r>
-    </w:p>
-    <w:p>
-      <w:pPr>
-        <w:bidi w:val="0"/>
-        <w:rPr>
-          <w:rFonts w:hint="eastAsia"/>
-          <w:lang w:val="en-US" w:eastAsia="zh-CN"/>
-        </w:rPr>
-      </w:pPr>
-      <w:r>
-        <w:rPr>
-          <w:rFonts w:hint="eastAsia"/>
-          <w:lang w:val="en-US" w:eastAsia="zh-CN"/>
-        </w:rPr>
-        <w:t xml:space="preserve">    数据对象：停车场运行状态集合。</w:t>
-      </w:r>
-    </w:p>
-    <w:p>
-      <w:pPr>
-        <w:bidi w:val="0"/>
-        <w:rPr>
-          <w:rFonts w:hint="eastAsia"/>
-          <w:lang w:val="en-US" w:eastAsia="zh-CN"/>
-        </w:rPr>
-      </w:pPr>
-      <w:r>
-        <w:rPr>
-          <w:rFonts w:hint="eastAsia"/>
-          <w:lang w:val="en-US" w:eastAsia="zh-CN"/>
-        </w:rPr>
-        <w:t xml:space="preserve">    数据关系：聚合车位、索引、队列、栈、计费规则和历史交易。</w:t>
-      </w:r>
-    </w:p>
-    <w:p>
-      <w:pPr>
-        <w:bidi w:val="0"/>
-        <w:rPr>
-          <w:rFonts w:hint="eastAsia"/>
-          <w:lang w:val="en-US" w:eastAsia="zh-CN"/>
-        </w:rPr>
-      </w:pPr>
-      <w:r>
-        <w:rPr>
-          <w:rFonts w:hint="eastAsia"/>
-          <w:lang w:val="en-US" w:eastAsia="zh-CN"/>
-        </w:rPr>
-        <w:t xml:space="preserve">    基本操作：</w:t>
-      </w:r>
-    </w:p>
-    <w:p>
-      <w:pPr>
-        <w:bidi w:val="0"/>
-        <w:rPr>
-          <w:rFonts w:hint="eastAsia"/>
-          <w:lang w:val="en-US" w:eastAsia="zh-CN"/>
-        </w:rPr>
-      </w:pPr>
-      <w:r>
-        <w:rPr>
-          <w:rFonts w:hint="eastAsia"/>
-          <w:lang w:val="en-US" w:eastAsia="zh-CN"/>
-        </w:rPr>
-        <w:t xml:space="preserve">        初始化停车场系统的全部数据结构</w:t>
-      </w:r>
-    </w:p>
-    <w:p>
-      <w:pPr>
-        <w:bidi w:val="0"/>
-        <w:rPr>
-          <w:rFonts w:hint="eastAsia"/>
-          <w:lang w:val="en-US" w:eastAsia="zh-CN"/>
-        </w:rPr>
-      </w:pPr>
-      <w:r>
-        <w:rPr>
-          <w:rFonts w:hint="eastAsia"/>
-          <w:lang w:val="en-US" w:eastAsia="zh-CN"/>
-        </w:rPr>
-        <w:t xml:space="preserve">        销毁系统并释放所有动态分配的内存</w:t>
-      </w:r>
-    </w:p>
-    <w:p>
-      <w:pPr>
-        <w:bidi w:val="0"/>
-        <w:rPr>
-          <w:rFonts w:hint="eastAsia"/>
-          <w:lang w:val="en-US" w:eastAsia="zh-CN"/>
-        </w:rPr>
-      </w:pPr>
-      <w:r>
-        <w:rPr>
-          <w:rFonts w:hint="eastAsia"/>
-          <w:lang w:val="en-US" w:eastAsia="zh-CN"/>
-        </w:rPr>
-        <w:t xml:space="preserve">        处理车辆入场操作，返回入场结果状态</w:t>
-      </w:r>
-    </w:p>
-    <w:p>
-      <w:pPr>
-        <w:bidi w:val="0"/>
-        <w:rPr>
-          <w:rFonts w:hint="eastAsia"/>
-          <w:lang w:val="en-US" w:eastAsia="zh-CN"/>
-        </w:rPr>
-      </w:pPr>
-      <w:r>
-        <w:rPr>
-          <w:rFonts w:hint="eastAsia"/>
-          <w:lang w:val="en-US" w:eastAsia="zh-CN"/>
-        </w:rPr>
-        <w:t xml:space="preserve">        处理车辆出场操作，计算费用并返回结果</w:t>
-      </w:r>
-    </w:p>
-    <w:p>
-      <w:pPr>
-        <w:bidi w:val="0"/>
-        <w:rPr>
-          <w:rFonts w:hint="eastAsia"/>
-          <w:lang w:val="en-US" w:eastAsia="zh-CN"/>
-        </w:rPr>
-      </w:pPr>
-      <w:r>
-        <w:rPr>
-          <w:rFonts w:hint="eastAsia"/>
-          <w:lang w:val="en-US" w:eastAsia="zh-CN"/>
-        </w:rPr>
-        <w:t xml:space="preserve">        根据车牌查询车辆的停放位置和状态</w:t>
-      </w:r>
-    </w:p>
-    <w:p>
-      <w:pPr>
-        <w:bidi w:val="0"/>
-      </w:pPr>
-      <w:r>
-        <w:rPr>
-          <w:rFonts w:hint="eastAsia"/>
-          <w:lang w:val="en-US" w:eastAsia="zh-CN"/>
-        </w:rPr>
-        <w:t>}</w:t>
-      </w:r>
-    </w:p>
-    <w:p>
-      <w:pPr>
-        <w:bidi w:val="0"/>
-        <w:rPr>
-          <w:sz w:val="28"/>
-          <w:szCs w:val="28"/>
-        </w:rPr>
-      </w:pPr>
-      <w:r>
-        <w:rPr>
-          <w:sz w:val="28"/>
-          <w:szCs w:val="28"/>
-        </w:rPr>
-        <w:t>数据元素之间的逻辑结构</w:t>
-      </w:r>
-    </w:p>
-    <w:p>
-      <w:pPr>
-        <w:bidi w:val="0"/>
-      </w:pPr>
-      <w:r>
-        <w:t>1. 车位集合的逻辑结构</w:t>
-      </w:r>
-    </w:p>
-    <w:p>
-      <w:pPr>
-        <w:bidi w:val="0"/>
-      </w:pPr>
-      <w:r>
-        <w:t>车位集合采用三维数组：</w:t>
-      </w:r>
-    </w:p>
-    <w:p>
-      <w:pPr>
-        <w:bidi w:val="0"/>
-      </w:pPr>
-      <w:r>
-        <w:t>ParkingSpot spots[FLOORS][ROWS][COLS];</w:t>
-      </w:r>
-      <w:r>
-        <w:br w:type="textWrapping"/>
-      </w:r>
-    </w:p>
-    <w:p>
-      <w:pPr>
-        <w:bidi w:val="0"/>
-      </w:pPr>
-      <w:r>
-        <w:t>逻辑结构特点：</w:t>
-      </w:r>
-    </w:p>
-    <w:p>
-      <w:pPr>
-        <w:bidi w:val="0"/>
-      </w:pPr>
-      <w:r>
-        <w:t>属于多维数组结构。</w:t>
-      </w:r>
-    </w:p>
-    <w:p>
-      <w:pPr>
-        <w:bidi w:val="0"/>
-      </w:pPr>
-      <w:r>
-        <w:t>每个元素通过 (floor, row, col) 唯一定位。</w:t>
-      </w:r>
-    </w:p>
-    <w:p>
-      <w:pPr>
-        <w:bidi w:val="0"/>
-      </w:pPr>
-      <w:r>
-        <w:t>支持按楼层、行、列遍历显示车位状态。</w:t>
-      </w:r>
-    </w:p>
-    <w:p>
-      <w:pPr>
-        <w:bidi w:val="0"/>
-      </w:pPr>
-    </w:p>
-    <w:p>
-      <w:pPr>
-        <w:bidi w:val="0"/>
-      </w:pPr>
-      <w:r>
-        <w:t>2. 空闲车位集合的逻辑结构</w:t>
-      </w:r>
-    </w:p>
-    <w:p>
-      <w:pPr>
-        <w:bidi w:val="0"/>
-      </w:pPr>
-      <w:r>
-        <w:t>空闲车位采用顺序栈：</w:t>
-      </w:r>
-    </w:p>
-    <w:p>
-      <w:pPr>
-        <w:bidi w:val="0"/>
-      </w:pPr>
-      <w:r>
-        <w:t>FreeSpotStack free_spots;</w:t>
-      </w:r>
-      <w:r>
-        <w:br w:type="textWrapping"/>
-      </w:r>
-    </w:p>
-    <w:p>
-      <w:pPr>
-        <w:bidi w:val="0"/>
-      </w:pPr>
-      <w:r>
-        <w:t>逻辑结构特点：</w:t>
-      </w:r>
-    </w:p>
-    <w:p>
-      <w:pPr>
-        <w:bidi w:val="0"/>
-      </w:pPr>
-      <w:r>
-        <w:t>栈结构，后进先出。</w:t>
-      </w:r>
-    </w:p>
-    <w:p>
-      <w:pPr>
-        <w:bidi w:val="0"/>
-      </w:pPr>
-      <w:r>
-        <w:t>入场分配车位时执行 stack_pop。</w:t>
-      </w:r>
-    </w:p>
-    <w:p>
-      <w:pPr>
-        <w:bidi w:val="0"/>
-      </w:pPr>
-      <w:r>
-        <w:t>出场释放车位且无等待车辆时执行 stack_push。</w:t>
-      </w:r>
-    </w:p>
-    <w:p>
-      <w:pPr>
-        <w:bidi w:val="0"/>
-      </w:pPr>
-    </w:p>
-    <w:p>
-      <w:pPr>
-        <w:bidi w:val="0"/>
-      </w:pPr>
-      <w:r>
-        <w:t>3. 等待车辆集合的逻辑结构</w:t>
-      </w:r>
-    </w:p>
-    <w:p>
-      <w:pPr>
-        <w:bidi w:val="0"/>
-      </w:pPr>
-      <w:r>
-        <w:t>等待车辆采用链式队列：</w:t>
-      </w:r>
-    </w:p>
-    <w:p>
-      <w:pPr>
-        <w:bidi w:val="0"/>
-      </w:pPr>
-      <w:r>
-        <w:t>WaitingQueue wait_queue;</w:t>
-      </w:r>
-      <w:r>
-        <w:br w:type="textWrapping"/>
-      </w:r>
-    </w:p>
-    <w:p>
-      <w:pPr>
-        <w:bidi w:val="0"/>
-      </w:pPr>
-      <w:r>
-        <w:t>逻辑结构特点：</w:t>
-      </w:r>
-    </w:p>
-    <w:p>
-      <w:pPr>
-        <w:bidi w:val="0"/>
-      </w:pPr>
-      <w:r>
-        <w:t>队列结构，先进先出。</w:t>
-      </w:r>
-    </w:p>
-    <w:p>
-      <w:pPr>
-        <w:bidi w:val="0"/>
-      </w:pPr>
-      <w:r>
-        <w:t>停车场满位时车辆入队。</w:t>
-      </w:r>
-    </w:p>
-    <w:p>
-      <w:pPr>
-        <w:bidi w:val="0"/>
-      </w:pPr>
-      <w:r>
-        <w:t>释放车位后队头车辆出队并自动分配车位。</w:t>
-      </w:r>
-    </w:p>
-    <w:p>
-      <w:pPr>
-        <w:bidi w:val="0"/>
-      </w:pPr>
-      <w:r>
-        <w:t>保证排队公平。</w:t>
-      </w:r>
-    </w:p>
-    <w:p>
-      <w:pPr>
-        <w:bidi w:val="0"/>
-      </w:pPr>
-    </w:p>
-    <w:p>
-      <w:pPr>
-        <w:bidi w:val="0"/>
-      </w:pPr>
-      <w:r>
-        <w:t>4. 在场车辆索引的逻辑结构</w:t>
-      </w:r>
-    </w:p>
-    <w:p>
-      <w:pPr>
-        <w:bidi w:val="0"/>
-      </w:pPr>
-      <w:r>
-        <w:t>在场车辆索引采用哈希表：</w:t>
-      </w:r>
-    </w:p>
-    <w:p>
-      <w:pPr>
-        <w:bidi w:val="0"/>
-      </w:pPr>
-      <w:r>
-        <w:t>HashMap plate_index;</w:t>
-      </w:r>
-      <w:r>
-        <w:br w:type="textWrapping"/>
-      </w:r>
-    </w:p>
-    <w:p>
-      <w:pPr>
-        <w:bidi w:val="0"/>
-      </w:pPr>
-      <w:r>
-        <w:t>逻辑结构特点：</w:t>
-      </w:r>
-    </w:p>
-    <w:p>
-      <w:pPr>
-        <w:bidi w:val="0"/>
-      </w:pPr>
-      <w:r>
-        <w:t>关键字为车牌号。</w:t>
-      </w:r>
-    </w:p>
-    <w:p>
-      <w:pPr>
-        <w:bidi w:val="0"/>
-      </w:pPr>
-      <w:r>
-        <w:t>值为 VehicleRecord *。</w:t>
-      </w:r>
-    </w:p>
-    <w:p>
-      <w:pPr>
-        <w:bidi w:val="0"/>
-      </w:pPr>
-      <w:r>
-        <w:t>使用拉链法解决哈希冲突。</w:t>
-      </w:r>
-    </w:p>
-    <w:p>
-      <w:pPr>
-        <w:bidi w:val="0"/>
-      </w:pPr>
-    </w:p>
-    <w:p>
-      <w:pPr>
-        <w:bidi w:val="0"/>
-      </w:pPr>
-      <w:r>
-        <w:t>5. 历史交易集合的逻辑结构</w:t>
-      </w:r>
-    </w:p>
-    <w:p>
-      <w:pPr>
-        <w:bidi w:val="0"/>
-      </w:pPr>
-      <w:r>
-        <w:t>历史交易采用动态顺序表：</w:t>
-      </w:r>
-    </w:p>
-    <w:p>
-      <w:pPr>
-        <w:bidi w:val="0"/>
-      </w:pPr>
-      <w:r>
-        <w:t>TransactionRecord *history;</w:t>
-      </w:r>
-      <w:r>
-        <w:br w:type="textWrapping"/>
-      </w:r>
-    </w:p>
-    <w:p>
-      <w:pPr>
-        <w:bidi w:val="0"/>
-      </w:pPr>
-      <w:r>
-        <w:t>逻辑结构特点：</w:t>
-      </w:r>
-    </w:p>
-    <w:p>
-      <w:pPr>
-        <w:bidi w:val="0"/>
-      </w:pPr>
-      <w:r>
-        <w:t>按交易产生顺序追加。</w:t>
-      </w:r>
-    </w:p>
-    <w:p>
-      <w:pPr>
-        <w:bidi w:val="0"/>
-      </w:pPr>
-      <w:r>
-        <w:t>容量不足时扩容。</w:t>
-      </w:r>
-    </w:p>
-    <w:p>
-      <w:pPr>
-        <w:bidi w:val="0"/>
-      </w:pPr>
-      <w:r>
-        <w:t>适合统计收入、查询历史和分析高峰时段。</w:t>
-      </w:r>
-    </w:p>
-    <w:p>
-      <w:pPr>
-        <w:bidi w:val="0"/>
-      </w:pPr>
-    </w:p>
-    <w:p>
-      <w:pPr>
-        <w:bidi w:val="0"/>
-        <w:rPr>
+      <w:pPr/>
+      <w:r>
+        <w:rPr>
+          <w:rFonts w:eastAsia="宋体" w:ascii="Times New Roman" w:hAnsi="Times New Roman"/>
+          <w:sz w:val="21"/>
+          <w:szCs w:val="21"/>
           <w:b/>
-          <w:bCs/>
-        </w:rPr>
-      </w:pPr>
-      <w:r>
-        <w:rPr>
+        </w:rPr>
+        <w:t xml:space="preserve">1. 数据对象清单</w:t>
+      </w:r>
+    </w:p>
+    <w:p>
+      <w:pPr/>
+      <w:r>
+        <w:rPr>
+          <w:rFonts w:eastAsia="宋体" w:ascii="Times New Roman" w:hAnsi="Times New Roman"/>
+          <w:sz w:val="21"/>
+          <w:szCs w:val="21"/>
+        </w:rPr>
+        <w:t xml:space="preserve">本系统共涉及以下 6 种核心数据结构，分别承担不同的业务职责：</w:t>
+      </w:r>
+    </w:p>
+    <w:p>
+      <w:pPr/>
+      <w:r>
+        <w:rPr>
+          <w:rFonts w:eastAsia="宋体" w:ascii="Times New Roman" w:hAnsi="Times New Roman"/>
+          <w:sz w:val="21"/>
+          <w:szCs w:val="21"/>
           <w:b/>
-          <w:bCs/>
-        </w:rPr>
-        <w:t>数据对象之间的参照性和依赖关系</w:t>
-      </w:r>
-    </w:p>
-    <w:p>
-      <w:pPr>
-        <w:bidi w:val="0"/>
-        <w:rPr>
+        </w:rPr>
+        <w:t xml:space="preserve">1、车位管理</w:t>
+      </w:r>
+    </w:p>
+    <w:p>
+      <w:pPr/>
+      <w:r>
+        <w:rPr>
+          <w:rFonts w:eastAsia="宋体" w:ascii="Times New Roman" w:hAnsi="Times New Roman"/>
+          <w:sz w:val="21"/>
+          <w:szCs w:val="21"/>
+        </w:rPr>
+        <w:t xml:space="preserve">结构：三维数组 spots[3][4][5] = 60 个车位。每个元素为 ParkingSpot 结构体，包含位置坐标 (floor, row, col)、占用状态 (SPOT_FREE / SPOT_OCCUPIED) 和车牌号（长度 1~15）。访问方式为 O(1) 直接下标访问，用于存储全部车位的占用状态及占用车辆信息。</w:t>
+      </w:r>
+    </w:p>
+    <w:p/>
+    <w:p>
+      <w:pPr/>
+      <w:r>
+        <w:rPr>
+          <w:rFonts w:eastAsia="宋体" w:ascii="Times New Roman" w:hAnsi="Times New Roman"/>
+          <w:sz w:val="21"/>
+          <w:szCs w:val="21"/>
           <w:b/>
-          <w:bCs/>
-        </w:rPr>
-      </w:pPr>
-    </w:p>
-    <w:p>
-      <w:pPr>
-        <w:bidi w:val="0"/>
-      </w:pPr>
-    </w:p>
-    <w:p>
-      <w:pPr>
-        <w:bidi w:val="0"/>
-        <w:rPr>
-          <w:rFonts w:hint="eastAsia"/>
+        </w:rPr>
+        <w:t xml:space="preserve">2、空闲车位管理</w:t>
+      </w:r>
+    </w:p>
+    <w:p>
+      <w:pPr/>
+      <w:r>
+        <w:rPr>
+          <w:rFonts w:eastAsia="宋体" w:ascii="Times New Roman" w:hAnsi="Times New Roman"/>
+          <w:sz w:val="21"/>
+          <w:szCs w:val="21"/>
+        </w:rPr>
+        <w:t xml:space="preserve">结构：顺序栈 FreeSpotStack。入场分配车位调用 stack_pop() —— O(1)；出场释放车位（无等待时）调用 stack_push() —— O(1)。初始化时将全部 60 个车位坐标压入栈。后进先出（LIFO）保证车位分配和释放均为常数时间。</w:t>
+      </w:r>
+    </w:p>
+    <w:p/>
+    <w:p>
+      <w:pPr/>
+      <w:r>
+        <w:rPr>
+          <w:rFonts w:eastAsia="宋体" w:ascii="Times New Roman" w:hAnsi="Times New Roman"/>
+          <w:sz w:val="21"/>
+          <w:szCs w:val="21"/>
           <w:b/>
-          <w:bCs/>
-          <w:lang w:val="en-US" w:eastAsia="zh-CN"/>
-        </w:rPr>
-      </w:pPr>
-    </w:p>
-    <w:p>
-      <w:pPr>
-        <w:bidi w:val="0"/>
-        <w:rPr>
+        </w:rPr>
+        <w:t xml:space="preserve">3、等待队列管理</w:t>
+      </w:r>
+    </w:p>
+    <w:p>
+      <w:pPr/>
+      <w:r>
+        <w:rPr>
+          <w:rFonts w:eastAsia="宋体" w:ascii="Times New Roman" w:hAnsi="Times New Roman"/>
+          <w:sz w:val="21"/>
+          <w:szCs w:val="21"/>
+        </w:rPr>
+        <w:t xml:space="preserve">结构：链式队列 WaitingQueue。节点为 QueueNode（车牌号 + 到达时间 + next 指针）。入队 queue_enqueue() —— O(1)；出队 queue_dequeue() —— O(1)；查询位置 find_in_queue() —— O(n)。先进先出（FIFO），停车场满位时车辆排队，有空位时自动调度队首车辆入场。</w:t>
+      </w:r>
+    </w:p>
+    <w:p/>
+    <w:p>
+      <w:pPr/>
+      <w:r>
+        <w:rPr>
+          <w:rFonts w:eastAsia="宋体" w:ascii="Times New Roman" w:hAnsi="Times New Roman"/>
+          <w:sz w:val="21"/>
+          <w:szCs w:val="21"/>
           <w:b/>
-          <w:bCs/>
-          <w:sz w:val="24"/>
-          <w:szCs w:val="24"/>
-        </w:rPr>
-      </w:pPr>
-      <w:r>
-        <w:rPr>
+        </w:rPr>
+        <w:t xml:space="preserve">4、在场车辆索引</w:t>
+      </w:r>
+    </w:p>
+    <w:p>
+      <w:pPr/>
+      <w:r>
+        <w:rPr>
+          <w:rFonts w:eastAsia="宋体" w:ascii="Times New Roman" w:hAnsi="Times New Roman"/>
+          <w:sz w:val="21"/>
+          <w:szCs w:val="21"/>
+        </w:rPr>
+        <w:t xml:space="preserve">结构：哈希表 HashMap（拉链法，HT_SIZE = 10007）。节点为 HTNode（车牌号 + VehicleRecord 指针 + next 指针）。查找 ht_find() —— O(1) 平均；插入 ht_insert() —— O(1) 平均；删除 ht_remove() —— O(1) 平均。以车牌号为关键字，实现到场车辆的快速定位与查询。</w:t>
+      </w:r>
+    </w:p>
+    <w:p/>
+    <w:p>
+      <w:pPr/>
+      <w:r>
+        <w:rPr>
+          <w:rFonts w:eastAsia="宋体" w:ascii="Times New Roman" w:hAnsi="Times New Roman"/>
+          <w:sz w:val="21"/>
+          <w:szCs w:val="21"/>
           <w:b/>
-          <w:bCs/>
-          <w:sz w:val="24"/>
-          <w:szCs w:val="24"/>
-        </w:rPr>
-        <w:t>各数据对象上的基本操作和函数原型</w:t>
-      </w:r>
-    </w:p>
-    <w:p>
-      <w:pPr>
-        <w:bidi w:val="0"/>
-      </w:pPr>
-      <w:r>
-        <w:t>1. 位置对象操作</w:t>
-      </w:r>
-    </w:p>
-    <w:p>
-      <w:pPr>
-        <w:bidi w:val="0"/>
-      </w:pPr>
-      <w:r>
-        <w:t>SpotLocation make_loc(int f, int r, int c);</w:t>
-      </w:r>
-      <w:r>
-        <w:br w:type="textWrapping"/>
-      </w:r>
-      <w:r>
-        <w:t>int loc_equal(SpotLocation a, SpotLocation b);</w:t>
-      </w:r>
-      <w:r>
-        <w:br w:type="textWrapping"/>
-      </w:r>
-    </w:p>
-    <w:p>
-      <w:pPr>
-        <w:bidi w:val="0"/>
-      </w:pPr>
-      <w:r>
-        <w:t>说明：</w:t>
-      </w:r>
-    </w:p>
-    <w:p>
-      <w:pPr>
-        <w:bidi w:val="0"/>
-      </w:pPr>
-      <w:r>
-        <w:t>make_loc 创建一个车位坐标。</w:t>
-      </w:r>
-    </w:p>
-    <w:p>
-      <w:pPr>
-        <w:bidi w:val="0"/>
-      </w:pPr>
-      <w:r>
-        <w:t>loc_equal 判断两个车位坐标是否相同。</w:t>
-      </w:r>
-    </w:p>
-    <w:p>
-      <w:pPr>
-        <w:bidi w:val="0"/>
-      </w:pPr>
-      <w:r>
-        <w:t>2. 系统初始化和销毁操作</w:t>
-      </w:r>
-    </w:p>
-    <w:p>
-      <w:pPr>
-        <w:bidi w:val="0"/>
-      </w:pPr>
-      <w:r>
-        <w:t>void ds_init(ParkingSystem *ps);</w:t>
-      </w:r>
-      <w:r>
-        <w:br w:type="textWrapping"/>
-      </w:r>
-      <w:r>
-        <w:t>void ds_destroy(ParkingSystem *ps);</w:t>
-      </w:r>
-      <w:r>
-        <w:br w:type="textWrapping"/>
-      </w:r>
-    </w:p>
-    <w:p>
-      <w:pPr>
-        <w:bidi w:val="0"/>
-      </w:pPr>
-      <w:r>
-        <w:t>说明：</w:t>
-      </w:r>
-    </w:p>
-    <w:p>
-      <w:pPr>
-        <w:bidi w:val="0"/>
-      </w:pPr>
-      <w:r>
-        <w:t>ds_init 初始化车位数组、空闲栈、等待队列、哈希表、历史记录和计费规则。</w:t>
-      </w:r>
-    </w:p>
-    <w:p>
-      <w:pPr>
-        <w:bidi w:val="0"/>
-      </w:pPr>
-      <w:r>
-        <w:t>ds_destroy 释放动态内存，包括空闲栈、等待队列、哈希表和历史数组。</w:t>
-      </w:r>
-    </w:p>
-    <w:p>
-      <w:pPr>
-        <w:bidi w:val="0"/>
-      </w:pPr>
-      <w:r>
-        <w:t>3. 空闲车位栈操作</w:t>
-      </w:r>
-    </w:p>
-    <w:p>
-      <w:pPr>
-        <w:bidi w:val="0"/>
-      </w:pPr>
-      <w:r>
-        <w:t>void stack_init(FreeSpotStack *s, int capacity);</w:t>
-      </w:r>
-      <w:r>
-        <w:br w:type="textWrapping"/>
-      </w:r>
-      <w:r>
-        <w:t>void stack_destroy(FreeSpotStack *s);</w:t>
-      </w:r>
-      <w:r>
-        <w:br w:type="textWrapping"/>
-      </w:r>
-      <w:r>
-        <w:t>void stack_push(FreeSpotStack *s, SpotLocation loc);</w:t>
-      </w:r>
-      <w:r>
-        <w:br w:type="textWrapping"/>
-      </w:r>
-      <w:r>
-        <w:t>SpotLocation stack_pop(FreeSpotStack *s);</w:t>
-      </w:r>
-      <w:r>
-        <w:br w:type="textWrapping"/>
-      </w:r>
-      <w:r>
-        <w:t>int stack_is_empty(const FreeSpotStack *s);</w:t>
-      </w:r>
-      <w:r>
-        <w:br w:type="textWrapping"/>
-      </w:r>
-      <w:r>
-        <w:t>int stack_size(const FreeSpotStack *s);</w:t>
-      </w:r>
-      <w:r>
-        <w:br w:type="textWrapping"/>
-      </w:r>
-    </w:p>
-    <w:p>
-      <w:pPr>
-        <w:bidi w:val="0"/>
-      </w:pPr>
-      <w:r>
-        <w:t>说明：</w:t>
-      </w:r>
-    </w:p>
-    <w:p>
-      <w:pPr>
-        <w:bidi w:val="0"/>
-      </w:pPr>
-      <w:r>
-        <w:t>支持车位快速分配和释放。</w:t>
-      </w:r>
-    </w:p>
-    <w:p>
-      <w:pPr>
-        <w:bidi w:val="0"/>
-      </w:pPr>
-      <w:r>
-        <w:t>stack_pop 用于入场分配空位。</w:t>
-      </w:r>
-    </w:p>
-    <w:p>
-      <w:pPr>
-        <w:bidi w:val="0"/>
-      </w:pPr>
-      <w:r>
-        <w:t>stack_push 用于释放空位。</w:t>
-      </w:r>
-    </w:p>
-    <w:p>
-      <w:pPr>
-        <w:bidi w:val="0"/>
-      </w:pPr>
-      <w:r>
-        <w:t>4. 等待队列操作</w:t>
-      </w:r>
-    </w:p>
-    <w:p>
-      <w:pPr>
-        <w:bidi w:val="0"/>
-      </w:pPr>
-      <w:r>
-        <w:t>void queue_init(WaitingQueue *q);</w:t>
-      </w:r>
-      <w:r>
-        <w:br w:type="textWrapping"/>
-      </w:r>
-      <w:r>
-        <w:t>void queue_clear(WaitingQueue *q);</w:t>
-      </w:r>
-      <w:r>
-        <w:br w:type="textWrapping"/>
-      </w:r>
-      <w:r>
-        <w:t>void queue_enqueue(WaitingQueue *q, const char *plate, time_t t);</w:t>
-      </w:r>
-      <w:r>
-        <w:br w:type="textWrapping"/>
-      </w:r>
-      <w:r>
-        <w:t>int queue_dequeue(WaitingQueue *q, char *out_plate, time_t *out_t);</w:t>
-      </w:r>
-      <w:r>
-        <w:br w:type="textWrapping"/>
-      </w:r>
-      <w:r>
-        <w:t>int queue_is_empty(const WaitingQueue *q);</w:t>
-      </w:r>
-      <w:r>
-        <w:br w:type="textWrapping"/>
-      </w:r>
-      <w:r>
-        <w:t>int queue_count(const WaitingQueue *q);</w:t>
-      </w:r>
-      <w:r>
-        <w:br w:type="textWrapping"/>
-      </w:r>
-    </w:p>
-    <w:p>
-      <w:pPr>
-        <w:bidi w:val="0"/>
-      </w:pPr>
-      <w:r>
-        <w:t>说明：</w:t>
-      </w:r>
-    </w:p>
-    <w:p>
-      <w:pPr>
-        <w:bidi w:val="0"/>
-      </w:pPr>
-      <w:r>
-        <w:t>queue_enqueue 在停车场满位时加入等待车辆。</w:t>
-      </w:r>
-    </w:p>
-    <w:p>
-      <w:pPr>
-        <w:bidi w:val="0"/>
-      </w:pPr>
-      <w:r>
-        <w:t>queue_dequeue 在有车位释放时取出队头车辆。</w:t>
-      </w:r>
-    </w:p>
-    <w:p>
-      <w:pPr>
-        <w:bidi w:val="0"/>
-      </w:pPr>
-      <w:r>
-        <w:t>queue_count 用于显示当前排队车辆数量。</w:t>
-      </w:r>
-    </w:p>
-    <w:p>
-      <w:pPr>
-        <w:bidi w:val="0"/>
-      </w:pPr>
-      <w:r>
-        <w:t>5. 哈希表操作</w:t>
-      </w:r>
-    </w:p>
-    <w:p>
-      <w:pPr>
-        <w:bidi w:val="0"/>
-      </w:pPr>
-      <w:r>
-        <w:t>unsigned int hash_str(const char *str);</w:t>
-      </w:r>
-      <w:r>
-        <w:br w:type="textWrapping"/>
-      </w:r>
-      <w:r>
-        <w:t>void ht_init(HashMap *ht);</w:t>
-      </w:r>
-      <w:r>
-        <w:br w:type="textWrapping"/>
-      </w:r>
-      <w:r>
-        <w:t>void ht_insert(HashMap *ht, VehicleRecord *rec);</w:t>
-      </w:r>
-      <w:r>
-        <w:br w:type="textWrapping"/>
-      </w:r>
-      <w:r>
-        <w:t>VehicleRecord *ht_find(HashMap *ht, const char *plate);</w:t>
-      </w:r>
-      <w:r>
-        <w:br w:type="textWrapping"/>
-      </w:r>
-      <w:r>
-        <w:t>void ht_remove(HashMap *ht, const char *plate);</w:t>
-      </w:r>
-      <w:r>
-        <w:br w:type="textWrapping"/>
-      </w:r>
-      <w:r>
-        <w:t>void ht_clear(HashMap *ht);</w:t>
-      </w:r>
-      <w:r>
-        <w:br w:type="textWrapping"/>
-      </w:r>
-    </w:p>
-    <w:p>
-      <w:pPr>
-        <w:bidi w:val="0"/>
-      </w:pPr>
-      <w:r>
-        <w:t>说明：</w:t>
-      </w:r>
-    </w:p>
-    <w:p>
-      <w:pPr>
-        <w:bidi w:val="0"/>
-      </w:pPr>
-      <w:r>
-        <w:t>哈希表以车牌号为关键字。</w:t>
-      </w:r>
-    </w:p>
-    <w:p>
-      <w:pPr>
-        <w:bidi w:val="0"/>
-      </w:pPr>
-      <w:r>
-        <w:t>ht_find 支持实时查找车辆。</w:t>
-      </w:r>
-    </w:p>
-    <w:p>
-      <w:pPr>
-        <w:bidi w:val="0"/>
-      </w:pPr>
-      <w:r>
-        <w:t>ht_insert 在车辆入场成功后插入索引。</w:t>
-      </w:r>
-    </w:p>
-    <w:p>
-      <w:pPr>
-        <w:bidi w:val="0"/>
-      </w:pPr>
-      <w:r>
-        <w:t>ht_remove 在车辆出场后删除索引。</w:t>
-      </w:r>
-    </w:p>
-    <w:p>
-      <w:pPr>
-        <w:bidi w:val="0"/>
-      </w:pPr>
-      <w:r>
-        <w:t>6. 停车业务操作</w:t>
-      </w:r>
-    </w:p>
-    <w:p>
-      <w:pPr>
-        <w:bidi w:val="0"/>
-      </w:pPr>
-      <w:r>
-        <w:t>EntryResult vehicle_entry(ParkingSystem *ps, const char *plate);</w:t>
-      </w:r>
-      <w:r>
-        <w:br w:type="textWrapping"/>
-      </w:r>
-      <w:r>
-        <w:t>ExitResult vehicle_exit(ParkingSystem *ps, const char *plate, double *out_fee);</w:t>
-      </w:r>
-      <w:r>
-        <w:br w:type="textWrapping"/>
-      </w:r>
-      <w:r>
-        <w:t>VehicleRecord *find_vehicle(ParkingSystem *ps, const char *plate);</w:t>
-      </w:r>
-      <w:r>
-        <w:br w:type="textWrapping"/>
-      </w:r>
-      <w:r>
-        <w:t>int find_in_queue(ParkingSystem *ps, const char *plate);</w:t>
-      </w:r>
-      <w:r>
-        <w:br w:type="textWrapping"/>
-      </w:r>
-    </w:p>
-    <w:p>
-      <w:pPr>
-        <w:bidi w:val="0"/>
-      </w:pPr>
-      <w:r>
-        <w:t>说明：</w:t>
-      </w:r>
-    </w:p>
-    <w:p>
-      <w:pPr>
-        <w:bidi w:val="0"/>
-      </w:pPr>
-      <w:r>
-        <w:t>vehicle_entry 完成入场、分配车位或进入等待队列。</w:t>
-      </w:r>
-    </w:p>
-    <w:p>
-      <w:pPr>
-        <w:bidi w:val="0"/>
-      </w:pPr>
-      <w:r>
-        <w:t>vehicle_exit 完成出场、计费、释放车位和自动调度。</w:t>
-      </w:r>
-    </w:p>
-    <w:p>
-      <w:pPr>
-        <w:bidi w:val="0"/>
-      </w:pPr>
-      <w:r>
-        <w:t>find_vehicle 查询在场车辆。</w:t>
-      </w:r>
-    </w:p>
-    <w:p>
-      <w:pPr>
-        <w:bidi w:val="0"/>
-      </w:pPr>
-      <w:r>
-        <w:t>find_in_queue 查询等待队列中的车辆位置。</w:t>
-      </w:r>
-    </w:p>
-    <w:p>
-      <w:pPr>
-        <w:bidi w:val="0"/>
-      </w:pPr>
-      <w:r>
-        <w:t>7. 计费操作</w:t>
-      </w:r>
-    </w:p>
-    <w:p>
-      <w:pPr>
-        <w:bidi w:val="0"/>
-      </w:pPr>
-      <w:r>
-        <w:t>double calculate_fee(const FeeRule *rule, int duration_minutes);</w:t>
-      </w:r>
-      <w:r>
-        <w:br w:type="textWrapping"/>
-      </w:r>
-      <w:r>
-        <w:t>void set_fee_rule(ParkingSystem *ps, FeeRule rule);</w:t>
-      </w:r>
-      <w:r>
-        <w:br w:type="textWrapping"/>
-      </w:r>
-    </w:p>
-    <w:p>
-      <w:pPr>
-        <w:bidi w:val="0"/>
-      </w:pPr>
-      <w:r>
-        <w:t>说明：</w:t>
-      </w:r>
-    </w:p>
-    <w:p>
-      <w:pPr>
-        <w:bidi w:val="0"/>
-      </w:pPr>
-      <w:r>
-        <w:t>calculate_fee 根据停车时长和计费规则计算费用。</w:t>
-      </w:r>
-    </w:p>
-    <w:p>
-      <w:pPr>
-        <w:bidi w:val="0"/>
-      </w:pPr>
-      <w:r>
-        <w:t>set_fee_rule 修改系统计费规则。</w:t>
-      </w:r>
-    </w:p>
-    <w:p>
-      <w:pPr>
-        <w:bidi w:val="0"/>
-      </w:pPr>
-      <w:r>
-        <w:t>8. 统计分析操作</w:t>
-      </w:r>
-    </w:p>
-    <w:p>
-      <w:pPr>
-        <w:bidi w:val="0"/>
-      </w:pPr>
-      <w:r>
-        <w:t>统计模块由 zxc 负责，主要基于 history、spots 和 total_revenue 派生统计结果，可设计如下函数原型：</w:t>
-      </w:r>
-    </w:p>
-    <w:p>
-      <w:pPr>
-        <w:bidi w:val="0"/>
-      </w:pPr>
-      <w:r>
-        <w:t>double stats_total_revenue(const ParkingSystem *ps);</w:t>
-      </w:r>
-      <w:r>
-        <w:br w:type="textWrapping"/>
-      </w:r>
-      <w:r>
-        <w:t>int stats_floor_used_count(const ParkingSystem *ps, int floor);</w:t>
-      </w:r>
-      <w:r>
-        <w:br w:type="textWrapping"/>
-      </w:r>
-      <w:r>
-        <w:t>double stats_floor_usage_rate(const ParkingSystem *ps, int floor);</w:t>
-      </w:r>
-      <w:r>
-        <w:br w:type="textWrapping"/>
-      </w:r>
-      <w:r>
-        <w:t>void stats_peak_hours(const ParkingSystem *ps, int hour_counts[24]);</w:t>
-      </w:r>
-      <w:r>
-        <w:br w:type="textWrapping"/>
-      </w:r>
-      <w:r>
-        <w:t>void stats_print_transactions(const ParkingSystem *ps);</w:t>
-      </w:r>
-      <w:r>
-        <w:br w:type="textWrapping"/>
-      </w:r>
-    </w:p>
-    <w:p>
-      <w:pPr>
-        <w:bidi w:val="0"/>
-      </w:pPr>
-      <w:r>
-        <w:t>说明：</w:t>
-      </w:r>
-    </w:p>
-    <w:p>
-      <w:pPr>
-        <w:bidi w:val="0"/>
-      </w:pPr>
-      <w:r>
-        <w:t>统计收入依赖 total_revenue 和 history。</w:t>
-      </w:r>
-    </w:p>
+        </w:rPr>
+        <w:t xml:space="preserve">5、历史交易记录</w:t>
+      </w:r>
+    </w:p>
+    <w:p>
+      <w:pPr/>
+      <w:r>
+        <w:rPr>
+          <w:rFonts w:eastAsia="宋体" w:ascii="Times New Roman" w:hAnsi="Times New Roman"/>
+          <w:sz w:val="21"/>
+          <w:szCs w:val="21"/>
+        </w:rPr>
+        <w:t xml:space="preserve">结构：动态数组 TransactionRecord[]。每条记录包含车牌号、停车位置、入场时间、出场时间、停车时长（分钟）和费用。车辆出场时追加一条交易记录，用于收入统计、高峰时段分析等，支持二进制文件持久化保存和加载。容量不足时自动扩容。</w:t>
+      </w:r>
+    </w:p>
+    <w:p/>
+    <w:p>
+      <w:pPr/>
+      <w:r>
+        <w:rPr>
+          <w:rFonts w:eastAsia="宋体" w:ascii="Times New Roman" w:hAnsi="Times New Roman"/>
+          <w:sz w:val="21"/>
+          <w:szCs w:val="21"/>
+          <w:b/>
+        </w:rPr>
+        <w:t xml:space="preserve">6、文件存储格式</w:t>
+      </w:r>
+    </w:p>
+    <w:p>
+      <w:pPr/>
+      <w:r>
+        <w:rPr>
+          <w:rFonts w:eastAsia="宋体" w:ascii="Times New Roman" w:hAnsi="Times New Roman"/>
+          <w:sz w:val="21"/>
+          <w:szCs w:val="21"/>
+        </w:rPr>
+        <w:t xml:space="preserve">文件名：parking_data.dat（二进制格式）。内容：文件头（魔数 "PARK" + 版本号 + 时间戳 + 记录计数）+ 车位状态区 + 在场记录区 + 等待队列区 + 历史交易区 + 统计数据区。加载时需调用 rebuild_hash_from_spots 重建哈希索引。</w:t>
+      </w:r>
+    </w:p>
+    <w:p/>
+    <w:p/>
+    <w:p>
+      <w:pPr/>
+      <w:r>
+        <w:rPr>
+          <w:rFonts w:eastAsia="宋体" w:ascii="Times New Roman" w:hAnsi="Times New Roman"/>
+          <w:sz w:val="21"/>
+          <w:szCs w:val="21"/>
+          <w:b/>
+        </w:rPr>
+        <w:t xml:space="preserve">数据元素之间的逻辑结构</w:t>
+      </w:r>
+    </w:p>
+    <w:p>
+      <w:pPr/>
+      <w:r>
+        <w:rPr>
+          <w:rFonts w:eastAsia="宋体" w:ascii="Times New Roman" w:hAnsi="Times New Roman"/>
+          <w:sz w:val="21"/>
+          <w:szCs w:val="21"/>
+          <w:b/>
+        </w:rPr>
+        <w:t xml:space="preserve">1. 车位集合 —— 三维数组结构</w:t>
+      </w:r>
+    </w:p>
+    <w:p>
+      <w:pPr/>
+      <w:r>
+        <w:rPr>
+          <w:rFonts w:eastAsia="宋体" w:ascii="Times New Roman" w:hAnsi="Times New Roman"/>
+          <w:sz w:val="21"/>
+          <w:szCs w:val="21"/>
+        </w:rPr>
+        <w:t xml:space="preserve">ParkingSpot spots[FLOORS][ROWS][COLS]。每个元素通过 (floor, row, col) 唯一确定，支持按楼层、行、列遍历。属于多维数组结构，逻辑上按楼层划分为 3 个二维平面，每层 4 行 5 列。</w:t>
+      </w:r>
+    </w:p>
+    <w:p/>
+    <w:p>
+      <w:pPr/>
+      <w:r>
+        <w:rPr>
+          <w:rFonts w:eastAsia="宋体" w:ascii="Times New Roman" w:hAnsi="Times New Roman"/>
+          <w:sz w:val="21"/>
+          <w:szCs w:val="21"/>
+          <w:b/>
+        </w:rPr>
+        <w:t xml:space="preserve">2. 空闲车位集合 —— 栈结构（后进先出）</w:t>
+      </w:r>
+    </w:p>
+    <w:p>
+      <w:pPr/>
+      <w:r>
+        <w:rPr>
+          <w:rFonts w:eastAsia="宋体" w:ascii="Times New Roman" w:hAnsi="Times New Roman"/>
+          <w:sz w:val="21"/>
+          <w:szCs w:val="21"/>
+        </w:rPr>
+        <w:t xml:space="preserve">FreeSpotStack free_spots。入场时从栈顶取一个空位 (stack_pop)，出场且无等待时归还栈顶 (stack_push)。LIFO 特性使最近释放的车位优先被分配，减少车位搜索开销。</w:t>
+      </w:r>
+    </w:p>
+    <w:p/>
+    <w:p>
+      <w:pPr/>
+      <w:r>
+        <w:rPr>
+          <w:rFonts w:eastAsia="宋体" w:ascii="Times New Roman" w:hAnsi="Times New Roman"/>
+          <w:sz w:val="21"/>
+          <w:szCs w:val="21"/>
+          <w:b/>
+        </w:rPr>
+        <w:t xml:space="preserve">3. 等待车辆集合 —— 队列结构（先进先出）</w:t>
+      </w:r>
+    </w:p>
+    <w:p>
+      <w:pPr/>
+      <w:r>
+        <w:rPr>
+          <w:rFonts w:eastAsia="宋体" w:ascii="Times New Roman" w:hAnsi="Times New Roman"/>
+          <w:sz w:val="21"/>
+          <w:szCs w:val="21"/>
+        </w:rPr>
+        <w:t xml:space="preserve">WaitingQueue wait_queue。停车场满位时车辆入队等待；车位释放后队首车辆自动出队并分配车位。FIFO 特性保证排队公平性。</w:t>
+      </w:r>
+    </w:p>
+    <w:p/>
+    <w:p>
+      <w:pPr/>
+      <w:r>
+        <w:rPr>
+          <w:rFonts w:eastAsia="宋体" w:ascii="Times New Roman" w:hAnsi="Times New Roman"/>
+          <w:sz w:val="21"/>
+          <w:szCs w:val="21"/>
+          <w:b/>
+        </w:rPr>
+        <w:t xml:space="preserve">4. 在场车辆索引 —— 哈希表结构（拉链法）</w:t>
+      </w:r>
+    </w:p>
+    <w:p>
+      <w:pPr/>
+      <w:r>
+        <w:rPr>
+          <w:rFonts w:eastAsia="宋体" w:ascii="Times New Roman" w:hAnsi="Times New Roman"/>
+          <w:sz w:val="21"/>
+          <w:szCs w:val="21"/>
+        </w:rPr>
+        <w:t xml:space="preserve">HashMap plate_index。以车牌号为关键字，采用拉链法解决冲突，实现 O(1) 平均查找/插入/删除。支撑实时查找车辆位置、入场查重和出场快速定位。</w:t>
+      </w:r>
+    </w:p>
+    <w:p/>
+    <w:p>
+      <w:pPr/>
+      <w:r>
+        <w:rPr>
+          <w:rFonts w:eastAsia="宋体" w:ascii="Times New Roman" w:hAnsi="Times New Roman"/>
+          <w:sz w:val="21"/>
+          <w:szCs w:val="21"/>
+          <w:b/>
+        </w:rPr>
+        <w:t xml:space="preserve">5. 历史交易集合 —— 动态顺序表</w:t>
+      </w:r>
+    </w:p>
+    <w:p>
+      <w:pPr/>
+      <w:r>
+        <w:rPr>
+          <w:rFonts w:eastAsia="宋体" w:ascii="Times New Roman" w:hAnsi="Times New Roman"/>
+          <w:sz w:val="21"/>
+          <w:szCs w:val="21"/>
+        </w:rPr>
+        <w:t xml:space="preserve">TransactionRecord *history。按交易产生时间追加，容量不足时自动扩容。支持收入统计、历史查询和高峰时段分析。</w:t>
+      </w:r>
+    </w:p>
+    <w:p/>
+    <w:p>
+      <w:pPr/>
+      <w:r>
+        <w:rPr>
+          <w:rFonts w:eastAsia="宋体" w:ascii="Times New Roman" w:hAnsi="Times New Roman"/>
+          <w:sz w:val="21"/>
+          <w:szCs w:val="21"/>
+          <w:b/>
+        </w:rPr>
+        <w:t xml:space="preserve">各数据对象上的基本操作和函数原型</w:t>
+      </w:r>
+    </w:p>
+    <w:p>
+      <w:pPr/>
+      <w:r>
+        <w:rPr>
+          <w:rFonts w:eastAsia="宋体" w:ascii="Times New Roman" w:hAnsi="Times New Roman"/>
+          <w:sz w:val="21"/>
+          <w:szCs w:val="21"/>
+          <w:b/>
+        </w:rPr>
+        <w:t xml:space="preserve">1. 系统初始化和销毁操作</w:t>
+      </w:r>
+    </w:p>
+    <w:p>
+      <w:pPr/>
+      <w:r>
+        <w:rPr>
+          <w:rFonts w:eastAsia="宋体" w:ascii="Times New Roman" w:hAnsi="Times New Roman"/>
+          <w:sz w:val="21"/>
+          <w:szCs w:val="21"/>
+        </w:rPr>
+        <w:t xml:space="preserve">void ds_init(ParkingSystem *ps);</w:t>
+      </w:r>
+    </w:p>
+    <w:p>
+      <w:pPr/>
+      <w:r>
+        <w:rPr>
+          <w:rFonts w:eastAsia="宋体" w:ascii="Times New Roman" w:hAnsi="Times New Roman"/>
+          <w:sz w:val="21"/>
+          <w:szCs w:val="21"/>
+        </w:rPr>
+        <w:t xml:space="preserve">void ds_destroy(ParkingSystem *ps);</w:t>
+      </w:r>
+    </w:p>
+    <w:p>
+      <w:pPr/>
+      <w:r>
+        <w:rPr>
+          <w:rFonts w:eastAsia="宋体" w:ascii="Times New Roman" w:hAnsi="Times New Roman"/>
+          <w:sz w:val="21"/>
+          <w:szCs w:val="21"/>
+        </w:rPr>
+        <w:t xml:space="preserve">说明：ds_init 初始化全部子结构；ds_destroy 释放所有动态内存。</w:t>
+      </w:r>
+    </w:p>
+    <w:p/>
+    <w:p>
+      <w:pPr/>
+      <w:r>
+        <w:rPr>
+          <w:rFonts w:eastAsia="宋体" w:ascii="Times New Roman" w:hAnsi="Times New Roman"/>
+          <w:sz w:val="21"/>
+          <w:szCs w:val="21"/>
+          <w:b/>
+        </w:rPr>
+        <w:t xml:space="preserve">2. 位置对象操作</w:t>
+      </w:r>
+    </w:p>
+    <w:p>
+      <w:pPr/>
+      <w:r>
+        <w:rPr>
+          <w:rFonts w:eastAsia="宋体" w:ascii="Times New Roman" w:hAnsi="Times New Roman"/>
+          <w:sz w:val="21"/>
+          <w:szCs w:val="21"/>
+        </w:rPr>
+        <w:t xml:space="preserve">SpotLocation make_loc(int f, int r, int c);</w:t>
+      </w:r>
+    </w:p>
+    <w:p>
+      <w:pPr/>
+      <w:r>
+        <w:rPr>
+          <w:rFonts w:eastAsia="宋体" w:ascii="Times New Roman" w:hAnsi="Times New Roman"/>
+          <w:sz w:val="21"/>
+          <w:szCs w:val="21"/>
+        </w:rPr>
+        <w:t xml:space="preserve">int loc_equal(SpotLocation a, SpotLocation b);</w:t>
+      </w:r>
+    </w:p>
+    <w:p>
+      <w:pPr/>
+      <w:r>
+        <w:rPr>
+          <w:rFonts w:eastAsia="宋体" w:ascii="Times New Roman" w:hAnsi="Times New Roman"/>
+          <w:sz w:val="21"/>
+          <w:szCs w:val="21"/>
+        </w:rPr>
+        <w:t xml:space="preserve">说明：make_loc 创建车位坐标；loc_equal 判断两个坐标是否相同。</w:t>
+      </w:r>
+    </w:p>
+    <w:p/>
+    <w:p>
+      <w:pPr/>
+      <w:r>
+        <w:rPr>
+          <w:rFonts w:eastAsia="宋体" w:ascii="Times New Roman" w:hAnsi="Times New Roman"/>
+          <w:sz w:val="21"/>
+          <w:szCs w:val="21"/>
+          <w:b/>
+        </w:rPr>
+        <w:t xml:space="preserve">3. 空闲车位栈操作</w:t>
+      </w:r>
+    </w:p>
+    <w:p>
+      <w:pPr/>
+      <w:r>
+        <w:rPr>
+          <w:rFonts w:eastAsia="宋体" w:ascii="Times New Roman" w:hAnsi="Times New Roman"/>
+          <w:sz w:val="21"/>
+          <w:szCs w:val="21"/>
+        </w:rPr>
+        <w:t xml:space="preserve">void stack_init(FreeSpotStack *s, int capacity);</w:t>
+      </w:r>
+    </w:p>
+    <w:p>
+      <w:pPr/>
+      <w:r>
+        <w:rPr>
+          <w:rFonts w:eastAsia="宋体" w:ascii="Times New Roman" w:hAnsi="Times New Roman"/>
+          <w:sz w:val="21"/>
+          <w:szCs w:val="21"/>
+        </w:rPr>
+        <w:t xml:space="preserve">void stack_destroy(FreeSpotStack *s);</w:t>
+      </w:r>
+    </w:p>
+    <w:p>
+      <w:pPr/>
+      <w:r>
+        <w:rPr>
+          <w:rFonts w:eastAsia="宋体" w:ascii="Times New Roman" w:hAnsi="Times New Roman"/>
+          <w:sz w:val="21"/>
+          <w:szCs w:val="21"/>
+        </w:rPr>
+        <w:t xml:space="preserve">void stack_push(FreeSpotStack *s, SpotLocation loc);</w:t>
+      </w:r>
+    </w:p>
+    <w:p>
+      <w:pPr/>
+      <w:r>
+        <w:rPr>
+          <w:rFonts w:eastAsia="宋体" w:ascii="Times New Roman" w:hAnsi="Times New Roman"/>
+          <w:sz w:val="21"/>
+          <w:szCs w:val="21"/>
+        </w:rPr>
+        <w:t xml:space="preserve">SpotLocation stack_pop(FreeSpotStack *s);</w:t>
+      </w:r>
+    </w:p>
+    <w:p>
+      <w:pPr/>
+      <w:r>
+        <w:rPr>
+          <w:rFonts w:eastAsia="宋体" w:ascii="Times New Roman" w:hAnsi="Times New Roman"/>
+          <w:sz w:val="21"/>
+          <w:szCs w:val="21"/>
+        </w:rPr>
+        <w:t xml:space="preserve">int stack_is_empty(FreeSpotStack *s);</w:t>
+      </w:r>
+    </w:p>
+    <w:p>
+      <w:pPr/>
+      <w:r>
+        <w:rPr>
+          <w:rFonts w:eastAsia="宋体" w:ascii="Times New Roman" w:hAnsi="Times New Roman"/>
+          <w:sz w:val="21"/>
+          <w:szCs w:val="21"/>
+        </w:rPr>
+        <w:t xml:space="preserve">int stack_size(FreeSpotStack *s);</w:t>
+      </w:r>
+    </w:p>
+    <w:p>
+      <w:pPr/>
+      <w:r>
+        <w:rPr>
+          <w:rFonts w:eastAsia="宋体" w:ascii="Times New Roman" w:hAnsi="Times New Roman"/>
+          <w:sz w:val="21"/>
+          <w:szCs w:val="21"/>
+        </w:rPr>
+        <w:t xml:space="preserve">说明：stack_pop 用于入场分配空位；stack_push 用于出场释放空位。</w:t>
+      </w:r>
+    </w:p>
+    <w:p/>
+    <w:p>
+      <w:pPr/>
+      <w:r>
+        <w:rPr>
+          <w:rFonts w:eastAsia="宋体" w:ascii="Times New Roman" w:hAnsi="Times New Roman"/>
+          <w:sz w:val="21"/>
+          <w:szCs w:val="21"/>
+          <w:b/>
+        </w:rPr>
+        <w:t xml:space="preserve">4. 等待队列操作</w:t>
+      </w:r>
+    </w:p>
+    <w:p>
+      <w:pPr/>
+      <w:r>
+        <w:rPr>
+          <w:rFonts w:eastAsia="宋体" w:ascii="Times New Roman" w:hAnsi="Times New Roman"/>
+          <w:sz w:val="21"/>
+          <w:szCs w:val="21"/>
+        </w:rPr>
+        <w:t xml:space="preserve">void queue_init(WaitingQueue *q);</w:t>
+      </w:r>
+    </w:p>
+    <w:p>
+      <w:pPr/>
+      <w:r>
+        <w:rPr>
+          <w:rFonts w:eastAsia="宋体" w:ascii="Times New Roman" w:hAnsi="Times New Roman"/>
+          <w:sz w:val="21"/>
+          <w:szCs w:val="21"/>
+        </w:rPr>
+        <w:t xml:space="preserve">void queue_clear(WaitingQueue *q);</w:t>
+      </w:r>
+    </w:p>
+    <w:p>
+      <w:pPr/>
+      <w:r>
+        <w:rPr>
+          <w:rFonts w:eastAsia="宋体" w:ascii="Times New Roman" w:hAnsi="Times New Roman"/>
+          <w:sz w:val="21"/>
+          <w:szCs w:val="21"/>
+        </w:rPr>
+        <w:t xml:space="preserve">void queue_enqueue(WaitingQueue *q, const char *plate, time_t t);</w:t>
+      </w:r>
+    </w:p>
+    <w:p>
+      <w:pPr/>
+      <w:r>
+        <w:rPr>
+          <w:rFonts w:eastAsia="宋体" w:ascii="Times New Roman" w:hAnsi="Times New Roman"/>
+          <w:sz w:val="21"/>
+          <w:szCs w:val="21"/>
+        </w:rPr>
+        <w:t xml:space="preserve">int queue_dequeue(WaitingQueue *q, char *out_plate, time_t *out_t);</w:t>
+      </w:r>
+    </w:p>
+    <w:p>
+      <w:pPr/>
+      <w:r>
+        <w:rPr>
+          <w:rFonts w:eastAsia="宋体" w:ascii="Times New Roman" w:hAnsi="Times New Roman"/>
+          <w:sz w:val="21"/>
+          <w:szCs w:val="21"/>
+        </w:rPr>
+        <w:t xml:space="preserve">int queue_is_empty(WaitingQueue *q);</w:t>
+      </w:r>
+    </w:p>
+    <w:p>
+      <w:pPr/>
+      <w:r>
+        <w:rPr>
+          <w:rFonts w:eastAsia="宋体" w:ascii="Times New Roman" w:hAnsi="Times New Roman"/>
+          <w:sz w:val="21"/>
+          <w:szCs w:val="21"/>
+        </w:rPr>
+        <w:t xml:space="preserve">int queue_count(WaitingQueue *q);</w:t>
+      </w:r>
+    </w:p>
+    <w:p>
+      <w:pPr/>
+      <w:r>
+        <w:rPr>
+          <w:rFonts w:eastAsia="宋体" w:ascii="Times New Roman" w:hAnsi="Times New Roman"/>
+          <w:sz w:val="21"/>
+          <w:szCs w:val="21"/>
+        </w:rPr>
+        <w:t xml:space="preserve">int find_in_queue(ParkingSystem *ps, const char *plate);</w:t>
+      </w:r>
+    </w:p>
+    <w:p>
+      <w:pPr/>
+      <w:r>
+        <w:rPr>
+          <w:rFonts w:eastAsia="宋体" w:ascii="Times New Roman" w:hAnsi="Times New Roman"/>
+          <w:sz w:val="21"/>
+          <w:szCs w:val="21"/>
+        </w:rPr>
+        <w:t xml:space="preserve">说明：queue_enqueue 满位时入队；queue_dequeue 有车位时取出队首。</w:t>
+      </w:r>
+    </w:p>
+    <w:p/>
+    <w:p>
+      <w:pPr/>
+      <w:r>
+        <w:rPr>
+          <w:rFonts w:eastAsia="宋体" w:ascii="Times New Roman" w:hAnsi="Times New Roman"/>
+          <w:sz w:val="21"/>
+          <w:szCs w:val="21"/>
+          <w:b/>
+        </w:rPr>
+        <w:t xml:space="preserve">5. 哈希表操作</w:t>
+      </w:r>
+    </w:p>
+    <w:p>
+      <w:pPr/>
+      <w:r>
+        <w:rPr>
+          <w:rFonts w:eastAsia="宋体" w:ascii="Times New Roman" w:hAnsi="Times New Roman"/>
+          <w:sz w:val="21"/>
+          <w:szCs w:val="21"/>
+        </w:rPr>
+        <w:t xml:space="preserve">unsigned int hash_str(const char *str);</w:t>
+      </w:r>
+    </w:p>
+    <w:p>
+      <w:pPr/>
+      <w:r>
+        <w:rPr>
+          <w:rFonts w:eastAsia="宋体" w:ascii="Times New Roman" w:hAnsi="Times New Roman"/>
+          <w:sz w:val="21"/>
+          <w:szCs w:val="21"/>
+        </w:rPr>
+        <w:t xml:space="preserve">void ht_init(HashMap *ht);</w:t>
+      </w:r>
+    </w:p>
+    <w:p>
+      <w:pPr/>
+      <w:r>
+        <w:rPr>
+          <w:rFonts w:eastAsia="宋体" w:ascii="Times New Roman" w:hAnsi="Times New Roman"/>
+          <w:sz w:val="21"/>
+          <w:szCs w:val="21"/>
+        </w:rPr>
+        <w:t xml:space="preserve">void ht_insert(HashMap *ht, VehicleRecord *rec);</w:t>
+      </w:r>
+    </w:p>
+    <w:p>
+      <w:pPr/>
+      <w:r>
+        <w:rPr>
+          <w:rFonts w:eastAsia="宋体" w:ascii="Times New Roman" w:hAnsi="Times New Roman"/>
+          <w:sz w:val="21"/>
+          <w:szCs w:val="21"/>
+        </w:rPr>
+        <w:t xml:space="preserve">VehicleRecord *ht_find(HashMap *ht, const char *plate);</w:t>
+      </w:r>
+    </w:p>
+    <w:p>
+      <w:pPr/>
+      <w:r>
+        <w:rPr>
+          <w:rFonts w:eastAsia="宋体" w:ascii="Times New Roman" w:hAnsi="Times New Roman"/>
+          <w:sz w:val="21"/>
+          <w:szCs w:val="21"/>
+        </w:rPr>
+        <w:t xml:space="preserve">void ht_remove(HashMap *ht, const char *plate);</w:t>
+      </w:r>
+    </w:p>
+    <w:p>
+      <w:pPr/>
+      <w:r>
+        <w:rPr>
+          <w:rFonts w:eastAsia="宋体" w:ascii="Times New Roman" w:hAnsi="Times New Roman"/>
+          <w:sz w:val="21"/>
+          <w:szCs w:val="21"/>
+        </w:rPr>
+        <w:t xml:space="preserve">void ht_clear(HashMap *ht);</w:t>
+      </w:r>
+    </w:p>
+    <w:p>
+      <w:pPr/>
+      <w:r>
+        <w:rPr>
+          <w:rFonts w:eastAsia="宋体" w:ascii="Times New Roman" w:hAnsi="Times New Roman"/>
+          <w:sz w:val="21"/>
+          <w:szCs w:val="21"/>
+        </w:rPr>
+        <w:t xml:space="preserve">说明：ht_find 支持实时查找；ht_insert 入场成功时插入；ht_remove 出场后删除。</w:t>
+      </w:r>
+    </w:p>
+    <w:p/>
+    <w:p>
+      <w:pPr/>
+      <w:r>
+        <w:rPr>
+          <w:rFonts w:eastAsia="宋体" w:ascii="Times New Roman" w:hAnsi="Times New Roman"/>
+          <w:sz w:val="21"/>
+          <w:szCs w:val="21"/>
+          <w:b/>
+        </w:rPr>
+        <w:t xml:space="preserve">6. 停车业务操作</w:t>
+      </w:r>
+    </w:p>
+    <w:p>
+      <w:pPr/>
+      <w:r>
+        <w:rPr>
+          <w:rFonts w:eastAsia="宋体" w:ascii="Times New Roman" w:hAnsi="Times New Roman"/>
+          <w:sz w:val="21"/>
+          <w:szCs w:val="21"/>
+        </w:rPr>
+        <w:t xml:space="preserve">EntryResult vehicle_entry(ParkingSystem *ps, const char *plate);</w:t>
+      </w:r>
+    </w:p>
+    <w:p>
+      <w:pPr/>
+      <w:r>
+        <w:rPr>
+          <w:rFonts w:eastAsia="宋体" w:ascii="Times New Roman" w:hAnsi="Times New Roman"/>
+          <w:sz w:val="21"/>
+          <w:szCs w:val="21"/>
+        </w:rPr>
+        <w:t xml:space="preserve">ExitResult vehicle_exit(ParkingSystem *ps, const char *plate, double *out_fee);</w:t>
+      </w:r>
+    </w:p>
+    <w:p>
+      <w:pPr/>
+      <w:r>
+        <w:rPr>
+          <w:rFonts w:eastAsia="宋体" w:ascii="Times New Roman" w:hAnsi="Times New Roman"/>
+          <w:sz w:val="21"/>
+          <w:szCs w:val="21"/>
+        </w:rPr>
+        <w:t xml:space="preserve">VehicleRecord *find_vehicle(ParkingSystem *ps, const char *plate);</w:t>
+      </w:r>
+    </w:p>
+    <w:p>
+      <w:pPr/>
+      <w:r>
+        <w:rPr>
+          <w:rFonts w:eastAsia="宋体" w:ascii="Times New Roman" w:hAnsi="Times New Roman"/>
+          <w:sz w:val="21"/>
+          <w:szCs w:val="21"/>
+        </w:rPr>
+        <w:t xml:space="preserve">说明：vehicle_entry 入场分配或排队；vehicle_exit 出场计费+释放+调度。</w:t>
+      </w:r>
+    </w:p>
+    <w:p/>
+    <w:p>
+      <w:pPr/>
+      <w:r>
+        <w:rPr>
+          <w:rFonts w:eastAsia="宋体" w:ascii="Times New Roman" w:hAnsi="Times New Roman"/>
+          <w:sz w:val="21"/>
+          <w:szCs w:val="21"/>
+          <w:b/>
+        </w:rPr>
+        <w:t xml:space="preserve">7. 计费操作</w:t>
+      </w:r>
+    </w:p>
+    <w:p>
+      <w:pPr/>
+      <w:r>
+        <w:rPr>
+          <w:rFonts w:eastAsia="宋体" w:ascii="Times New Roman" w:hAnsi="Times New Roman"/>
+          <w:sz w:val="21"/>
+          <w:szCs w:val="21"/>
+        </w:rPr>
+        <w:t xml:space="preserve">double calculate_fee(const FeeRule *rule, int duration_minutes);</w:t>
+      </w:r>
+    </w:p>
+    <w:p>
+      <w:pPr/>
+      <w:r>
+        <w:rPr>
+          <w:rFonts w:eastAsia="宋体" w:ascii="Times New Roman" w:hAnsi="Times New Roman"/>
+          <w:sz w:val="21"/>
+          <w:szCs w:val="21"/>
+        </w:rPr>
+        <w:t xml:space="preserve">void set_fee_rule(ParkingSystem *ps, FeeRule rule);</w:t>
+      </w:r>
+    </w:p>
+    <w:p>
+      <w:pPr/>
+      <w:r>
+        <w:rPr>
+          <w:rFonts w:eastAsia="宋体" w:ascii="Times New Roman" w:hAnsi="Times New Roman"/>
+          <w:sz w:val="21"/>
+          <w:szCs w:val="21"/>
+        </w:rPr>
+        <w:t xml:space="preserve">说明：calculate_fee 按规则计算费用；set_fee_rule 修改系统计费规则。</w:t>
+      </w:r>
+    </w:p>
+    <w:p/>
+    <w:p>
+      <w:pPr/>
+      <w:r>
+        <w:rPr>
+          <w:rFonts w:eastAsia="宋体" w:ascii="Times New Roman" w:hAnsi="Times New Roman"/>
+          <w:sz w:val="21"/>
+          <w:szCs w:val="21"/>
+          <w:b/>
+        </w:rPr>
+        <w:t xml:space="preserve">8. 统计分析操作</w:t>
+      </w:r>
+    </w:p>
+    <w:p>
+      <w:pPr/>
+      <w:r>
+        <w:rPr>
+          <w:rFonts w:eastAsia="宋体" w:ascii="Times New Roman" w:hAnsi="Times New Roman"/>
+          <w:sz w:val="21"/>
+          <w:szCs w:val="21"/>
+        </w:rPr>
+        <w:t xml:space="preserve">double stats_total_revenue(const ParkingSystem *ps);</w:t>
+      </w:r>
+    </w:p>
+    <w:p>
+      <w:pPr/>
+      <w:r>
+        <w:rPr>
+          <w:rFonts w:eastAsia="宋体" w:ascii="Times New Roman" w:hAnsi="Times New Roman"/>
+          <w:sz w:val="21"/>
+          <w:szCs w:val="21"/>
+        </w:rPr>
+        <w:t xml:space="preserve">int stats_floor_used_count(const ParkingSystem *ps, int floor);</w:t>
+      </w:r>
+    </w:p>
+    <w:p>
+      <w:pPr/>
+      <w:r>
+        <w:rPr>
+          <w:rFonts w:eastAsia="宋体" w:ascii="Times New Roman" w:hAnsi="Times New Roman"/>
+          <w:sz w:val="21"/>
+          <w:szCs w:val="21"/>
+        </w:rPr>
+        <w:t xml:space="preserve">double stats_floor_usage_rate(const ParkingSystem *ps, int floor);</w:t>
+      </w:r>
+    </w:p>
+    <w:p>
+      <w:pPr/>
+      <w:r>
+        <w:rPr>
+          <w:rFonts w:eastAsia="宋体" w:ascii="Times New Roman" w:hAnsi="Times New Roman"/>
+          <w:sz w:val="21"/>
+          <w:szCs w:val="21"/>
+        </w:rPr>
+        <w:t xml:space="preserve">void stats_peak_hours(const ParkingSystem *ps);</w:t>
+      </w:r>
+    </w:p>
+    <w:p>
+      <w:pPr/>
+      <w:r>
+        <w:rPr>
+          <w:rFonts w:eastAsia="宋体" w:ascii="Times New Roman" w:hAnsi="Times New Roman"/>
+          <w:sz w:val="21"/>
+          <w:szCs w:val="21"/>
+        </w:rPr>
+        <w:t xml:space="preserve">说明：统计收入依赖 total_revenue 和 history。</w:t>
+      </w:r>
+    </w:p>
+    <w:p/>
     <w:p>
       <w:pPr>
         <w:bidi w:val="0"/>
@@ -14733,6 +10277,8 @@
       <w:r>
         <w:t xml:space="preserve">规则: </w:t>
       </w:r>
+      <w:bookmarkStart w:id="32" w:name="_GoBack"/>
+      <w:bookmarkEnd w:id="32"/>
     </w:p>
     <w:p>
       <w:pPr>
@@ -14782,8 +10328,6 @@
           <w:lang w:val="en-US" w:eastAsia="zh-CN" w:bidi="ar"/>
         </w:rPr>
       </w:pPr>
-      <w:bookmarkStart w:id="32" w:name="_GoBack"/>
-      <w:bookmarkEnd w:id="32"/>
     </w:p>
     <w:p>
       <w:pPr>
@@ -14799,8 +10343,8 @@
           <w:lang w:val="en-US" w:eastAsia="zh-CN"/>
         </w:rPr>
       </w:pPr>
-      <w:bookmarkStart w:id="21" w:name="_Toc9462"/>
-      <w:bookmarkStart w:id="22" w:name="_Toc29620"/>
+      <w:bookmarkStart w:id="21" w:name="_Toc29620"/>
+      <w:bookmarkStart w:id="22" w:name="_Toc9462"/>
       <w:r>
         <w:rPr>
           <w:rFonts w:hint="eastAsia"/>
@@ -15893,7 +11437,7 @@
     <w:lsdException w:unhideWhenUsed="0" w:uiPriority="0" w:semiHidden="0" w:name="macro"/>
     <w:lsdException w:unhideWhenUsed="0" w:uiPriority="0" w:semiHidden="0" w:name="toa heading"/>
     <w:lsdException w:unhideWhenUsed="0" w:uiPriority="0" w:semiHidden="0" w:name="List"/>
-    <w:lsdException w:unhideWhenUsed="0" w:uiPriority="0" w:semiHidden="0" w:name="List Bullet"/>
+    <w:lsdException w:qFormat="1" w:unhideWhenUsed="0" w:uiPriority="0" w:semiHidden="0" w:name="List Bullet"/>
     <w:lsdException w:qFormat="1" w:unhideWhenUsed="0" w:uiPriority="0" w:semiHidden="0" w:name="List Number"/>
     <w:lsdException w:unhideWhenUsed="0" w:uiPriority="0" w:semiHidden="0" w:name="List 2"/>
     <w:lsdException w:unhideWhenUsed="0" w:uiPriority="0" w:semiHidden="0" w:name="List 3"/>
@@ -16237,6 +11781,7 @@
   <w:style w:type="paragraph" w:styleId="8">
     <w:name w:val="List Bullet"/>
     <w:basedOn w:val="1"/>
+    <w:qFormat/>
     <w:uiPriority w:val="0"/>
     <w:pPr>
       <w:numPr>
